--- a/Kich_Ban_Thuyet_Trinh_OWASP_WNC_G01.docx
+++ b/Kich_Ban_Thuyet_Trinh_OWASP_WNC_G01.docx
@@ -29,7 +29,7 @@
     </w:p>
     <w:p>
       <w:pPr>
-        <w:spacing w:before="280" w:after="120"/>
+        <w:spacing w:before="240" w:after="80"/>
         <w:jc w:val="center"/>
       </w:pPr>
       <w:r>
@@ -37,16 +37,16 @@
           <w:rFonts w:ascii="Arial" w:hAnsi="Arial"/>
           <w:b/>
           <w:color w:val="BE123C"/>
-          <w:sz w:val="34"/>
+          <w:sz w:val="30"/>
         </w:rPr>
-        <w:t>KỊCH BẢN THUYẾT TRÌNH &amp; THỰC NGHIỆM CHI TIẾT</w:t>
+        <w:t>KỊCH BẢN THUYẾT TRÌNH &amp; HƯỚNG DẪN BẢO VỆ CHUYÊN ĐỀ OWASP</w:t>
         <w:br/>
-        <w:t>CHUYÊN ĐỀ BẢO MẬT WEB (OWASP TOP 10)</w:t>
+        <w:t>(BẢN NÓI MIỆNG TỰ NHIÊN — CẤU TRÚC 3 BƯỚC CHUẨN 10/10)</w:t>
       </w:r>
     </w:p>
     <w:p>
       <w:pPr>
-        <w:spacing w:after="280"/>
+        <w:spacing w:after="240"/>
         <w:jc w:val="center"/>
       </w:pPr>
       <w:r>
@@ -54,646 +54,27 @@
           <w:rFonts w:ascii="Arial" w:hAnsi="Arial"/>
           <w:i/>
           <w:color w:val="0F172A"/>
-          <w:sz w:val="21"/>
+          <w:sz w:val="20"/>
         </w:rPr>
-        <w:t>(Tài liệu điều hành bảo vệ đề tài — Đồng bộ 100% với Slide Master 19 trang)</w:t>
+        <w:t>Đề tài BTL liên hệ: Website Cung Cấp Dịch Vụ Tư Vấn Trực Tuyến • Nhóm WNC.G01</w:t>
         <w:br/>
-        <w:t>Đề tài BTL liên hệ: Website Cung Cấp Dịch Vụ Tư Vấn Trực Tuyến • Nhóm WNC.G01</w:t>
+        <w:t>(Học: SQL Injection • Bình: Stored XSS • Cường: CSRF Attack)</w:t>
       </w:r>
-    </w:p>
-    <w:tbl>
-      <w:tblPr>
-        <w:tblW w:type="auto" w:w="0"/>
-        <w:jc w:val="center"/>
-        <w:tblLayout w:type="fixed"/>
-        <w:tblLook w:firstColumn="1" w:firstRow="1" w:lastColumn="0" w:lastRow="0" w:noHBand="0" w:noVBand="1" w:val="04A0"/>
-      </w:tblPr>
-      <w:tblGrid>
-        <w:gridCol w:w="2340"/>
-        <w:gridCol w:w="2340"/>
-        <w:gridCol w:w="2340"/>
-        <w:gridCol w:w="2340"/>
-      </w:tblGrid>
-      <w:tr>
-        <w:tc>
-          <w:tcPr>
-            <w:tcW w:type="dxa" w:w="2592"/>
-            <w:shd w:fill="1D4ED8"/>
-            <w:tcMar>
-              <w:top w:w="80" w:type="dxa"/>
-              <w:bottom w:w="80" w:type="dxa"/>
-              <w:left w:w="100" w:type="dxa"/>
-              <w:right w:w="100" w:type="dxa"/>
-            </w:tcMar>
-          </w:tcPr>
-          <w:p>
-            <w:pPr>
-              <w:jc w:val="center"/>
-            </w:pPr>
-            <w:r>
-              <w:rPr>
-                <w:rFonts w:ascii="Arial" w:hAnsi="Arial"/>
-                <w:b/>
-                <w:color w:val="FFFFFF"/>
-                <w:sz w:val="20"/>
-              </w:rPr>
-              <w:t>Thành viên</w:t>
-            </w:r>
-          </w:p>
-        </w:tc>
-        <w:tc>
-          <w:tcPr>
-            <w:tcW w:type="dxa" w:w="2016"/>
-            <w:shd w:fill="1D4ED8"/>
-            <w:tcMar>
-              <w:top w:w="80" w:type="dxa"/>
-              <w:bottom w:w="80" w:type="dxa"/>
-              <w:left w:w="100" w:type="dxa"/>
-              <w:right w:w="100" w:type="dxa"/>
-            </w:tcMar>
-          </w:tcPr>
-          <w:p>
-            <w:pPr>
-              <w:jc w:val="center"/>
-            </w:pPr>
-            <w:r>
-              <w:rPr>
-                <w:rFonts w:ascii="Arial" w:hAnsi="Arial"/>
-                <w:b/>
-                <w:color w:val="FFFFFF"/>
-                <w:sz w:val="20"/>
-              </w:rPr>
-              <w:t>MSV / Vai trò</w:t>
-            </w:r>
-          </w:p>
-        </w:tc>
-        <w:tc>
-          <w:tcPr>
-            <w:tcW w:type="dxa" w:w="2592"/>
-            <w:shd w:fill="1D4ED8"/>
-            <w:tcMar>
-              <w:top w:w="80" w:type="dxa"/>
-              <w:bottom w:w="80" w:type="dxa"/>
-              <w:left w:w="100" w:type="dxa"/>
-              <w:right w:w="100" w:type="dxa"/>
-            </w:tcMar>
-          </w:tcPr>
-          <w:p>
-            <w:pPr>
-              <w:jc w:val="center"/>
-            </w:pPr>
-            <w:r>
-              <w:rPr>
-                <w:rFonts w:ascii="Arial" w:hAnsi="Arial"/>
-                <w:b/>
-                <w:color w:val="FFFFFF"/>
-                <w:sz w:val="20"/>
-              </w:rPr>
-              <w:t>Chủ đề phụ trách</w:t>
-            </w:r>
-          </w:p>
-        </w:tc>
-        <w:tc>
-          <w:tcPr>
-            <w:tcW w:type="dxa" w:w="3312"/>
-            <w:shd w:fill="1D4ED8"/>
-            <w:tcMar>
-              <w:top w:w="80" w:type="dxa"/>
-              <w:bottom w:w="80" w:type="dxa"/>
-              <w:left w:w="100" w:type="dxa"/>
-              <w:right w:w="100" w:type="dxa"/>
-            </w:tcMar>
-          </w:tcPr>
-          <w:p>
-            <w:pPr>
-              <w:jc w:val="center"/>
-            </w:pPr>
-            <w:r>
-              <w:rPr>
-                <w:rFonts w:ascii="Arial" w:hAnsi="Arial"/>
-                <w:b/>
-                <w:color w:val="FFFFFF"/>
-                <w:sz w:val="20"/>
-              </w:rPr>
-              <w:t>Gắn kết bài toán BTL</w:t>
-            </w:r>
-          </w:p>
-        </w:tc>
-      </w:tr>
-      <w:tr>
-        <w:tc>
-          <w:tcPr>
-            <w:tcW w:type="dxa" w:w="2592"/>
-            <w:shd w:fill="F8FAFC"/>
-            <w:tcMar>
-              <w:top w:w="70" w:type="dxa"/>
-              <w:bottom w:w="70" w:type="dxa"/>
-              <w:left w:w="90" w:type="dxa"/>
-              <w:right w:w="90" w:type="dxa"/>
-            </w:tcMar>
-          </w:tcPr>
-          <w:p>
-            <w:pPr>
-              <w:spacing w:line="276" w:lineRule="auto" w:after="0"/>
-            </w:pPr>
-            <w:r>
-              <w:rPr>
-                <w:rFonts w:ascii="Arial" w:hAnsi="Arial"/>
-                <w:b/>
-                <w:color w:val="0F172A"/>
-                <w:sz w:val="19"/>
-              </w:rPr>
-              <w:t>Nguyễn Danh Học</w:t>
-            </w:r>
-          </w:p>
-        </w:tc>
-        <w:tc>
-          <w:tcPr>
-            <w:tcW w:type="dxa" w:w="2016"/>
-            <w:shd w:fill="F8FAFC"/>
-            <w:tcMar>
-              <w:top w:w="70" w:type="dxa"/>
-              <w:bottom w:w="70" w:type="dxa"/>
-              <w:left w:w="90" w:type="dxa"/>
-              <w:right w:w="90" w:type="dxa"/>
-            </w:tcMar>
-          </w:tcPr>
-          <w:p>
-            <w:pPr>
-              <w:spacing w:line="276" w:lineRule="auto" w:after="0"/>
-            </w:pPr>
-            <w:r>
-              <w:rPr>
-                <w:rFonts w:ascii="Arial" w:hAnsi="Arial"/>
-                <w:sz w:val="19"/>
-              </w:rPr>
-              <w:t>23A1001D0158</w:t>
-              <w:br/>
-              <w:t>Trưởng nhóm</w:t>
-            </w:r>
-          </w:p>
-        </w:tc>
-        <w:tc>
-          <w:tcPr>
-            <w:tcW w:type="dxa" w:w="2592"/>
-            <w:shd w:fill="F8FAFC"/>
-            <w:tcMar>
-              <w:top w:w="70" w:type="dxa"/>
-              <w:bottom w:w="70" w:type="dxa"/>
-              <w:left w:w="90" w:type="dxa"/>
-              <w:right w:w="90" w:type="dxa"/>
-            </w:tcMar>
-          </w:tcPr>
-          <w:p>
-            <w:pPr>
-              <w:spacing w:line="276" w:lineRule="auto" w:after="0"/>
-            </w:pPr>
-            <w:r>
-              <w:rPr>
-                <w:rFonts w:ascii="Arial" w:hAnsi="Arial"/>
-                <w:b/>
-                <w:color w:val="1D4ED8"/>
-                <w:sz w:val="19"/>
-              </w:rPr>
-              <w:t>Chủ đề 1: SQL Injection</w:t>
-              <w:br/>
-              <w:t>(OWASP A03:2021)</w:t>
-            </w:r>
-          </w:p>
-        </w:tc>
-        <w:tc>
-          <w:tcPr>
-            <w:tcW w:type="dxa" w:w="3312"/>
-            <w:shd w:fill="F8FAFC"/>
-            <w:tcMar>
-              <w:top w:w="70" w:type="dxa"/>
-              <w:bottom w:w="70" w:type="dxa"/>
-              <w:left w:w="90" w:type="dxa"/>
-              <w:right w:w="90" w:type="dxa"/>
-            </w:tcMar>
-          </w:tcPr>
-          <w:p>
-            <w:pPr>
-              <w:spacing w:line="276" w:lineRule="auto" w:after="0"/>
-            </w:pPr>
-            <w:r>
-              <w:rPr>
-                <w:rFonts w:ascii="Arial" w:hAnsi="Arial"/>
-                <w:sz w:val="19"/>
-              </w:rPr>
-              <w:t>Module Đăng nhập &amp; Xác thực 3 Role (Customer, Specialist, Admin)</w:t>
-            </w:r>
-          </w:p>
-        </w:tc>
-      </w:tr>
-      <w:tr>
-        <w:tc>
-          <w:tcPr>
-            <w:tcW w:type="dxa" w:w="2592"/>
-            <w:shd w:fill="FFFFFF"/>
-            <w:tcMar>
-              <w:top w:w="70" w:type="dxa"/>
-              <w:bottom w:w="70" w:type="dxa"/>
-              <w:left w:w="90" w:type="dxa"/>
-              <w:right w:w="90" w:type="dxa"/>
-            </w:tcMar>
-          </w:tcPr>
-          <w:p>
-            <w:pPr>
-              <w:spacing w:line="276" w:lineRule="auto" w:after="0"/>
-            </w:pPr>
-            <w:r>
-              <w:rPr>
-                <w:rFonts w:ascii="Arial" w:hAnsi="Arial"/>
-                <w:b/>
-                <w:color w:val="0F172A"/>
-                <w:sz w:val="19"/>
-              </w:rPr>
-              <w:t>Nguyễn Thanh Bình</w:t>
-            </w:r>
-          </w:p>
-        </w:tc>
-        <w:tc>
-          <w:tcPr>
-            <w:tcW w:type="dxa" w:w="2016"/>
-            <w:shd w:fill="FFFFFF"/>
-            <w:tcMar>
-              <w:top w:w="70" w:type="dxa"/>
-              <w:bottom w:w="70" w:type="dxa"/>
-              <w:left w:w="90" w:type="dxa"/>
-              <w:right w:w="90" w:type="dxa"/>
-            </w:tcMar>
-          </w:tcPr>
-          <w:p>
-            <w:pPr>
-              <w:spacing w:line="276" w:lineRule="auto" w:after="0"/>
-            </w:pPr>
-            <w:r>
-              <w:rPr>
-                <w:rFonts w:ascii="Arial" w:hAnsi="Arial"/>
-                <w:sz w:val="19"/>
-              </w:rPr>
-              <w:t>23A1001D0041</w:t>
-              <w:br/>
-              <w:t>Thành viên</w:t>
-            </w:r>
-          </w:p>
-        </w:tc>
-        <w:tc>
-          <w:tcPr>
-            <w:tcW w:type="dxa" w:w="2592"/>
-            <w:shd w:fill="FFFFFF"/>
-            <w:tcMar>
-              <w:top w:w="70" w:type="dxa"/>
-              <w:bottom w:w="70" w:type="dxa"/>
-              <w:left w:w="90" w:type="dxa"/>
-              <w:right w:w="90" w:type="dxa"/>
-            </w:tcMar>
-          </w:tcPr>
-          <w:p>
-            <w:pPr>
-              <w:spacing w:line="276" w:lineRule="auto" w:after="0"/>
-            </w:pPr>
-            <w:r>
-              <w:rPr>
-                <w:rFonts w:ascii="Arial" w:hAnsi="Arial"/>
-                <w:b/>
-                <w:color w:val="1D4ED8"/>
-                <w:sz w:val="19"/>
-              </w:rPr>
-              <w:t>Chủ đề 2: Stored XSS</w:t>
-              <w:br/>
-              <w:t>(OWASP A03:2021)</w:t>
-            </w:r>
-          </w:p>
-        </w:tc>
-        <w:tc>
-          <w:tcPr>
-            <w:tcW w:type="dxa" w:w="3312"/>
-            <w:shd w:fill="FFFFFF"/>
-            <w:tcMar>
-              <w:top w:w="70" w:type="dxa"/>
-              <w:bottom w:w="70" w:type="dxa"/>
-              <w:left w:w="90" w:type="dxa"/>
-              <w:right w:w="90" w:type="dxa"/>
-            </w:tcMar>
-          </w:tcPr>
-          <w:p>
-            <w:pPr>
-              <w:spacing w:line="276" w:lineRule="auto" w:after="0"/>
-            </w:pPr>
-            <w:r>
-              <w:rPr>
-                <w:rFonts w:ascii="Arial" w:hAnsi="Arial"/>
-                <w:sz w:val="19"/>
-              </w:rPr>
-              <w:t>Module Nhận xét &amp; Đánh giá chất lượng chuyên gia (Reviews/Rating)</w:t>
-            </w:r>
-          </w:p>
-        </w:tc>
-      </w:tr>
-      <w:tr>
-        <w:tc>
-          <w:tcPr>
-            <w:tcW w:type="dxa" w:w="2592"/>
-            <w:shd w:fill="F8FAFC"/>
-            <w:tcMar>
-              <w:top w:w="70" w:type="dxa"/>
-              <w:bottom w:w="70" w:type="dxa"/>
-              <w:left w:w="90" w:type="dxa"/>
-              <w:right w:w="90" w:type="dxa"/>
-            </w:tcMar>
-          </w:tcPr>
-          <w:p>
-            <w:pPr>
-              <w:spacing w:line="276" w:lineRule="auto" w:after="0"/>
-            </w:pPr>
-            <w:r>
-              <w:rPr>
-                <w:rFonts w:ascii="Arial" w:hAnsi="Arial"/>
-                <w:b/>
-                <w:color w:val="0F172A"/>
-                <w:sz w:val="19"/>
-              </w:rPr>
-              <w:t>Nguyễn Minh Cường</w:t>
-            </w:r>
-          </w:p>
-        </w:tc>
-        <w:tc>
-          <w:tcPr>
-            <w:tcW w:type="dxa" w:w="2016"/>
-            <w:shd w:fill="F8FAFC"/>
-            <w:tcMar>
-              <w:top w:w="70" w:type="dxa"/>
-              <w:bottom w:w="70" w:type="dxa"/>
-              <w:left w:w="90" w:type="dxa"/>
-              <w:right w:w="90" w:type="dxa"/>
-            </w:tcMar>
-          </w:tcPr>
-          <w:p>
-            <w:pPr>
-              <w:spacing w:line="276" w:lineRule="auto" w:after="0"/>
-            </w:pPr>
-            <w:r>
-              <w:rPr>
-                <w:rFonts w:ascii="Arial" w:hAnsi="Arial"/>
-                <w:sz w:val="19"/>
-              </w:rPr>
-              <w:t>23A1001D0058</w:t>
-              <w:br/>
-              <w:t>Thành viên</w:t>
-            </w:r>
-          </w:p>
-        </w:tc>
-        <w:tc>
-          <w:tcPr>
-            <w:tcW w:type="dxa" w:w="2592"/>
-            <w:shd w:fill="F8FAFC"/>
-            <w:tcMar>
-              <w:top w:w="70" w:type="dxa"/>
-              <w:bottom w:w="70" w:type="dxa"/>
-              <w:left w:w="90" w:type="dxa"/>
-              <w:right w:w="90" w:type="dxa"/>
-            </w:tcMar>
-          </w:tcPr>
-          <w:p>
-            <w:pPr>
-              <w:spacing w:line="276" w:lineRule="auto" w:after="0"/>
-            </w:pPr>
-            <w:r>
-              <w:rPr>
-                <w:rFonts w:ascii="Arial" w:hAnsi="Arial"/>
-                <w:b/>
-                <w:color w:val="1D4ED8"/>
-                <w:sz w:val="19"/>
-              </w:rPr>
-              <w:t>Chủ đề 3: CSRF Attack</w:t>
-              <w:br/>
-              <w:t>(A01:2021 / Session)</w:t>
-            </w:r>
-          </w:p>
-        </w:tc>
-        <w:tc>
-          <w:tcPr>
-            <w:tcW w:type="dxa" w:w="3312"/>
-            <w:shd w:fill="F8FAFC"/>
-            <w:tcMar>
-              <w:top w:w="70" w:type="dxa"/>
-              <w:bottom w:w="70" w:type="dxa"/>
-              <w:left w:w="90" w:type="dxa"/>
-              <w:right w:w="90" w:type="dxa"/>
-            </w:tcMar>
-          </w:tcPr>
-          <w:p>
-            <w:pPr>
-              <w:spacing w:line="276" w:lineRule="auto" w:after="0"/>
-            </w:pPr>
-            <w:r>
-              <w:rPr>
-                <w:rFonts w:ascii="Arial" w:hAnsi="Arial"/>
-                <w:sz w:val="19"/>
-              </w:rPr>
-              <w:t>Module Giao dịch Ví tiền tư vấn &amp; Đặt lịch hẹn qua AJAX Fetch API</w:t>
-            </w:r>
-          </w:p>
-        </w:tc>
-      </w:tr>
-    </w:tbl>
-    <w:p>
-      <w:pPr>
-        <w:spacing w:after="200"/>
-      </w:pPr>
     </w:p>
     <w:p>
       <w:pPr>
         <w:pStyle w:val="Heading2"/>
-        <w:spacing w:before="280" w:after="80"/>
+        <w:spacing w:before="240" w:after="80"/>
       </w:pPr>
       <w:r>
         <w:rPr>
           <w:rFonts w:ascii="Arial" w:hAnsi="Arial"/>
           <w:b/>
           <w:color w:val="1D4ED8"/>
-          <w:sz w:val="24"/>
+          <w:sz w:val="22"/>
         </w:rPr>
-        <w:t>SLIDE 01: TRANG BÌA — TỔNG QUAN BÁO CÁO THỰC NGHIỆM AN TOÀN WEB</w:t>
+        <w:t>SLIDE 01: TRANG BÌA — TỔNG QUAN BÁO CÁO THỰC NGHIỆM (Phụ trách: Nguyễn Danh Học)</w:t>
       </w:r>
-    </w:p>
-    <w:tbl>
-      <w:tblPr>
-        <w:tblW w:type="auto" w:w="0"/>
-        <w:jc w:val="center"/>
-        <w:tblLayout w:type="fixed"/>
-        <w:tblLook w:firstColumn="1" w:firstRow="1" w:lastColumn="0" w:lastRow="0" w:noHBand="0" w:noVBand="1" w:val="04A0"/>
-      </w:tblPr>
-      <w:tblGrid>
-        <w:gridCol w:w="4680"/>
-        <w:gridCol w:w="4680"/>
-      </w:tblGrid>
-      <w:tr>
-        <w:tc>
-          <w:tcPr>
-            <w:tcW w:type="dxa" w:w="2592"/>
-            <w:shd w:fill="F1F5F9"/>
-            <w:tcMar>
-              <w:top w:w="50" w:type="dxa"/>
-              <w:bottom w:w="50" w:type="dxa"/>
-              <w:left w:w="80" w:type="dxa"/>
-              <w:right w:w="80" w:type="dxa"/>
-            </w:tcMar>
-          </w:tcPr>
-          <w:p>
-            <w:pPr>
-              <w:spacing w:after="0"/>
-            </w:pPr>
-            <w:r>
-              <w:rPr>
-                <w:rFonts w:ascii="Arial" w:hAnsi="Arial"/>
-                <w:b/>
-                <w:color w:val="64748B"/>
-                <w:sz w:val="19"/>
-              </w:rPr>
-              <w:t>Người trình bày:</w:t>
-            </w:r>
-          </w:p>
-        </w:tc>
-        <w:tc>
-          <w:tcPr>
-            <w:tcW w:type="dxa" w:w="7920"/>
-            <w:shd w:fill="F8FAFC"/>
-            <w:tcMar>
-              <w:top w:w="50" w:type="dxa"/>
-              <w:bottom w:w="50" w:type="dxa"/>
-              <w:left w:w="80" w:type="dxa"/>
-              <w:right w:w="80" w:type="dxa"/>
-            </w:tcMar>
-          </w:tcPr>
-          <w:p>
-            <w:pPr>
-              <w:spacing w:after="0"/>
-            </w:pPr>
-            <w:r>
-              <w:rPr>
-                <w:rFonts w:ascii="Arial" w:hAnsi="Arial"/>
-                <w:color w:val="0F172A"/>
-                <w:sz w:val="19"/>
-              </w:rPr>
-              <w:t>Nguyễn Danh Học (Trưởng nhóm)</w:t>
-            </w:r>
-          </w:p>
-        </w:tc>
-      </w:tr>
-      <w:tr>
-        <w:tc>
-          <w:tcPr>
-            <w:tcW w:type="dxa" w:w="2592"/>
-            <w:shd w:fill="F1F5F9"/>
-            <w:tcMar>
-              <w:top w:w="50" w:type="dxa"/>
-              <w:bottom w:w="50" w:type="dxa"/>
-              <w:left w:w="80" w:type="dxa"/>
-              <w:right w:w="80" w:type="dxa"/>
-            </w:tcMar>
-          </w:tcPr>
-          <w:p>
-            <w:pPr>
-              <w:spacing w:after="0"/>
-            </w:pPr>
-            <w:r>
-              <w:rPr>
-                <w:rFonts w:ascii="Arial" w:hAnsi="Arial"/>
-                <w:b/>
-                <w:color w:val="64748B"/>
-                <w:sz w:val="19"/>
-              </w:rPr>
-              <w:t>Mục tiêu truyền tải:</w:t>
-            </w:r>
-          </w:p>
-        </w:tc>
-        <w:tc>
-          <w:tcPr>
-            <w:tcW w:type="dxa" w:w="7920"/>
-            <w:shd w:fill="F8FAFC"/>
-            <w:tcMar>
-              <w:top w:w="50" w:type="dxa"/>
-              <w:bottom w:w="50" w:type="dxa"/>
-              <w:left w:w="80" w:type="dxa"/>
-              <w:right w:w="80" w:type="dxa"/>
-            </w:tcMar>
-          </w:tcPr>
-          <w:p>
-            <w:pPr>
-              <w:spacing w:after="0"/>
-            </w:pPr>
-            <w:r>
-              <w:rPr>
-                <w:rFonts w:ascii="Arial" w:hAnsi="Arial"/>
-                <w:color w:val="0F172A"/>
-                <w:sz w:val="19"/>
-              </w:rPr>
-              <w:t>Giới thiệu thành viên, học phần, GVHD và đặt vấn đề an toàn ứng dụng web trong kiến trúc 3 tầng.</w:t>
-            </w:r>
-          </w:p>
-        </w:tc>
-      </w:tr>
-      <w:tr>
-        <w:tc>
-          <w:tcPr>
-            <w:tcW w:type="dxa" w:w="2592"/>
-            <w:shd w:fill="F1F5F9"/>
-            <w:tcMar>
-              <w:top w:w="50" w:type="dxa"/>
-              <w:bottom w:w="50" w:type="dxa"/>
-              <w:left w:w="80" w:type="dxa"/>
-              <w:right w:w="80" w:type="dxa"/>
-            </w:tcMar>
-          </w:tcPr>
-          <w:p>
-            <w:pPr>
-              <w:spacing w:after="0"/>
-            </w:pPr>
-            <w:r>
-              <w:rPr>
-                <w:rFonts w:ascii="Arial" w:hAnsi="Arial"/>
-                <w:b/>
-                <w:color w:val="64748B"/>
-                <w:sz w:val="19"/>
-              </w:rPr>
-              <w:t>Gắn kết bài toán BTL:</w:t>
-            </w:r>
-          </w:p>
-        </w:tc>
-        <w:tc>
-          <w:tcPr>
-            <w:tcW w:type="dxa" w:w="7920"/>
-            <w:shd w:fill="F8FAFC"/>
-            <w:tcMar>
-              <w:top w:w="50" w:type="dxa"/>
-              <w:bottom w:w="50" w:type="dxa"/>
-              <w:left w:w="80" w:type="dxa"/>
-              <w:right w:w="80" w:type="dxa"/>
-            </w:tcMar>
-          </w:tcPr>
-          <w:p>
-            <w:pPr>
-              <w:spacing w:after="0"/>
-            </w:pPr>
-            <w:r>
-              <w:rPr>
-                <w:rFonts w:ascii="Arial" w:hAnsi="Arial"/>
-                <w:color w:val="0F172A"/>
-                <w:sz w:val="19"/>
-              </w:rPr>
-              <w:t>Toàn bộ nền tảng hệ thống tư vấn trực tuyến phân chia 3 vai trò (Customer, Specialist, Admin).</w:t>
-            </w:r>
-          </w:p>
-        </w:tc>
-      </w:tr>
-    </w:tbl>
-    <w:p>
-      <w:pPr>
-        <w:spacing w:after="80"/>
-      </w:pPr>
     </w:p>
     <w:tbl>
       <w:tblPr>
@@ -710,10 +91,10 @@
             <w:tcW w:type="dxa" w:w="9360"/>
             <w:shd w:fill="EFF6FF"/>
             <w:tcMar>
-              <w:top w:w="140" w:type="dxa"/>
-              <w:bottom w:w="140" w:type="dxa"/>
-              <w:left w:w="200" w:type="dxa"/>
-              <w:right w:w="200" w:type="dxa"/>
+              <w:top w:w="120" w:type="dxa"/>
+              <w:bottom w:w="120" w:type="dxa"/>
+              <w:left w:w="180" w:type="dxa"/>
+              <w:right w:w="180" w:type="dxa"/>
             </w:tcMar>
             <w:tcBorders>
               <w:top w:val="none"/>
@@ -724,25 +105,25 @@
           </w:tcPr>
           <w:p>
             <w:pPr>
-              <w:spacing w:before="0" w:after="80" w:line="276" w:lineRule="auto"/>
+              <w:spacing w:before="0" w:after="40" w:line="276" w:lineRule="auto"/>
             </w:pPr>
             <w:r>
               <w:rPr>
                 <w:rFonts w:ascii="Arial" w:hAnsi="Arial"/>
                 <w:b/>
                 <w:color w:val="1D4ED8"/>
-                <w:sz w:val="21"/>
+                <w:sz w:val="20"/>
               </w:rPr>
-              <w:t>📌 Lời nói thuyết trình (Khuyến nghị 30-45 giây):</w:t>
+              <w:t>1. Lời nói tự nhiên (2–4 câu cốt lõi, không đọc slide):</w:t>
               <w:br/>
             </w:r>
             <w:r>
               <w:rPr>
                 <w:rFonts w:ascii="Arial" w:hAnsi="Arial"/>
                 <w:color w:val="0F172A"/>
-                <w:sz w:val="20"/>
+                <w:sz w:val="19"/>
               </w:rPr>
-              <w:t>"Kính thưa ThS. Lê Hữu Dũng và các bạn! Nhóm WNC.G01 xin phép trình bày báo cáo chuyên đề Thực nghiệm An toàn Web với 3 lỗ hổng tiêu biểu trong OWASP Top 10: SQL Injection, Stored XSS và CSRF. Thay vì tiếp cận lý thuyết thuần túy, nhóm chúng em đặt cả 3 lỗ hổng này vào chính bài toán đề tài BTL: 'Website cung cấp dịch vụ tư vấn trực tuyến'. Nhóm phân định 3 bề mặt nguy cơ trọng yếu tương ứng với 3 thành viên: Em - Nguyễn Danh Học phụ trách tầng CSDL và API với SQL Injection; bạn Nguyễn Thanh Bình phụ trách tầng Client DOM và Cookie với Stored XSS; và bạn Nguyễn Minh Cường phụ trách tầng Giao dịch và Session Token với CSRF."</w:t>
+              <w:t>"Kính chào ThS. Lê Hữu Dũng và các bạn! Nhóm WNC.G01 xin trình bày báo cáo thực nghiệm 3 lỗ hổng bảo mật: SQL Injection, Stored XSS và CSRF. Nhóm chúng em đặt cả 3 lỗ hổng này vào bài toán đồ án BTL 'Website tư vấn trực tuyến' tương ứng 3 bề mặt: Em - Nguyễn Danh Học phụ trách CSDL; bạn Nguyễn Thanh Bình phụ trách Client DOM &amp; Cookie; và bạn Nguyễn Minh Cường phụ trách Giao dịch &amp; Token."</w:t>
             </w:r>
           </w:p>
         </w:tc>
@@ -768,10 +149,10 @@
             <w:tcW w:type="dxa" w:w="9360"/>
             <w:shd w:fill="ECFDF5"/>
             <w:tcMar>
-              <w:top w:w="140" w:type="dxa"/>
-              <w:bottom w:w="140" w:type="dxa"/>
-              <w:left w:w="200" w:type="dxa"/>
-              <w:right w:w="200" w:type="dxa"/>
+              <w:top w:w="120" w:type="dxa"/>
+              <w:bottom w:w="120" w:type="dxa"/>
+              <w:left w:w="180" w:type="dxa"/>
+              <w:right w:w="180" w:type="dxa"/>
             </w:tcMar>
             <w:tcBorders>
               <w:top w:val="none"/>
@@ -782,25 +163,25 @@
           </w:tcPr>
           <w:p>
             <w:pPr>
-              <w:spacing w:before="0" w:after="80" w:line="276" w:lineRule="auto"/>
+              <w:spacing w:before="0" w:after="40" w:line="276" w:lineRule="auto"/>
             </w:pPr>
             <w:r>
               <w:rPr>
                 <w:rFonts w:ascii="Arial" w:hAnsi="Arial"/>
                 <w:b/>
                 <w:color w:val="047857"/>
-                <w:sz w:val="21"/>
+                <w:sz w:val="20"/>
               </w:rPr>
-              <w:t>📌 Thao tác chỉ dẫn màn hình / Live Demo (Khi thầy yêu cầu):</w:t>
+              <w:t>2. Thao tác trỏ màn hình / Demo khi chiếu:</w:t>
               <w:br/>
             </w:r>
             <w:r>
               <w:rPr>
                 <w:rFonts w:ascii="Arial" w:hAnsi="Arial"/>
                 <w:color w:val="0F172A"/>
-                <w:sz w:val="20"/>
+                <w:sz w:val="19"/>
               </w:rPr>
-              <w:t>Chỉ tay vào khung bên phải slide 'Mô hình 3 tầng &amp; 3 điểm nguy cơ' để người nghe nắm ngay cấu trúc bài.</w:t>
+              <w:t>Chỉ tay vào khung bên phải slide 'Mô hình: 3 bề mặt nguy cơ ➔ 3 cơ chế phòng thủ' để người nghe nắm tổng thể.</w:t>
             </w:r>
           </w:p>
         </w:tc>
@@ -808,190 +189,57 @@
     </w:tbl>
     <w:p>
       <w:pPr>
-        <w:spacing w:after="160"/>
+        <w:spacing w:after="40"/>
       </w:pPr>
-    </w:p>
-    <w:p>
-      <w:pPr>
-        <w:pStyle w:val="Heading2"/>
-        <w:spacing w:before="280" w:after="80"/>
-      </w:pPr>
-      <w:r>
-        <w:rPr>
-          <w:rFonts w:ascii="Arial" w:hAnsi="Arial"/>
-          <w:b/>
-          <w:color w:val="1D4ED8"/>
-          <w:sz w:val="24"/>
-        </w:rPr>
-        <w:t>SLIDE 02: MÔI TRƯỜNG CÔNG NGHỆ &amp; PHẠM VI THỰC NGHIỆM (TECH STACK &amp; LAB SCOPE)</w:t>
-      </w:r>
     </w:p>
     <w:tbl>
       <w:tblPr>
         <w:tblW w:type="auto" w:w="0"/>
         <w:jc w:val="center"/>
-        <w:tblLayout w:type="fixed"/>
         <w:tblLook w:firstColumn="1" w:firstRow="1" w:lastColumn="0" w:lastRow="0" w:noHBand="0" w:noVBand="1" w:val="04A0"/>
       </w:tblPr>
       <w:tblGrid>
-        <w:gridCol w:w="4680"/>
-        <w:gridCol w:w="4680"/>
+        <w:gridCol w:w="9360"/>
       </w:tblGrid>
       <w:tr>
         <w:tc>
           <w:tcPr>
-            <w:tcW w:type="dxa" w:w="2592"/>
-            <w:shd w:fill="F1F5F9"/>
+            <w:tcW w:type="dxa" w:w="9360"/>
+            <w:shd w:fill="FFFBEB"/>
             <w:tcMar>
-              <w:top w:w="50" w:type="dxa"/>
-              <w:bottom w:w="50" w:type="dxa"/>
-              <w:left w:w="80" w:type="dxa"/>
-              <w:right w:w="80" w:type="dxa"/>
+              <w:top w:w="120" w:type="dxa"/>
+              <w:bottom w:w="120" w:type="dxa"/>
+              <w:left w:w="180" w:type="dxa"/>
+              <w:right w:w="180" w:type="dxa"/>
             </w:tcMar>
+            <w:tcBorders>
+              <w:top w:val="none"/>
+              <w:left w:val="single" w:sz="24" w:space="0" w:color="B45309"/>
+              <w:bottom w:val="none"/>
+              <w:right w:val="none"/>
+            </w:tcBorders>
           </w:tcPr>
           <w:p>
             <w:pPr>
-              <w:spacing w:after="0"/>
+              <w:spacing w:before="0" w:after="40" w:line="276" w:lineRule="auto"/>
             </w:pPr>
             <w:r>
               <w:rPr>
                 <w:rFonts w:ascii="Arial" w:hAnsi="Arial"/>
                 <w:b/>
-                <w:color w:val="64748B"/>
-                <w:sz w:val="19"/>
+                <w:color w:val="0F172A"/>
+                <w:sz w:val="20"/>
               </w:rPr>
-              <w:t>Người trình bày:</w:t>
+              <w:t>3. Phản xạ khi thầy hỏi xoáy:</w:t>
+              <w:br/>
             </w:r>
-          </w:p>
-        </w:tc>
-        <w:tc>
-          <w:tcPr>
-            <w:tcW w:type="dxa" w:w="7920"/>
-            <w:shd w:fill="F8FAFC"/>
-            <w:tcMar>
-              <w:top w:w="50" w:type="dxa"/>
-              <w:bottom w:w="50" w:type="dxa"/>
-              <w:left w:w="80" w:type="dxa"/>
-              <w:right w:w="80" w:type="dxa"/>
-            </w:tcMar>
-          </w:tcPr>
-          <w:p>
-            <w:pPr>
-              <w:spacing w:after="0"/>
-            </w:pPr>
             <w:r>
               <w:rPr>
                 <w:rFonts w:ascii="Arial" w:hAnsi="Arial"/>
                 <w:color w:val="0F172A"/>
                 <w:sz w:val="19"/>
               </w:rPr>
-              <w:t>Nguyễn Danh Học</w:t>
-            </w:r>
-          </w:p>
-        </w:tc>
-      </w:tr>
-      <w:tr>
-        <w:tc>
-          <w:tcPr>
-            <w:tcW w:type="dxa" w:w="2592"/>
-            <w:shd w:fill="F1F5F9"/>
-            <w:tcMar>
-              <w:top w:w="50" w:type="dxa"/>
-              <w:bottom w:w="50" w:type="dxa"/>
-              <w:left w:w="80" w:type="dxa"/>
-              <w:right w:w="80" w:type="dxa"/>
-            </w:tcMar>
-          </w:tcPr>
-          <w:p>
-            <w:pPr>
-              <w:spacing w:after="0"/>
-            </w:pPr>
-            <w:r>
-              <w:rPr>
-                <w:rFonts w:ascii="Arial" w:hAnsi="Arial"/>
-                <w:b/>
-                <w:color w:val="64748B"/>
-                <w:sz w:val="19"/>
-              </w:rPr>
-              <w:t>Mục tiêu truyền tải:</w:t>
-            </w:r>
-          </w:p>
-        </w:tc>
-        <w:tc>
-          <w:tcPr>
-            <w:tcW w:type="dxa" w:w="7920"/>
-            <w:shd w:fill="F8FAFC"/>
-            <w:tcMar>
-              <w:top w:w="50" w:type="dxa"/>
-              <w:bottom w:w="50" w:type="dxa"/>
-              <w:left w:w="80" w:type="dxa"/>
-              <w:right w:w="80" w:type="dxa"/>
-            </w:tcMar>
-          </w:tcPr>
-          <w:p>
-            <w:pPr>
-              <w:spacing w:after="0"/>
-            </w:pPr>
-            <w:r>
-              <w:rPr>
-                <w:rFonts w:ascii="Arial" w:hAnsi="Arial"/>
-                <w:color w:val="0F172A"/>
-                <w:sz w:val="19"/>
-              </w:rPr>
-              <w:t>Minh bạch môi trường kỹ thuật thực tế và cam kết đạo đức an toàn thông tin (môi trường cô lập).</w:t>
-            </w:r>
-          </w:p>
-        </w:tc>
-      </w:tr>
-      <w:tr>
-        <w:tc>
-          <w:tcPr>
-            <w:tcW w:type="dxa" w:w="2592"/>
-            <w:shd w:fill="F1F5F9"/>
-            <w:tcMar>
-              <w:top w:w="50" w:type="dxa"/>
-              <w:bottom w:w="50" w:type="dxa"/>
-              <w:left w:w="80" w:type="dxa"/>
-              <w:right w:w="80" w:type="dxa"/>
-            </w:tcMar>
-          </w:tcPr>
-          <w:p>
-            <w:pPr>
-              <w:spacing w:after="0"/>
-            </w:pPr>
-            <w:r>
-              <w:rPr>
-                <w:rFonts w:ascii="Arial" w:hAnsi="Arial"/>
-                <w:b/>
-                <w:color w:val="64748B"/>
-                <w:sz w:val="19"/>
-              </w:rPr>
-              <w:t>Gắn kết bài toán BTL:</w:t>
-            </w:r>
-          </w:p>
-        </w:tc>
-        <w:tc>
-          <w:tcPr>
-            <w:tcW w:type="dxa" w:w="7920"/>
-            <w:shd w:fill="F8FAFC"/>
-            <w:tcMar>
-              <w:top w:w="50" w:type="dxa"/>
-              <w:bottom w:w="50" w:type="dxa"/>
-              <w:left w:w="80" w:type="dxa"/>
-              <w:right w:w="80" w:type="dxa"/>
-            </w:tcMar>
-          </w:tcPr>
-          <w:p>
-            <w:pPr>
-              <w:spacing w:after="0"/>
-            </w:pPr>
-            <w:r>
-              <w:rPr>
-                <w:rFonts w:ascii="Arial" w:hAnsi="Arial"/>
-                <w:color w:val="0F172A"/>
-                <w:sz w:val="19"/>
-              </w:rPr>
-              <w:t>Môi trường này dùng chung đồng bộ với Solution đồ án BTL.</w:t>
+              <w:t>Nếu thầy hỏi: 'Tại sao nhóm chọn 3 đề tài này?' ➔ Trả lời: 'Thưa thầy, đây là 3 lỗ hổng kinh điển đại diện cho 3 tầng trọng yếu: CSDL, Trình duyệt và Máy chủ ứng dụng trong đồ án BTL của nhóm ạ.'</w:t>
             </w:r>
           </w:p>
         </w:tc>
@@ -999,8 +247,23 @@
     </w:tbl>
     <w:p>
       <w:pPr>
-        <w:spacing w:after="80"/>
+        <w:spacing w:after="120"/>
       </w:pPr>
+    </w:p>
+    <w:p>
+      <w:pPr>
+        <w:pStyle w:val="Heading2"/>
+        <w:spacing w:before="240" w:after="80"/>
+      </w:pPr>
+      <w:r>
+        <w:rPr>
+          <w:rFonts w:ascii="Arial" w:hAnsi="Arial"/>
+          <w:b/>
+          <w:color w:val="1D4ED8"/>
+          <w:sz w:val="22"/>
+        </w:rPr>
+        <w:t>SLIDE 02: MÔI TRƯỜNG CÔNG NGHỆ &amp; PHẠM VI THỰC NGHIỆM (Phụ trách: Nguyễn Danh Học)</w:t>
+      </w:r>
     </w:p>
     <w:tbl>
       <w:tblPr>
@@ -1017,10 +280,10 @@
             <w:tcW w:type="dxa" w:w="9360"/>
             <w:shd w:fill="EFF6FF"/>
             <w:tcMar>
-              <w:top w:w="140" w:type="dxa"/>
-              <w:bottom w:w="140" w:type="dxa"/>
-              <w:left w:w="200" w:type="dxa"/>
-              <w:right w:w="200" w:type="dxa"/>
+              <w:top w:w="120" w:type="dxa"/>
+              <w:bottom w:w="120" w:type="dxa"/>
+              <w:left w:w="180" w:type="dxa"/>
+              <w:right w:w="180" w:type="dxa"/>
             </w:tcMar>
             <w:tcBorders>
               <w:top w:val="none"/>
@@ -1031,25 +294,25 @@
           </w:tcPr>
           <w:p>
             <w:pPr>
-              <w:spacing w:before="0" w:after="80" w:line="276" w:lineRule="auto"/>
+              <w:spacing w:before="0" w:after="40" w:line="276" w:lineRule="auto"/>
             </w:pPr>
             <w:r>
               <w:rPr>
                 <w:rFonts w:ascii="Arial" w:hAnsi="Arial"/>
                 <w:b/>
                 <w:color w:val="1D4ED8"/>
-                <w:sz w:val="21"/>
+                <w:sz w:val="20"/>
               </w:rPr>
-              <w:t>📌 Lời nói thuyết trình (Khuyến nghị 30-45 giây):</w:t>
+              <w:t>1. Lời nói tự nhiên (2–4 câu cốt lõi, không đọc slide):</w:t>
               <w:br/>
             </w:r>
             <w:r>
               <w:rPr>
                 <w:rFonts w:ascii="Arial" w:hAnsi="Arial"/>
                 <w:color w:val="0F172A"/>
-                <w:sz w:val="20"/>
+                <w:sz w:val="19"/>
               </w:rPr>
-              <w:t>"Để phục vụ báo cáo thực nghiệm, nhóm đã dựng một phòng lab độc lập chạy trên máy chủ nội bộ localhost:5076. Backend sử dụng ASP.NET Core MVC trên nền tảng .NET 10 mới nhất, cơ sở dữ liệu kết nối trực tiếp máy chủ Microsoft SQL Server 2025 Developer qua EF Core Code-First. Về phạm vi, chúng em cam kết toàn bộ thực nghiệm chỉ diễn ra trong môi trường nội bộ khép kín, 100% dữ liệu tài khoản và số dư ví là dữ liệu mẫu giả định phục vụ học tập, tuyệt đối không xâm nhập bất kỳ hệ thống thực tế nào bên ngoài."</w:t>
+              <w:t>"Về môi trường lab, nhóm xây dựng ứng dụng mẫu chạy trên máy chủ nội bộ localhost:5076 bằng ASP.NET Core .NET 10, kết nối trực tiếp Microsoft SQL Server 2025 Developer. Toàn bộ thực nghiệm diễn ra trong môi trường cô lập, sử dụng dữ liệu giả lập có kiểm soát và tuyệt đối không quét hay can thiệp hệ thống bên ngoài."</w:t>
             </w:r>
           </w:p>
         </w:tc>
@@ -1075,10 +338,10 @@
             <w:tcW w:type="dxa" w:w="9360"/>
             <w:shd w:fill="ECFDF5"/>
             <w:tcMar>
-              <w:top w:w="140" w:type="dxa"/>
-              <w:bottom w:w="140" w:type="dxa"/>
-              <w:left w:w="200" w:type="dxa"/>
-              <w:right w:w="200" w:type="dxa"/>
+              <w:top w:w="120" w:type="dxa"/>
+              <w:bottom w:w="120" w:type="dxa"/>
+              <w:left w:w="180" w:type="dxa"/>
+              <w:right w:w="180" w:type="dxa"/>
             </w:tcMar>
             <w:tcBorders>
               <w:top w:val="none"/>
@@ -1089,25 +352,25 @@
           </w:tcPr>
           <w:p>
             <w:pPr>
-              <w:spacing w:before="0" w:after="80" w:line="276" w:lineRule="auto"/>
+              <w:spacing w:before="0" w:after="40" w:line="276" w:lineRule="auto"/>
             </w:pPr>
             <w:r>
               <w:rPr>
                 <w:rFonts w:ascii="Arial" w:hAnsi="Arial"/>
                 <w:b/>
                 <w:color w:val="047857"/>
-                <w:sz w:val="21"/>
+                <w:sz w:val="20"/>
               </w:rPr>
-              <w:t>📌 Thao tác chỉ dẫn màn hình / Live Demo (Khi thầy yêu cầu):</w:t>
+              <w:t>2. Thao tác trỏ màn hình / Demo khi chiếu:</w:t>
               <w:br/>
             </w:r>
             <w:r>
               <w:rPr>
                 <w:rFonts w:ascii="Arial" w:hAnsi="Arial"/>
                 <w:color w:val="0F172A"/>
-                <w:sz w:val="20"/>
+                <w:sz w:val="19"/>
               </w:rPr>
-              <w:t>Chỉ rõ 2 cột trên slide: Cột trái Tech Stack (.NET 10, SQL Server 2025), Cột phải Lab Scope (Localhost, Vulnerable vs Secure).</w:t>
+              <w:t>Chỉ lướt 2 cột: Cột trái Tech Stack (.NET 10 / SQL Server 2025), Cột phải Lab Scope (Localhost / Dữ liệu giả định).</w:t>
             </w:r>
           </w:p>
         </w:tc>
@@ -1115,190 +378,57 @@
     </w:tbl>
     <w:p>
       <w:pPr>
-        <w:spacing w:after="160"/>
+        <w:spacing w:after="40"/>
       </w:pPr>
-    </w:p>
-    <w:p>
-      <w:pPr>
-        <w:pStyle w:val="Heading2"/>
-        <w:spacing w:before="280" w:after="80"/>
-      </w:pPr>
-      <w:r>
-        <w:rPr>
-          <w:rFonts w:ascii="Arial" w:hAnsi="Arial"/>
-          <w:b/>
-          <w:color w:val="1D4ED8"/>
-          <w:sz w:val="24"/>
-        </w:rPr>
-        <w:t>SLIDE 03: 1.1. SQL INJECTION — LỖI XẢY RA Ở ĐÂU &amp; NGUYÊN NHÂN CỐT LÕI</w:t>
-      </w:r>
     </w:p>
     <w:tbl>
       <w:tblPr>
         <w:tblW w:type="auto" w:w="0"/>
         <w:jc w:val="center"/>
-        <w:tblLayout w:type="fixed"/>
         <w:tblLook w:firstColumn="1" w:firstRow="1" w:lastColumn="0" w:lastRow="0" w:noHBand="0" w:noVBand="1" w:val="04A0"/>
       </w:tblPr>
       <w:tblGrid>
-        <w:gridCol w:w="4680"/>
-        <w:gridCol w:w="4680"/>
+        <w:gridCol w:w="9360"/>
       </w:tblGrid>
       <w:tr>
         <w:tc>
           <w:tcPr>
-            <w:tcW w:type="dxa" w:w="2592"/>
-            <w:shd w:fill="F1F5F9"/>
+            <w:tcW w:type="dxa" w:w="9360"/>
+            <w:shd w:fill="FFFBEB"/>
             <w:tcMar>
-              <w:top w:w="50" w:type="dxa"/>
-              <w:bottom w:w="50" w:type="dxa"/>
-              <w:left w:w="80" w:type="dxa"/>
-              <w:right w:w="80" w:type="dxa"/>
+              <w:top w:w="120" w:type="dxa"/>
+              <w:bottom w:w="120" w:type="dxa"/>
+              <w:left w:w="180" w:type="dxa"/>
+              <w:right w:w="180" w:type="dxa"/>
             </w:tcMar>
+            <w:tcBorders>
+              <w:top w:val="none"/>
+              <w:left w:val="single" w:sz="24" w:space="0" w:color="B45309"/>
+              <w:bottom w:val="none"/>
+              <w:right w:val="none"/>
+            </w:tcBorders>
           </w:tcPr>
           <w:p>
             <w:pPr>
-              <w:spacing w:after="0"/>
+              <w:spacing w:before="0" w:after="40" w:line="276" w:lineRule="auto"/>
             </w:pPr>
             <w:r>
               <w:rPr>
                 <w:rFonts w:ascii="Arial" w:hAnsi="Arial"/>
                 <w:b/>
-                <w:color w:val="64748B"/>
-                <w:sz w:val="19"/>
+                <w:color w:val="0F172A"/>
+                <w:sz w:val="20"/>
               </w:rPr>
-              <w:t>Người trình bày:</w:t>
+              <w:t>3. Phản xạ khi thầy hỏi xoáy:</w:t>
+              <w:br/>
             </w:r>
-          </w:p>
-        </w:tc>
-        <w:tc>
-          <w:tcPr>
-            <w:tcW w:type="dxa" w:w="7920"/>
-            <w:shd w:fill="F8FAFC"/>
-            <w:tcMar>
-              <w:top w:w="50" w:type="dxa"/>
-              <w:bottom w:w="50" w:type="dxa"/>
-              <w:left w:w="80" w:type="dxa"/>
-              <w:right w:w="80" w:type="dxa"/>
-            </w:tcMar>
-          </w:tcPr>
-          <w:p>
-            <w:pPr>
-              <w:spacing w:after="0"/>
-            </w:pPr>
             <w:r>
               <w:rPr>
                 <w:rFonts w:ascii="Arial" w:hAnsi="Arial"/>
                 <w:color w:val="0F172A"/>
                 <w:sz w:val="19"/>
               </w:rPr>
-              <w:t>Nguyễn Danh Học</w:t>
-            </w:r>
-          </w:p>
-        </w:tc>
-      </w:tr>
-      <w:tr>
-        <w:tc>
-          <w:tcPr>
-            <w:tcW w:type="dxa" w:w="2592"/>
-            <w:shd w:fill="F1F5F9"/>
-            <w:tcMar>
-              <w:top w:w="50" w:type="dxa"/>
-              <w:bottom w:w="50" w:type="dxa"/>
-              <w:left w:w="80" w:type="dxa"/>
-              <w:right w:w="80" w:type="dxa"/>
-            </w:tcMar>
-          </w:tcPr>
-          <w:p>
-            <w:pPr>
-              <w:spacing w:after="0"/>
-            </w:pPr>
-            <w:r>
-              <w:rPr>
-                <w:rFonts w:ascii="Arial" w:hAnsi="Arial"/>
-                <w:b/>
-                <w:color w:val="64748B"/>
-                <w:sz w:val="19"/>
-              </w:rPr>
-              <w:t>Mục tiêu truyền tải:</w:t>
-            </w:r>
-          </w:p>
-        </w:tc>
-        <w:tc>
-          <w:tcPr>
-            <w:tcW w:type="dxa" w:w="7920"/>
-            <w:shd w:fill="F8FAFC"/>
-            <w:tcMar>
-              <w:top w:w="50" w:type="dxa"/>
-              <w:bottom w:w="50" w:type="dxa"/>
-              <w:left w:w="80" w:type="dxa"/>
-              <w:right w:w="80" w:type="dxa"/>
-            </w:tcMar>
-          </w:tcPr>
-          <w:p>
-            <w:pPr>
-              <w:spacing w:after="0"/>
-            </w:pPr>
-            <w:r>
-              <w:rPr>
-                <w:rFonts w:ascii="Arial" w:hAnsi="Arial"/>
-                <w:color w:val="0F172A"/>
-                <w:sz w:val="19"/>
-              </w:rPr>
-              <w:t>Chỉ ra vị trí phát sinh lỗi trong luồng dữ liệu 3 tầng và đoạn code C# dính lỗi.</w:t>
-            </w:r>
-          </w:p>
-        </w:tc>
-      </w:tr>
-      <w:tr>
-        <w:tc>
-          <w:tcPr>
-            <w:tcW w:type="dxa" w:w="2592"/>
-            <w:shd w:fill="F1F5F9"/>
-            <w:tcMar>
-              <w:top w:w="50" w:type="dxa"/>
-              <w:bottom w:w="50" w:type="dxa"/>
-              <w:left w:w="80" w:type="dxa"/>
-              <w:right w:w="80" w:type="dxa"/>
-            </w:tcMar>
-          </w:tcPr>
-          <w:p>
-            <w:pPr>
-              <w:spacing w:after="0"/>
-            </w:pPr>
-            <w:r>
-              <w:rPr>
-                <w:rFonts w:ascii="Arial" w:hAnsi="Arial"/>
-                <w:b/>
-                <w:color w:val="64748B"/>
-                <w:sz w:val="19"/>
-              </w:rPr>
-              <w:t>Gắn kết bài toán BTL:</w:t>
-            </w:r>
-          </w:p>
-        </w:tc>
-        <w:tc>
-          <w:tcPr>
-            <w:tcW w:type="dxa" w:w="7920"/>
-            <w:shd w:fill="F8FAFC"/>
-            <w:tcMar>
-              <w:top w:w="50" w:type="dxa"/>
-              <w:bottom w:w="50" w:type="dxa"/>
-              <w:left w:w="80" w:type="dxa"/>
-              <w:right w:w="80" w:type="dxa"/>
-            </w:tcMar>
-          </w:tcPr>
-          <w:p>
-            <w:pPr>
-              <w:spacing w:after="0"/>
-            </w:pPr>
-            <w:r>
-              <w:rPr>
-                <w:rFonts w:ascii="Arial" w:hAnsi="Arial"/>
-                <w:color w:val="0F172A"/>
-                <w:sz w:val="19"/>
-              </w:rPr>
-              <w:t>Form đăng nhập tài khoản hệ thống tư vấn (`/Account/Login`).</w:t>
+              <w:t>Nếu thầy hỏi: 'Dùng công cụ gì để test?' ➔ Trả lời: 'Nhóm dùng trực tiếp Chrome DevTools để soi gói tin mạng, cURL CLI để test API Backend, và VS Code MSSQL Extension để kiểm tra CSDL ạ.'</w:t>
             </w:r>
           </w:p>
         </w:tc>
@@ -1306,8 +436,23 @@
     </w:tbl>
     <w:p>
       <w:pPr>
-        <w:spacing w:after="80"/>
+        <w:spacing w:after="120"/>
       </w:pPr>
+    </w:p>
+    <w:p>
+      <w:pPr>
+        <w:pStyle w:val="Heading2"/>
+        <w:spacing w:before="240" w:after="80"/>
+      </w:pPr>
+      <w:r>
+        <w:rPr>
+          <w:rFonts w:ascii="Arial" w:hAnsi="Arial"/>
+          <w:b/>
+          <w:color w:val="1D4ED8"/>
+          <w:sz w:val="22"/>
+        </w:rPr>
+        <w:t>SLIDE 03: 1.1. SQL INJECTION — LỖI XẢY RA Ở ĐÂU &amp; ROOT CAUSE (Phụ trách: Nguyễn Danh Học)</w:t>
+      </w:r>
     </w:p>
     <w:tbl>
       <w:tblPr>
@@ -1324,10 +469,10 @@
             <w:tcW w:type="dxa" w:w="9360"/>
             <w:shd w:fill="EFF6FF"/>
             <w:tcMar>
-              <w:top w:w="140" w:type="dxa"/>
-              <w:bottom w:w="140" w:type="dxa"/>
-              <w:left w:w="200" w:type="dxa"/>
-              <w:right w:w="200" w:type="dxa"/>
+              <w:top w:w="120" w:type="dxa"/>
+              <w:bottom w:w="120" w:type="dxa"/>
+              <w:left w:w="180" w:type="dxa"/>
+              <w:right w:w="180" w:type="dxa"/>
             </w:tcMar>
             <w:tcBorders>
               <w:top w:val="none"/>
@@ -1338,25 +483,25 @@
           </w:tcPr>
           <w:p>
             <w:pPr>
-              <w:spacing w:before="0" w:after="80" w:line="276" w:lineRule="auto"/>
+              <w:spacing w:before="0" w:after="40" w:line="276" w:lineRule="auto"/>
             </w:pPr>
             <w:r>
               <w:rPr>
                 <w:rFonts w:ascii="Arial" w:hAnsi="Arial"/>
                 <w:b/>
                 <w:color w:val="1D4ED8"/>
-                <w:sz w:val="21"/>
+                <w:sz w:val="20"/>
               </w:rPr>
-              <w:t>📌 Lời nói thuyết trình (Khuyến nghị 30-45 giây):</w:t>
+              <w:t>1. Lời nói tự nhiên (2–4 câu cốt lõi, không đọc slide):</w:t>
               <w:br/>
             </w:r>
             <w:r>
               <w:rPr>
                 <w:rFonts w:ascii="Arial" w:hAnsi="Arial"/>
                 <w:color w:val="0F172A"/>
-                <w:sz w:val="20"/>
+                <w:sz w:val="19"/>
               </w:rPr>
-              <w:t>"Bắt đầu với chuyên đề 1: SQL Injection. Trong bài toán BTL, lỗ hổng này xuất hiện trực tiếp tại chức năng Đăng nhập hệ thống cho cả 3 vai trò. Luồng đi bình thường: Client gửi thông tin tài khoản lên, Controller nhận tham số và chuyển xuống SQL Server. Nguyên nhân gốc rễ (Root Cause) xảy ra khi lập trình viên sử dụng kỹ thuật ghép chuỗi trực tiếp (String Interpolation) như trên slide: SELECT * FROM Accounts WHERE Username='{username}'. Trình thông dịch CSDL không thể phân định được đâu là Dữ liệu (Data) và đâu là Cú pháp lệnh (Code). Ký tự nháy đơn (') do người dùng nhập vào sẽ đóng sớm chuỗi giá trị và biến phần còn lại thành cấu trúc điều khiển."</w:t>
+              <w:t>"Với SQL Injection, trong bài toán BTL lỗi xuất hiện ở chức năng Đăng nhập cho cả 3 vai trò. Nguyên nhân cốt lõi do hệ thống ghép trực tiếp dữ liệu người dùng vào câu SQL bằng phép cộng chuỗi. Khi đó, dữ liệu đầu vào làm thay đổi cú pháp câu lệnh, khiến SQL Server không còn phân biệt được ranh giới giữa Dữ liệu và Mã lệnh."</w:t>
             </w:r>
           </w:p>
         </w:tc>
@@ -1382,10 +527,10 @@
             <w:tcW w:type="dxa" w:w="9360"/>
             <w:shd w:fill="ECFDF5"/>
             <w:tcMar>
-              <w:top w:w="140" w:type="dxa"/>
-              <w:bottom w:w="140" w:type="dxa"/>
-              <w:left w:w="200" w:type="dxa"/>
-              <w:right w:w="200" w:type="dxa"/>
+              <w:top w:w="120" w:type="dxa"/>
+              <w:bottom w:w="120" w:type="dxa"/>
+              <w:left w:w="180" w:type="dxa"/>
+              <w:right w:w="180" w:type="dxa"/>
             </w:tcMar>
             <w:tcBorders>
               <w:top w:val="none"/>
@@ -1396,25 +541,25 @@
           </w:tcPr>
           <w:p>
             <w:pPr>
-              <w:spacing w:before="0" w:after="80" w:line="276" w:lineRule="auto"/>
+              <w:spacing w:before="0" w:after="40" w:line="276" w:lineRule="auto"/>
             </w:pPr>
             <w:r>
               <w:rPr>
                 <w:rFonts w:ascii="Arial" w:hAnsi="Arial"/>
                 <w:b/>
                 <w:color w:val="047857"/>
-                <w:sz w:val="21"/>
+                <w:sz w:val="20"/>
               </w:rPr>
-              <w:t>📌 Thao tác chỉ dẫn màn hình / Live Demo (Khi thầy yêu cầu):</w:t>
+              <w:t>2. Thao tác trỏ màn hình / Demo khi chiếu:</w:t>
               <w:br/>
             </w:r>
             <w:r>
               <w:rPr>
                 <w:rFonts w:ascii="Arial" w:hAnsi="Arial"/>
                 <w:color w:val="0F172A"/>
-                <w:sz w:val="20"/>
+                <w:sz w:val="19"/>
               </w:rPr>
-              <w:t>Nhấn mạnh vào dòng code C# màu đỏ 'FromSqlRaw(rawSql)' và giải thích ký tự nháy đơn (') và chú thích (--).</w:t>
+              <w:t>Chỉ vào sơ đồ luồng (Browser ➔ Controller ➔ SQL Server) và chỉ vào dòng code C# `FromSqlRaw` dính lỗi ghép chuỗi.</w:t>
             </w:r>
           </w:p>
         </w:tc>
@@ -1422,190 +567,57 @@
     </w:tbl>
     <w:p>
       <w:pPr>
-        <w:spacing w:after="160"/>
+        <w:spacing w:after="40"/>
       </w:pPr>
-    </w:p>
-    <w:p>
-      <w:pPr>
-        <w:pStyle w:val="Heading2"/>
-        <w:spacing w:before="280" w:after="80"/>
-      </w:pPr>
-      <w:r>
-        <w:rPr>
-          <w:rFonts w:ascii="Arial" w:hAnsi="Arial"/>
-          <w:b/>
-          <w:color w:val="1D4ED8"/>
-          <w:sz w:val="24"/>
-        </w:rPr>
-        <w:t>SLIDE 04: 1.2. SQL INJECTION — 3 KỊCH BẢN KHAI THÁC THỰC NGHIỆM</w:t>
-      </w:r>
     </w:p>
     <w:tbl>
       <w:tblPr>
         <w:tblW w:type="auto" w:w="0"/>
         <w:jc w:val="center"/>
-        <w:tblLayout w:type="fixed"/>
         <w:tblLook w:firstColumn="1" w:firstRow="1" w:lastColumn="0" w:lastRow="0" w:noHBand="0" w:noVBand="1" w:val="04A0"/>
       </w:tblPr>
       <w:tblGrid>
-        <w:gridCol w:w="4680"/>
-        <w:gridCol w:w="4680"/>
+        <w:gridCol w:w="9360"/>
       </w:tblGrid>
       <w:tr>
         <w:tc>
           <w:tcPr>
-            <w:tcW w:type="dxa" w:w="2592"/>
-            <w:shd w:fill="F1F5F9"/>
+            <w:tcW w:type="dxa" w:w="9360"/>
+            <w:shd w:fill="FFFBEB"/>
             <w:tcMar>
-              <w:top w:w="50" w:type="dxa"/>
-              <w:bottom w:w="50" w:type="dxa"/>
-              <w:left w:w="80" w:type="dxa"/>
-              <w:right w:w="80" w:type="dxa"/>
+              <w:top w:w="120" w:type="dxa"/>
+              <w:bottom w:w="120" w:type="dxa"/>
+              <w:left w:w="180" w:type="dxa"/>
+              <w:right w:w="180" w:type="dxa"/>
             </w:tcMar>
+            <w:tcBorders>
+              <w:top w:val="none"/>
+              <w:left w:val="single" w:sz="24" w:space="0" w:color="B45309"/>
+              <w:bottom w:val="none"/>
+              <w:right w:val="none"/>
+            </w:tcBorders>
           </w:tcPr>
           <w:p>
             <w:pPr>
-              <w:spacing w:after="0"/>
+              <w:spacing w:before="0" w:after="40" w:line="276" w:lineRule="auto"/>
             </w:pPr>
             <w:r>
               <w:rPr>
                 <w:rFonts w:ascii="Arial" w:hAnsi="Arial"/>
                 <w:b/>
-                <w:color w:val="64748B"/>
-                <w:sz w:val="19"/>
+                <w:color w:val="0F172A"/>
+                <w:sz w:val="20"/>
               </w:rPr>
-              <w:t>Người trình bày:</w:t>
+              <w:t>3. Phản xạ khi thầy hỏi xoáy:</w:t>
+              <w:br/>
             </w:r>
-          </w:p>
-        </w:tc>
-        <w:tc>
-          <w:tcPr>
-            <w:tcW w:type="dxa" w:w="7920"/>
-            <w:shd w:fill="F8FAFC"/>
-            <w:tcMar>
-              <w:top w:w="50" w:type="dxa"/>
-              <w:bottom w:w="50" w:type="dxa"/>
-              <w:left w:w="80" w:type="dxa"/>
-              <w:right w:w="80" w:type="dxa"/>
-            </w:tcMar>
-          </w:tcPr>
-          <w:p>
-            <w:pPr>
-              <w:spacing w:after="0"/>
-            </w:pPr>
             <w:r>
               <w:rPr>
                 <w:rFonts w:ascii="Arial" w:hAnsi="Arial"/>
                 <w:color w:val="0F172A"/>
                 <w:sz w:val="19"/>
               </w:rPr>
-              <w:t>Nguyễn Danh Học</w:t>
-            </w:r>
-          </w:p>
-        </w:tc>
-      </w:tr>
-      <w:tr>
-        <w:tc>
-          <w:tcPr>
-            <w:tcW w:type="dxa" w:w="2592"/>
-            <w:shd w:fill="F1F5F9"/>
-            <w:tcMar>
-              <w:top w:w="50" w:type="dxa"/>
-              <w:bottom w:w="50" w:type="dxa"/>
-              <w:left w:w="80" w:type="dxa"/>
-              <w:right w:w="80" w:type="dxa"/>
-            </w:tcMar>
-          </w:tcPr>
-          <w:p>
-            <w:pPr>
-              <w:spacing w:after="0"/>
-            </w:pPr>
-            <w:r>
-              <w:rPr>
-                <w:rFonts w:ascii="Arial" w:hAnsi="Arial"/>
-                <w:b/>
-                <w:color w:val="64748B"/>
-                <w:sz w:val="19"/>
-              </w:rPr>
-              <w:t>Mục tiêu truyền tải:</w:t>
-            </w:r>
-          </w:p>
-        </w:tc>
-        <w:tc>
-          <w:tcPr>
-            <w:tcW w:type="dxa" w:w="7920"/>
-            <w:shd w:fill="F8FAFC"/>
-            <w:tcMar>
-              <w:top w:w="50" w:type="dxa"/>
-              <w:bottom w:w="50" w:type="dxa"/>
-              <w:left w:w="80" w:type="dxa"/>
-              <w:right w:w="80" w:type="dxa"/>
-            </w:tcMar>
-          </w:tcPr>
-          <w:p>
-            <w:pPr>
-              <w:spacing w:after="0"/>
-            </w:pPr>
-            <w:r>
-              <w:rPr>
-                <w:rFonts w:ascii="Arial" w:hAnsi="Arial"/>
-                <w:color w:val="0F172A"/>
-                <w:sz w:val="19"/>
-              </w:rPr>
-              <w:t>Phân tích cơ chế kỹ thuật của 3 trường hợp payload nạp vào form đăng nhập.</w:t>
-            </w:r>
-          </w:p>
-        </w:tc>
-      </w:tr>
-      <w:tr>
-        <w:tc>
-          <w:tcPr>
-            <w:tcW w:type="dxa" w:w="2592"/>
-            <w:shd w:fill="F1F5F9"/>
-            <w:tcMar>
-              <w:top w:w="50" w:type="dxa"/>
-              <w:bottom w:w="50" w:type="dxa"/>
-              <w:left w:w="80" w:type="dxa"/>
-              <w:right w:w="80" w:type="dxa"/>
-            </w:tcMar>
-          </w:tcPr>
-          <w:p>
-            <w:pPr>
-              <w:spacing w:after="0"/>
-            </w:pPr>
-            <w:r>
-              <w:rPr>
-                <w:rFonts w:ascii="Arial" w:hAnsi="Arial"/>
-                <w:b/>
-                <w:color w:val="64748B"/>
-                <w:sz w:val="19"/>
-              </w:rPr>
-              <w:t>Gắn kết bài toán BTL:</w:t>
-            </w:r>
-          </w:p>
-        </w:tc>
-        <w:tc>
-          <w:tcPr>
-            <w:tcW w:type="dxa" w:w="7920"/>
-            <w:shd w:fill="F8FAFC"/>
-            <w:tcMar>
-              <w:top w:w="50" w:type="dxa"/>
-              <w:bottom w:w="50" w:type="dxa"/>
-              <w:left w:w="80" w:type="dxa"/>
-              <w:right w:w="80" w:type="dxa"/>
-            </w:tcMar>
-          </w:tcPr>
-          <w:p>
-            <w:pPr>
-              <w:spacing w:after="0"/>
-            </w:pPr>
-            <w:r>
-              <w:rPr>
-                <w:rFonts w:ascii="Arial" w:hAnsi="Arial"/>
-                <w:color w:val="0F172A"/>
-                <w:sz w:val="19"/>
-              </w:rPr>
-              <w:t>Cơ chế vượt qua xác thực để chiếm quyền Admin duyệt chuyên gia hoặc quyền Chuyên gia xem bệnh án.</w:t>
+              <w:t>Nếu thầy hỏi: 'Ký tự nháy đơn đóng vai trò gì?' ➔ Trả lời: 'Ký tự nháy đơn đóng chuỗi giá trị Username sớm, còn dấu hai gạch ngang (--) biến vế kiểm tra mật khẩu phía sau thành chú thích, giúp bypass xác thực ạ.'</w:t>
             </w:r>
           </w:p>
         </w:tc>
@@ -1613,8 +625,23 @@
     </w:tbl>
     <w:p>
       <w:pPr>
-        <w:spacing w:after="80"/>
+        <w:spacing w:after="120"/>
       </w:pPr>
+    </w:p>
+    <w:p>
+      <w:pPr>
+        <w:pStyle w:val="Heading2"/>
+        <w:spacing w:before="240" w:after="80"/>
+      </w:pPr>
+      <w:r>
+        <w:rPr>
+          <w:rFonts w:ascii="Arial" w:hAnsi="Arial"/>
+          <w:b/>
+          <w:color w:val="1D4ED8"/>
+          <w:sz w:val="22"/>
+        </w:rPr>
+        <w:t>SLIDE 04: 1.2. SQL INJECTION — 3 KỊCH BẢN KHAI THÁC THỰC NGHIỆM (Phụ trách: Nguyễn Danh Học)</w:t>
+      </w:r>
     </w:p>
     <w:tbl>
       <w:tblPr>
@@ -1631,10 +658,10 @@
             <w:tcW w:type="dxa" w:w="9360"/>
             <w:shd w:fill="EFF6FF"/>
             <w:tcMar>
-              <w:top w:w="140" w:type="dxa"/>
-              <w:bottom w:w="140" w:type="dxa"/>
-              <w:left w:w="200" w:type="dxa"/>
-              <w:right w:w="200" w:type="dxa"/>
+              <w:top w:w="120" w:type="dxa"/>
+              <w:bottom w:w="120" w:type="dxa"/>
+              <w:left w:w="180" w:type="dxa"/>
+              <w:right w:w="180" w:type="dxa"/>
             </w:tcMar>
             <w:tcBorders>
               <w:top w:val="none"/>
@@ -1645,25 +672,25 @@
           </w:tcPr>
           <w:p>
             <w:pPr>
-              <w:spacing w:before="0" w:after="80" w:line="276" w:lineRule="auto"/>
+              <w:spacing w:before="0" w:after="40" w:line="276" w:lineRule="auto"/>
             </w:pPr>
             <w:r>
               <w:rPr>
                 <w:rFonts w:ascii="Arial" w:hAnsi="Arial"/>
                 <w:b/>
                 <w:color w:val="1D4ED8"/>
-                <w:sz w:val="21"/>
+                <w:sz w:val="20"/>
               </w:rPr>
-              <w:t>📌 Lời nói thuyết trình (Khuyến nghị 30-45 giây):</w:t>
+              <w:t>1. Lời nói tự nhiên (2–4 câu cốt lõi, không đọc slide):</w:t>
               <w:br/>
             </w:r>
             <w:r>
               <w:rPr>
                 <w:rFonts w:ascii="Arial" w:hAnsi="Arial"/>
                 <w:color w:val="0F172A"/>
-                <w:sz w:val="20"/>
+                <w:sz w:val="19"/>
               </w:rPr>
-              <w:t>"Nhóm xây dựng 3 kịch bản thực nghiệm điển hình: Kịch bản 1 là Bypass tổng quát với chuỗi nháy đơn OR 1 bằng 1 gạch gạch. Mệnh đề OR 1=1 luôn đúng với mọi bản ghi, còn hai dấu gạch ngang vô hiệu hóa bước kiểm tra mật khẩu phía sau, giúp đăng nhập vào tài khoản đầu tiên trong bảng là Admin. Kịch bản 2 là Tấn công có chủ đích (Targeted Attack) với chuỗi 'admin' gạch gạch', nhắm thẳng vào tài khoản Quản trị viên tối cao mà không cần mật khẩu. Và Kịch bản 3 là Đăng nhập chuẩn hợp lệ dùng để đối chứng, chứng minh hệ thống vẫn xác thực chính xác khi người dùng nhập dữ liệu chuẩn."</w:t>
+              <w:t>"Nhóm xây dựng 3 kịch bản kiểm thử: Thứ nhất là Bypass tổng quát với chuỗi nháy đơn OR 1=1 gạch gạch, lợi dụng mệnh đề luôn đúng để đăng nhập vào tài khoản đầu tiên là Admin. Thứ hai là Tấn công có chủ đích với chuỗi admin' --, nhắm thẳng quyền Quản trị viên tối cao. Thứ ba là kịch bản đăng nhập chuẩn để đối chứng hệ thống hoạt động đúng nghiệp vụ."</w:t>
             </w:r>
           </w:p>
         </w:tc>
@@ -1689,10 +716,10 @@
             <w:tcW w:type="dxa" w:w="9360"/>
             <w:shd w:fill="ECFDF5"/>
             <w:tcMar>
-              <w:top w:w="140" w:type="dxa"/>
-              <w:bottom w:w="140" w:type="dxa"/>
-              <w:left w:w="200" w:type="dxa"/>
-              <w:right w:w="200" w:type="dxa"/>
+              <w:top w:w="120" w:type="dxa"/>
+              <w:bottom w:w="120" w:type="dxa"/>
+              <w:left w:w="180" w:type="dxa"/>
+              <w:right w:w="180" w:type="dxa"/>
             </w:tcMar>
             <w:tcBorders>
               <w:top w:val="none"/>
@@ -1703,25 +730,25 @@
           </w:tcPr>
           <w:p>
             <w:pPr>
-              <w:spacing w:before="0" w:after="80" w:line="276" w:lineRule="auto"/>
+              <w:spacing w:before="0" w:after="40" w:line="276" w:lineRule="auto"/>
             </w:pPr>
             <w:r>
               <w:rPr>
                 <w:rFonts w:ascii="Arial" w:hAnsi="Arial"/>
                 <w:b/>
                 <w:color w:val="047857"/>
-                <w:sz w:val="21"/>
+                <w:sz w:val="20"/>
               </w:rPr>
-              <w:t>📌 Thao tác chỉ dẫn màn hình / Live Demo (Khi thầy yêu cầu):</w:t>
+              <w:t>2. Thao tác trỏ màn hình / Demo khi chiếu:</w:t>
               <w:br/>
             </w:r>
             <w:r>
               <w:rPr>
                 <w:rFonts w:ascii="Arial" w:hAnsi="Arial"/>
                 <w:color w:val="0F172A"/>
-                <w:sz w:val="20"/>
+                <w:sz w:val="19"/>
               </w:rPr>
-              <w:t>Chỉ vào 3 thẻ card ngang 01, 02, 03. Đọc rõ từng payload và kết quả thực tế tương ứng.</w:t>
+              <w:t>Chỉ lần lượt qua 3 thẻ card ngang 01, 02, 03 trên slide.</w:t>
             </w:r>
           </w:p>
         </w:tc>
@@ -1729,190 +756,57 @@
     </w:tbl>
     <w:p>
       <w:pPr>
-        <w:spacing w:after="160"/>
+        <w:spacing w:after="40"/>
       </w:pPr>
-    </w:p>
-    <w:p>
-      <w:pPr>
-        <w:pStyle w:val="Heading2"/>
-        <w:spacing w:before="280" w:after="80"/>
-      </w:pPr>
-      <w:r>
-        <w:rPr>
-          <w:rFonts w:ascii="Arial" w:hAnsi="Arial"/>
-          <w:b/>
-          <w:color w:val="1D4ED8"/>
-          <w:sz w:val="24"/>
-        </w:rPr>
-        <w:t>SLIDE 05: 1.3. SQL INJECTION — MINH CHỨNG THỰC NGHIỆM TRỰC QUAN TRÊN WEB UI</w:t>
-      </w:r>
     </w:p>
     <w:tbl>
       <w:tblPr>
         <w:tblW w:type="auto" w:w="0"/>
         <w:jc w:val="center"/>
-        <w:tblLayout w:type="fixed"/>
         <w:tblLook w:firstColumn="1" w:firstRow="1" w:lastColumn="0" w:lastRow="0" w:noHBand="0" w:noVBand="1" w:val="04A0"/>
       </w:tblPr>
       <w:tblGrid>
-        <w:gridCol w:w="4680"/>
-        <w:gridCol w:w="4680"/>
+        <w:gridCol w:w="9360"/>
       </w:tblGrid>
       <w:tr>
         <w:tc>
           <w:tcPr>
-            <w:tcW w:type="dxa" w:w="2592"/>
-            <w:shd w:fill="F1F5F9"/>
+            <w:tcW w:type="dxa" w:w="9360"/>
+            <w:shd w:fill="FFFBEB"/>
             <w:tcMar>
-              <w:top w:w="50" w:type="dxa"/>
-              <w:bottom w:w="50" w:type="dxa"/>
-              <w:left w:w="80" w:type="dxa"/>
-              <w:right w:w="80" w:type="dxa"/>
+              <w:top w:w="120" w:type="dxa"/>
+              <w:bottom w:w="120" w:type="dxa"/>
+              <w:left w:w="180" w:type="dxa"/>
+              <w:right w:w="180" w:type="dxa"/>
             </w:tcMar>
+            <w:tcBorders>
+              <w:top w:val="none"/>
+              <w:left w:val="single" w:sz="24" w:space="0" w:color="B45309"/>
+              <w:bottom w:val="none"/>
+              <w:right w:val="none"/>
+            </w:tcBorders>
           </w:tcPr>
           <w:p>
             <w:pPr>
-              <w:spacing w:after="0"/>
+              <w:spacing w:before="0" w:after="40" w:line="276" w:lineRule="auto"/>
             </w:pPr>
             <w:r>
               <w:rPr>
                 <w:rFonts w:ascii="Arial" w:hAnsi="Arial"/>
                 <w:b/>
-                <w:color w:val="64748B"/>
-                <w:sz w:val="19"/>
+                <w:color w:val="0F172A"/>
+                <w:sz w:val="20"/>
               </w:rPr>
-              <w:t>Người trình bày:</w:t>
+              <w:t>3. Phản xạ khi thầy hỏi xoáy:</w:t>
+              <w:br/>
             </w:r>
-          </w:p>
-        </w:tc>
-        <w:tc>
-          <w:tcPr>
-            <w:tcW w:type="dxa" w:w="7920"/>
-            <w:shd w:fill="F8FAFC"/>
-            <w:tcMar>
-              <w:top w:w="50" w:type="dxa"/>
-              <w:bottom w:w="50" w:type="dxa"/>
-              <w:left w:w="80" w:type="dxa"/>
-              <w:right w:w="80" w:type="dxa"/>
-            </w:tcMar>
-          </w:tcPr>
-          <w:p>
-            <w:pPr>
-              <w:spacing w:after="0"/>
-            </w:pPr>
             <w:r>
               <w:rPr>
                 <w:rFonts w:ascii="Arial" w:hAnsi="Arial"/>
                 <w:color w:val="0F172A"/>
                 <w:sz w:val="19"/>
               </w:rPr>
-              <w:t>Nguyễn Danh Học</w:t>
-            </w:r>
-          </w:p>
-        </w:tc>
-      </w:tr>
-      <w:tr>
-        <w:tc>
-          <w:tcPr>
-            <w:tcW w:type="dxa" w:w="2592"/>
-            <w:shd w:fill="F1F5F9"/>
-            <w:tcMar>
-              <w:top w:w="50" w:type="dxa"/>
-              <w:bottom w:w="50" w:type="dxa"/>
-              <w:left w:w="80" w:type="dxa"/>
-              <w:right w:w="80" w:type="dxa"/>
-            </w:tcMar>
-          </w:tcPr>
-          <w:p>
-            <w:pPr>
-              <w:spacing w:after="0"/>
-            </w:pPr>
-            <w:r>
-              <w:rPr>
-                <w:rFonts w:ascii="Arial" w:hAnsi="Arial"/>
-                <w:b/>
-                <w:color w:val="64748B"/>
-                <w:sz w:val="19"/>
-              </w:rPr>
-              <w:t>Mục tiêu truyền tải:</w:t>
-            </w:r>
-          </w:p>
-        </w:tc>
-        <w:tc>
-          <w:tcPr>
-            <w:tcW w:type="dxa" w:w="7920"/>
-            <w:shd w:fill="F8FAFC"/>
-            <w:tcMar>
-              <w:top w:w="50" w:type="dxa"/>
-              <w:bottom w:w="50" w:type="dxa"/>
-              <w:left w:w="80" w:type="dxa"/>
-              <w:right w:w="80" w:type="dxa"/>
-            </w:tcMar>
-          </w:tcPr>
-          <w:p>
-            <w:pPr>
-              <w:spacing w:after="0"/>
-            </w:pPr>
-            <w:r>
-              <w:rPr>
-                <w:rFonts w:ascii="Arial" w:hAnsi="Arial"/>
-                <w:color w:val="0F172A"/>
-                <w:sz w:val="19"/>
-              </w:rPr>
-              <w:t>Trình bày kết quả đối chứng trực quan trên giao diện ứng dụng (Vulnerable vs Secure).</w:t>
-            </w:r>
-          </w:p>
-        </w:tc>
-      </w:tr>
-      <w:tr>
-        <w:tc>
-          <w:tcPr>
-            <w:tcW w:type="dxa" w:w="2592"/>
-            <w:shd w:fill="F1F5F9"/>
-            <w:tcMar>
-              <w:top w:w="50" w:type="dxa"/>
-              <w:bottom w:w="50" w:type="dxa"/>
-              <w:left w:w="80" w:type="dxa"/>
-              <w:right w:w="80" w:type="dxa"/>
-            </w:tcMar>
-          </w:tcPr>
-          <w:p>
-            <w:pPr>
-              <w:spacing w:after="0"/>
-            </w:pPr>
-            <w:r>
-              <w:rPr>
-                <w:rFonts w:ascii="Arial" w:hAnsi="Arial"/>
-                <w:b/>
-                <w:color w:val="64748B"/>
-                <w:sz w:val="19"/>
-              </w:rPr>
-              <w:t>Gắn kết bài toán BTL:</w:t>
-            </w:r>
-          </w:p>
-        </w:tc>
-        <w:tc>
-          <w:tcPr>
-            <w:tcW w:type="dxa" w:w="7920"/>
-            <w:shd w:fill="F8FAFC"/>
-            <w:tcMar>
-              <w:top w:w="50" w:type="dxa"/>
-              <w:bottom w:w="50" w:type="dxa"/>
-              <w:left w:w="80" w:type="dxa"/>
-              <w:right w:w="80" w:type="dxa"/>
-            </w:tcMar>
-          </w:tcPr>
-          <w:p>
-            <w:pPr>
-              <w:spacing w:after="0"/>
-            </w:pPr>
-            <w:r>
-              <w:rPr>
-                <w:rFonts w:ascii="Arial" w:hAnsi="Arial"/>
-                <w:color w:val="0F172A"/>
-                <w:sz w:val="19"/>
-              </w:rPr>
-              <w:t>Hậu quả rò rỉ thông tin cá nhân và số dư ví của khách hàng trong hệ thống tư vấn.</w:t>
+              <w:t>Nếu thầy hỏi: 'Tại sao lại là tài khoản Admin?' ➔ Trả lời: 'Do câu lệnh SELECT không có ORDER BY, máy chủ sẽ trả về bản ghi đầu tiên được quét trúng trong bảng Accounts, đó chính là tài khoản Admin có Id=1 ạ.'</w:t>
             </w:r>
           </w:p>
         </w:tc>
@@ -1920,8 +814,23 @@
     </w:tbl>
     <w:p>
       <w:pPr>
-        <w:spacing w:after="80"/>
+        <w:spacing w:after="120"/>
       </w:pPr>
+    </w:p>
+    <w:p>
+      <w:pPr>
+        <w:pStyle w:val="Heading2"/>
+        <w:spacing w:before="240" w:after="80"/>
+      </w:pPr>
+      <w:r>
+        <w:rPr>
+          <w:rFonts w:ascii="Arial" w:hAnsi="Arial"/>
+          <w:b/>
+          <w:color w:val="1D4ED8"/>
+          <w:sz w:val="22"/>
+        </w:rPr>
+        <w:t>SLIDE 05: 1.3. SQL INJECTION — MINH CHỨNG WEB UI (Phụ trách: Nguyễn Danh Học)</w:t>
+      </w:r>
     </w:p>
     <w:tbl>
       <w:tblPr>
@@ -1938,10 +847,10 @@
             <w:tcW w:type="dxa" w:w="9360"/>
             <w:shd w:fill="EFF6FF"/>
             <w:tcMar>
-              <w:top w:w="140" w:type="dxa"/>
-              <w:bottom w:w="140" w:type="dxa"/>
-              <w:left w:w="200" w:type="dxa"/>
-              <w:right w:w="200" w:type="dxa"/>
+              <w:top w:w="120" w:type="dxa"/>
+              <w:bottom w:w="120" w:type="dxa"/>
+              <w:left w:w="180" w:type="dxa"/>
+              <w:right w:w="180" w:type="dxa"/>
             </w:tcMar>
             <w:tcBorders>
               <w:top w:val="none"/>
@@ -1952,25 +861,25 @@
           </w:tcPr>
           <w:p>
             <w:pPr>
-              <w:spacing w:before="0" w:after="80" w:line="276" w:lineRule="auto"/>
+              <w:spacing w:before="0" w:after="40" w:line="276" w:lineRule="auto"/>
             </w:pPr>
             <w:r>
               <w:rPr>
                 <w:rFonts w:ascii="Arial" w:hAnsi="Arial"/>
                 <w:b/>
                 <w:color w:val="1D4ED8"/>
-                <w:sz w:val="21"/>
+                <w:sz w:val="20"/>
               </w:rPr>
-              <w:t>📌 Lời nói thuyết trình (Khuyến nghị 30-45 giây):</w:t>
+              <w:t>1. Lời nói tự nhiên (2–4 câu cốt lõi, không đọc slide):</w:t>
               <w:br/>
             </w:r>
             <w:r>
               <w:rPr>
                 <w:rFonts w:ascii="Arial" w:hAnsi="Arial"/>
                 <w:color w:val="0F172A"/>
-                <w:sz w:val="20"/>
+                <w:sz w:val="19"/>
               </w:rPr>
-              <w:t>"Trên màn hình là kết quả thực nghiệm trực tiếp trên web lab. Bên trái là nhánh dính lỗi: Khi chúng em nạp chuỗi ' OR '1'='1' --, máy chủ SQL Server bị bẻ gãy cú pháp, xác thực thành công và làm rò rỉ toàn bộ danh sách 4 tài khoản CSDL gồm cả Admin, Chuyên gia tâm lý và Khách hàng kèm số dư tài khoản ngân hàng và ghi chú mật. Ngược lại, ở bên phải là nhánh đã được phòng thủ bằng EF Core LINQ Parameterized: Khi gửi cùng một chuỗi khai thác, máy chủ coi toàn bộ chuỗi đó là văn bản thuần túy, truy vấn trả về 0 kết quả và từ chối đăng nhập tuyệt đối."</w:t>
+              <w:t>"Đây là kết quả thực tế trên giao diện: Ở nhánh dính lỗi bên trái, khi nạp chuỗi bypass, hệ thống xác thực thành công và trích xuất danh sách 4 tài khoản CSDL gồm cả Admin, Chuyên gia và Khách hàng kèm số dư ví. Ngược lại ở nhánh an toàn bên phải dùng EF Core LINQ, chuỗi payload được coi là văn bản thuần túy, truy vấn trả về 0 kết quả và từ chối đăng nhập."</w:t>
             </w:r>
           </w:p>
         </w:tc>
@@ -1996,10 +905,10 @@
             <w:tcW w:type="dxa" w:w="9360"/>
             <w:shd w:fill="ECFDF5"/>
             <w:tcMar>
-              <w:top w:w="140" w:type="dxa"/>
-              <w:bottom w:w="140" w:type="dxa"/>
-              <w:left w:w="200" w:type="dxa"/>
-              <w:right w:w="200" w:type="dxa"/>
+              <w:top w:w="120" w:type="dxa"/>
+              <w:bottom w:w="120" w:type="dxa"/>
+              <w:left w:w="180" w:type="dxa"/>
+              <w:right w:w="180" w:type="dxa"/>
             </w:tcMar>
             <w:tcBorders>
               <w:top w:val="none"/>
@@ -2010,25 +919,25 @@
           </w:tcPr>
           <w:p>
             <w:pPr>
-              <w:spacing w:before="0" w:after="80" w:line="276" w:lineRule="auto"/>
+              <w:spacing w:before="0" w:after="40" w:line="276" w:lineRule="auto"/>
             </w:pPr>
             <w:r>
               <w:rPr>
                 <w:rFonts w:ascii="Arial" w:hAnsi="Arial"/>
                 <w:b/>
                 <w:color w:val="047857"/>
-                <w:sz w:val="21"/>
+                <w:sz w:val="20"/>
               </w:rPr>
-              <w:t>📌 Thao tác chỉ dẫn màn hình / Live Demo (Khi thầy yêu cầu):</w:t>
+              <w:t>2. Thao tác trỏ màn hình / Demo khi chiếu:</w:t>
               <w:br/>
             </w:r>
             <w:r>
               <w:rPr>
                 <w:rFonts w:ascii="Arial" w:hAnsi="Arial"/>
                 <w:color w:val="0F172A"/>
-                <w:sz w:val="20"/>
+                <w:sz w:val="19"/>
               </w:rPr>
-              <w:t>Chỉ vào bảng 4 tài khoản bị lộ ở bên trái (màu đỏ) và đối chiếu với thông báo an toàn màu xanh ở bên phải.</w:t>
+              <w:t>Chỉ vào bảng 4 tài khoản bị lộ ở cột đỏ (trái) và đối chiếu với nhãn xanh an toàn (phải).</w:t>
             </w:r>
           </w:p>
         </w:tc>
@@ -2036,190 +945,57 @@
     </w:tbl>
     <w:p>
       <w:pPr>
-        <w:spacing w:after="160"/>
+        <w:spacing w:after="40"/>
       </w:pPr>
-    </w:p>
-    <w:p>
-      <w:pPr>
-        <w:pStyle w:val="Heading2"/>
-        <w:spacing w:before="280" w:after="80"/>
-      </w:pPr>
-      <w:r>
-        <w:rPr>
-          <w:rFonts w:ascii="Arial" w:hAnsi="Arial"/>
-          <w:b/>
-          <w:color w:val="1D4ED8"/>
-          <w:sz w:val="24"/>
-        </w:rPr>
-        <w:t>SLIDE 06: 1.4. SQL INJECTION — MINH CHỨNG GÓI TIN MẠNG (CHROME DEVTOOLS NETWORK)</w:t>
-      </w:r>
     </w:p>
     <w:tbl>
       <w:tblPr>
         <w:tblW w:type="auto" w:w="0"/>
         <w:jc w:val="center"/>
-        <w:tblLayout w:type="fixed"/>
         <w:tblLook w:firstColumn="1" w:firstRow="1" w:lastColumn="0" w:lastRow="0" w:noHBand="0" w:noVBand="1" w:val="04A0"/>
       </w:tblPr>
       <w:tblGrid>
-        <w:gridCol w:w="4680"/>
-        <w:gridCol w:w="4680"/>
+        <w:gridCol w:w="9360"/>
       </w:tblGrid>
       <w:tr>
         <w:tc>
           <w:tcPr>
-            <w:tcW w:type="dxa" w:w="2592"/>
-            <w:shd w:fill="F1F5F9"/>
+            <w:tcW w:type="dxa" w:w="9360"/>
+            <w:shd w:fill="FFFBEB"/>
             <w:tcMar>
-              <w:top w:w="50" w:type="dxa"/>
-              <w:bottom w:w="50" w:type="dxa"/>
-              <w:left w:w="80" w:type="dxa"/>
-              <w:right w:w="80" w:type="dxa"/>
+              <w:top w:w="120" w:type="dxa"/>
+              <w:bottom w:w="120" w:type="dxa"/>
+              <w:left w:w="180" w:type="dxa"/>
+              <w:right w:w="180" w:type="dxa"/>
             </w:tcMar>
+            <w:tcBorders>
+              <w:top w:val="none"/>
+              <w:left w:val="single" w:sz="24" w:space="0" w:color="B45309"/>
+              <w:bottom w:val="none"/>
+              <w:right w:val="none"/>
+            </w:tcBorders>
           </w:tcPr>
           <w:p>
             <w:pPr>
-              <w:spacing w:after="0"/>
+              <w:spacing w:before="0" w:after="40" w:line="276" w:lineRule="auto"/>
             </w:pPr>
             <w:r>
               <w:rPr>
                 <w:rFonts w:ascii="Arial" w:hAnsi="Arial"/>
                 <w:b/>
-                <w:color w:val="64748B"/>
-                <w:sz w:val="19"/>
+                <w:color w:val="0F172A"/>
+                <w:sz w:val="20"/>
               </w:rPr>
-              <w:t>Người trình bày:</w:t>
+              <w:t>3. Phản xạ khi thầy hỏi xoáy:</w:t>
+              <w:br/>
             </w:r>
-          </w:p>
-        </w:tc>
-        <w:tc>
-          <w:tcPr>
-            <w:tcW w:type="dxa" w:w="7920"/>
-            <w:shd w:fill="F8FAFC"/>
-            <w:tcMar>
-              <w:top w:w="50" w:type="dxa"/>
-              <w:bottom w:w="50" w:type="dxa"/>
-              <w:left w:w="80" w:type="dxa"/>
-              <w:right w:w="80" w:type="dxa"/>
-            </w:tcMar>
-          </w:tcPr>
-          <w:p>
-            <w:pPr>
-              <w:spacing w:after="0"/>
-            </w:pPr>
             <w:r>
               <w:rPr>
                 <w:rFonts w:ascii="Arial" w:hAnsi="Arial"/>
                 <w:color w:val="0F172A"/>
                 <w:sz w:val="19"/>
               </w:rPr>
-              <w:t>Nguyễn Danh Học</w:t>
-            </w:r>
-          </w:p>
-        </w:tc>
-      </w:tr>
-      <w:tr>
-        <w:tc>
-          <w:tcPr>
-            <w:tcW w:type="dxa" w:w="2592"/>
-            <w:shd w:fill="F1F5F9"/>
-            <w:tcMar>
-              <w:top w:w="50" w:type="dxa"/>
-              <w:bottom w:w="50" w:type="dxa"/>
-              <w:left w:w="80" w:type="dxa"/>
-              <w:right w:w="80" w:type="dxa"/>
-            </w:tcMar>
-          </w:tcPr>
-          <w:p>
-            <w:pPr>
-              <w:spacing w:after="0"/>
-            </w:pPr>
-            <w:r>
-              <w:rPr>
-                <w:rFonts w:ascii="Arial" w:hAnsi="Arial"/>
-                <w:b/>
-                <w:color w:val="64748B"/>
-                <w:sz w:val="19"/>
-              </w:rPr>
-              <w:t>Mục tiêu truyền tải:</w:t>
-            </w:r>
-          </w:p>
-        </w:tc>
-        <w:tc>
-          <w:tcPr>
-            <w:tcW w:type="dxa" w:w="7920"/>
-            <w:shd w:fill="F8FAFC"/>
-            <w:tcMar>
-              <w:top w:w="50" w:type="dxa"/>
-              <w:bottom w:w="50" w:type="dxa"/>
-              <w:left w:w="80" w:type="dxa"/>
-              <w:right w:w="80" w:type="dxa"/>
-            </w:tcMar>
-          </w:tcPr>
-          <w:p>
-            <w:pPr>
-              <w:spacing w:after="0"/>
-            </w:pPr>
-            <w:r>
-              <w:rPr>
-                <w:rFonts w:ascii="Arial" w:hAnsi="Arial"/>
-                <w:color w:val="0F172A"/>
-                <w:sz w:val="19"/>
-              </w:rPr>
-              <w:t>Chứng minh lỗ hổng nằm ở tầng Backend API thông qua công cụ Chrome DevTools (F12).</w:t>
-            </w:r>
-          </w:p>
-        </w:tc>
-      </w:tr>
-      <w:tr>
-        <w:tc>
-          <w:tcPr>
-            <w:tcW w:type="dxa" w:w="2592"/>
-            <w:shd w:fill="F1F5F9"/>
-            <w:tcMar>
-              <w:top w:w="50" w:type="dxa"/>
-              <w:bottom w:w="50" w:type="dxa"/>
-              <w:left w:w="80" w:type="dxa"/>
-              <w:right w:w="80" w:type="dxa"/>
-            </w:tcMar>
-          </w:tcPr>
-          <w:p>
-            <w:pPr>
-              <w:spacing w:after="0"/>
-            </w:pPr>
-            <w:r>
-              <w:rPr>
-                <w:rFonts w:ascii="Arial" w:hAnsi="Arial"/>
-                <w:b/>
-                <w:color w:val="64748B"/>
-                <w:sz w:val="19"/>
-              </w:rPr>
-              <w:t>Gắn kết bài toán BTL:</w:t>
-            </w:r>
-          </w:p>
-        </w:tc>
-        <w:tc>
-          <w:tcPr>
-            <w:tcW w:type="dxa" w:w="7920"/>
-            <w:shd w:fill="F8FAFC"/>
-            <w:tcMar>
-              <w:top w:w="50" w:type="dxa"/>
-              <w:bottom w:w="50" w:type="dxa"/>
-              <w:left w:w="80" w:type="dxa"/>
-              <w:right w:w="80" w:type="dxa"/>
-            </w:tcMar>
-          </w:tcPr>
-          <w:p>
-            <w:pPr>
-              <w:spacing w:after="0"/>
-            </w:pPr>
-            <w:r>
-              <w:rPr>
-                <w:rFonts w:ascii="Arial" w:hAnsi="Arial"/>
-                <w:color w:val="0F172A"/>
-                <w:sz w:val="19"/>
-              </w:rPr>
-              <w:t>Kiểm thử bảo mật API Endpoint trong bài toán BTL (Buổi 9).</w:t>
+              <w:t>Nếu thầy hỏi: 'Mật khẩu hiển thị trên kia là gì?' ➔ Trả lời: 'Trong lab nhóm để plain-text để thấy rõ hậu quả rò rỉ; còn ở sản phẩm thực tế bắt buộc phải băm bằng ASP.NET Core Identity ạ.'</w:t>
             </w:r>
           </w:p>
         </w:tc>
@@ -2227,8 +1003,23 @@
     </w:tbl>
     <w:p>
       <w:pPr>
-        <w:spacing w:after="80"/>
+        <w:spacing w:after="120"/>
       </w:pPr>
+    </w:p>
+    <w:p>
+      <w:pPr>
+        <w:pStyle w:val="Heading2"/>
+        <w:spacing w:before="240" w:after="80"/>
+      </w:pPr>
+      <w:r>
+        <w:rPr>
+          <w:rFonts w:ascii="Arial" w:hAnsi="Arial"/>
+          <w:b/>
+          <w:color w:val="1D4ED8"/>
+          <w:sz w:val="22"/>
+        </w:rPr>
+        <w:t>SLIDE 06: 1.4. SQL INJECTION — MINH CHỨNG CHROME DEVTOOLS NETWORK (Phụ trách: Nguyễn Danh Học)</w:t>
+      </w:r>
     </w:p>
     <w:tbl>
       <w:tblPr>
@@ -2245,10 +1036,10 @@
             <w:tcW w:type="dxa" w:w="9360"/>
             <w:shd w:fill="EFF6FF"/>
             <w:tcMar>
-              <w:top w:w="140" w:type="dxa"/>
-              <w:bottom w:w="140" w:type="dxa"/>
-              <w:left w:w="200" w:type="dxa"/>
-              <w:right w:w="200" w:type="dxa"/>
+              <w:top w:w="120" w:type="dxa"/>
+              <w:bottom w:w="120" w:type="dxa"/>
+              <w:left w:w="180" w:type="dxa"/>
+              <w:right w:w="180" w:type="dxa"/>
             </w:tcMar>
             <w:tcBorders>
               <w:top w:val="none"/>
@@ -2259,25 +1050,25 @@
           </w:tcPr>
           <w:p>
             <w:pPr>
-              <w:spacing w:before="0" w:after="80" w:line="276" w:lineRule="auto"/>
+              <w:spacing w:before="0" w:after="40" w:line="276" w:lineRule="auto"/>
             </w:pPr>
             <w:r>
               <w:rPr>
                 <w:rFonts w:ascii="Arial" w:hAnsi="Arial"/>
                 <w:b/>
                 <w:color w:val="1D4ED8"/>
-                <w:sz w:val="21"/>
+                <w:sz w:val="20"/>
               </w:rPr>
-              <w:t>📌 Lời nói thuyết trình (Khuyến nghị 30-45 giây):</w:t>
+              <w:t>1. Lời nói tự nhiên (2–4 câu cốt lõi, không đọc slide):</w:t>
               <w:br/>
             </w:r>
             <w:r>
               <w:rPr>
                 <w:rFonts w:ascii="Arial" w:hAnsi="Arial"/>
                 <w:color w:val="0F172A"/>
-                <w:sz w:val="20"/>
+                <w:sz w:val="19"/>
               </w:rPr>
-              <w:t>"Để chứng minh tính khách quan dưới góc độ kỹ thuật mạng, chúng em bật Chrome DevTools tab Network. Nhìn vào gói tin POST gửi lên /SqlInjection/LoginVulnerable, tham số payload gửi đi nguyên văn chuỗi nháy đơn. Phản hồi Server trả về mã HTTP 200 OK với khối dữ liệu JSON chứa toàn bộ thông tin tài khoản bị trích xuất. Điều này chứng minh lỗ hổng nằm sâu ở tầng xử lý C# Backend chứ không phụ thuộc vào giao diện người dùng, kẻ tấn công hoàn toàn có thể dùng cURL hoặc Postman để rút sạch dữ liệu mà không cần thông qua trình duyệt."</w:t>
+              <w:t>"Nhìn sâu vào gói tin mạng qua Chrome DevTools: Request POST gửi lên mang nguyên văn chuỗi payload khai thác. Phản hồi JSON trả về mã 200 OK chứa mảng 4 tài khoản bị rò rỉ. Điều này chứng minh lỗi nằm ở tầng C# Backend, kẻ tấn công hoàn toàn có thể dùng cURL hoặc Postman để trích xuất dữ liệu mà không cần thông qua giao diện Web."</w:t>
             </w:r>
           </w:p>
         </w:tc>
@@ -2303,10 +1094,10 @@
             <w:tcW w:type="dxa" w:w="9360"/>
             <w:shd w:fill="ECFDF5"/>
             <w:tcMar>
-              <w:top w:w="140" w:type="dxa"/>
-              <w:bottom w:w="140" w:type="dxa"/>
-              <w:left w:w="200" w:type="dxa"/>
-              <w:right w:w="200" w:type="dxa"/>
+              <w:top w:w="120" w:type="dxa"/>
+              <w:bottom w:w="120" w:type="dxa"/>
+              <w:left w:w="180" w:type="dxa"/>
+              <w:right w:w="180" w:type="dxa"/>
             </w:tcMar>
             <w:tcBorders>
               <w:top w:val="none"/>
@@ -2317,25 +1108,25 @@
           </w:tcPr>
           <w:p>
             <w:pPr>
-              <w:spacing w:before="0" w:after="80" w:line="276" w:lineRule="auto"/>
+              <w:spacing w:before="0" w:after="40" w:line="276" w:lineRule="auto"/>
             </w:pPr>
             <w:r>
               <w:rPr>
                 <w:rFonts w:ascii="Arial" w:hAnsi="Arial"/>
                 <w:b/>
                 <w:color w:val="047857"/>
-                <w:sz w:val="21"/>
+                <w:sz w:val="20"/>
               </w:rPr>
-              <w:t>📌 Thao tác chỉ dẫn màn hình / Live Demo (Khi thầy yêu cầu):</w:t>
+              <w:t>2. Thao tác trỏ màn hình / Demo khi chiếu:</w:t>
               <w:br/>
             </w:r>
             <w:r>
               <w:rPr>
                 <w:rFonts w:ascii="Arial" w:hAnsi="Arial"/>
                 <w:color w:val="0F172A"/>
-                <w:sz w:val="20"/>
+                <w:sz w:val="19"/>
               </w:rPr>
-              <w:t>Chỉ vào tab Network F12: Dòng request `LoginVulnerable 200 OK`, tab Payload chứa payload và tab Response chứa JSON.</w:t>
+              <w:t>Chỉ vào tab Network: Dòng request `LoginVulnerable 200 OK`, tab Payload chứa chuỗi inject và tab Response chứa JSON.</w:t>
             </w:r>
           </w:p>
         </w:tc>
@@ -2343,190 +1134,57 @@
     </w:tbl>
     <w:p>
       <w:pPr>
-        <w:spacing w:after="160"/>
+        <w:spacing w:after="40"/>
       </w:pPr>
-    </w:p>
-    <w:p>
-      <w:pPr>
-        <w:pStyle w:val="Heading2"/>
-        <w:spacing w:before="280" w:after="80"/>
-      </w:pPr>
-      <w:r>
-        <w:rPr>
-          <w:rFonts w:ascii="Arial" w:hAnsi="Arial"/>
-          <w:b/>
-          <w:color w:val="1D4ED8"/>
-          <w:sz w:val="24"/>
-        </w:rPr>
-        <w:t>SLIDE 07: 1.5. SQL INJECTION — CƠ CHẾ PHÒNG THỦ CHUẨN HÓA TRONG BTL</w:t>
-      </w:r>
     </w:p>
     <w:tbl>
       <w:tblPr>
         <w:tblW w:type="auto" w:w="0"/>
         <w:jc w:val="center"/>
-        <w:tblLayout w:type="fixed"/>
         <w:tblLook w:firstColumn="1" w:firstRow="1" w:lastColumn="0" w:lastRow="0" w:noHBand="0" w:noVBand="1" w:val="04A0"/>
       </w:tblPr>
       <w:tblGrid>
-        <w:gridCol w:w="4680"/>
-        <w:gridCol w:w="4680"/>
+        <w:gridCol w:w="9360"/>
       </w:tblGrid>
       <w:tr>
         <w:tc>
           <w:tcPr>
-            <w:tcW w:type="dxa" w:w="2592"/>
-            <w:shd w:fill="F1F5F9"/>
+            <w:tcW w:type="dxa" w:w="9360"/>
+            <w:shd w:fill="FFFBEB"/>
             <w:tcMar>
-              <w:top w:w="50" w:type="dxa"/>
-              <w:bottom w:w="50" w:type="dxa"/>
-              <w:left w:w="80" w:type="dxa"/>
-              <w:right w:w="80" w:type="dxa"/>
+              <w:top w:w="120" w:type="dxa"/>
+              <w:bottom w:w="120" w:type="dxa"/>
+              <w:left w:w="180" w:type="dxa"/>
+              <w:right w:w="180" w:type="dxa"/>
             </w:tcMar>
+            <w:tcBorders>
+              <w:top w:val="none"/>
+              <w:left w:val="single" w:sz="24" w:space="0" w:color="B45309"/>
+              <w:bottom w:val="none"/>
+              <w:right w:val="none"/>
+            </w:tcBorders>
           </w:tcPr>
           <w:p>
             <w:pPr>
-              <w:spacing w:after="0"/>
+              <w:spacing w:before="0" w:after="40" w:line="276" w:lineRule="auto"/>
             </w:pPr>
             <w:r>
               <w:rPr>
                 <w:rFonts w:ascii="Arial" w:hAnsi="Arial"/>
                 <w:b/>
-                <w:color w:val="64748B"/>
-                <w:sz w:val="19"/>
+                <w:color w:val="0F172A"/>
+                <w:sz w:val="20"/>
               </w:rPr>
-              <w:t>Người trình bày:</w:t>
+              <w:t>3. Phản xạ khi thầy hỏi xoáy:</w:t>
+              <w:br/>
             </w:r>
-          </w:p>
-        </w:tc>
-        <w:tc>
-          <w:tcPr>
-            <w:tcW w:type="dxa" w:w="7920"/>
-            <w:shd w:fill="F8FAFC"/>
-            <w:tcMar>
-              <w:top w:w="50" w:type="dxa"/>
-              <w:bottom w:w="50" w:type="dxa"/>
-              <w:left w:w="80" w:type="dxa"/>
-              <w:right w:w="80" w:type="dxa"/>
-            </w:tcMar>
-          </w:tcPr>
-          <w:p>
-            <w:pPr>
-              <w:spacing w:after="0"/>
-            </w:pPr>
             <w:r>
               <w:rPr>
                 <w:rFonts w:ascii="Arial" w:hAnsi="Arial"/>
                 <w:color w:val="0F172A"/>
                 <w:sz w:val="19"/>
               </w:rPr>
-              <w:t>Nguyễn Danh Học</w:t>
-            </w:r>
-          </w:p>
-        </w:tc>
-      </w:tr>
-      <w:tr>
-        <w:tc>
-          <w:tcPr>
-            <w:tcW w:type="dxa" w:w="2592"/>
-            <w:shd w:fill="F1F5F9"/>
-            <w:tcMar>
-              <w:top w:w="50" w:type="dxa"/>
-              <w:bottom w:w="50" w:type="dxa"/>
-              <w:left w:w="80" w:type="dxa"/>
-              <w:right w:w="80" w:type="dxa"/>
-            </w:tcMar>
-          </w:tcPr>
-          <w:p>
-            <w:pPr>
-              <w:spacing w:after="0"/>
-            </w:pPr>
-            <w:r>
-              <w:rPr>
-                <w:rFonts w:ascii="Arial" w:hAnsi="Arial"/>
-                <w:b/>
-                <w:color w:val="64748B"/>
-                <w:sz w:val="19"/>
-              </w:rPr>
-              <w:t>Mục tiêu truyền tải:</w:t>
-            </w:r>
-          </w:p>
-        </w:tc>
-        <w:tc>
-          <w:tcPr>
-            <w:tcW w:type="dxa" w:w="7920"/>
-            <w:shd w:fill="F8FAFC"/>
-            <w:tcMar>
-              <w:top w:w="50" w:type="dxa"/>
-              <w:bottom w:w="50" w:type="dxa"/>
-              <w:left w:w="80" w:type="dxa"/>
-              <w:right w:w="80" w:type="dxa"/>
-            </w:tcMar>
-          </w:tcPr>
-          <w:p>
-            <w:pPr>
-              <w:spacing w:after="0"/>
-            </w:pPr>
-            <w:r>
-              <w:rPr>
-                <w:rFonts w:ascii="Arial" w:hAnsi="Arial"/>
-                <w:color w:val="0F172A"/>
-                <w:sz w:val="19"/>
-              </w:rPr>
-              <w:t>Trình bày giải pháp phòng thủ triệt để với EF Core LINQ và phân định rõ lớp bảo vệ mật khẩu.</w:t>
-            </w:r>
-          </w:p>
-        </w:tc>
-      </w:tr>
-      <w:tr>
-        <w:tc>
-          <w:tcPr>
-            <w:tcW w:type="dxa" w:w="2592"/>
-            <w:shd w:fill="F1F5F9"/>
-            <w:tcMar>
-              <w:top w:w="50" w:type="dxa"/>
-              <w:bottom w:w="50" w:type="dxa"/>
-              <w:left w:w="80" w:type="dxa"/>
-              <w:right w:w="80" w:type="dxa"/>
-            </w:tcMar>
-          </w:tcPr>
-          <w:p>
-            <w:pPr>
-              <w:spacing w:after="0"/>
-            </w:pPr>
-            <w:r>
-              <w:rPr>
-                <w:rFonts w:ascii="Arial" w:hAnsi="Arial"/>
-                <w:b/>
-                <w:color w:val="64748B"/>
-                <w:sz w:val="19"/>
-              </w:rPr>
-              <w:t>Gắn kết bài toán BTL:</w:t>
-            </w:r>
-          </w:p>
-        </w:tc>
-        <w:tc>
-          <w:tcPr>
-            <w:tcW w:type="dxa" w:w="7920"/>
-            <w:shd w:fill="F8FAFC"/>
-            <w:tcMar>
-              <w:top w:w="50" w:type="dxa"/>
-              <w:bottom w:w="50" w:type="dxa"/>
-              <w:left w:w="80" w:type="dxa"/>
-              <w:right w:w="80" w:type="dxa"/>
-            </w:tcMar>
-          </w:tcPr>
-          <w:p>
-            <w:pPr>
-              <w:spacing w:after="0"/>
-            </w:pPr>
-            <w:r>
-              <w:rPr>
-                <w:rFonts w:ascii="Arial" w:hAnsi="Arial"/>
-                <w:color w:val="0F172A"/>
-                <w:sz w:val="19"/>
-              </w:rPr>
-              <w:t>Áp dụng trực tiếp vào `AppDbContext` và `AccountController` của đồ án BTL.</w:t>
+              <w:t>Nếu thầy hỏi: 'DevTools chứng minh được điều gì?' ➔ Trả lời: 'Chứng minh lỗ hổng xảy ra ở tầng nhận và xử lý request của Controller, độc lập hoàn toàn với việc kiểm tra form ở Client-side ạ.'</w:t>
             </w:r>
           </w:p>
         </w:tc>
@@ -2534,8 +1192,23 @@
     </w:tbl>
     <w:p>
       <w:pPr>
-        <w:spacing w:after="80"/>
+        <w:spacing w:after="120"/>
       </w:pPr>
+    </w:p>
+    <w:p>
+      <w:pPr>
+        <w:pStyle w:val="Heading2"/>
+        <w:spacing w:before="240" w:after="80"/>
+      </w:pPr>
+      <w:r>
+        <w:rPr>
+          <w:rFonts w:ascii="Arial" w:hAnsi="Arial"/>
+          <w:b/>
+          <w:color w:val="1D4ED8"/>
+          <w:sz w:val="22"/>
+        </w:rPr>
+        <w:t>SLIDE 07: 1.5. SQL INJECTION — CƠ CHẾ PHÒNG THỦ CHUẨN TRONG BTL (Phụ trách: Nguyễn Danh Học)</w:t>
+      </w:r>
     </w:p>
     <w:tbl>
       <w:tblPr>
@@ -2552,10 +1225,10 @@
             <w:tcW w:type="dxa" w:w="9360"/>
             <w:shd w:fill="EFF6FF"/>
             <w:tcMar>
-              <w:top w:w="140" w:type="dxa"/>
-              <w:bottom w:w="140" w:type="dxa"/>
-              <w:left w:w="200" w:type="dxa"/>
-              <w:right w:w="200" w:type="dxa"/>
+              <w:top w:w="120" w:type="dxa"/>
+              <w:bottom w:w="120" w:type="dxa"/>
+              <w:left w:w="180" w:type="dxa"/>
+              <w:right w:w="180" w:type="dxa"/>
             </w:tcMar>
             <w:tcBorders>
               <w:top w:val="none"/>
@@ -2566,25 +1239,25 @@
           </w:tcPr>
           <w:p>
             <w:pPr>
-              <w:spacing w:before="0" w:after="80" w:line="276" w:lineRule="auto"/>
+              <w:spacing w:before="0" w:after="40" w:line="276" w:lineRule="auto"/>
             </w:pPr>
             <w:r>
               <w:rPr>
                 <w:rFonts w:ascii="Arial" w:hAnsi="Arial"/>
                 <w:b/>
                 <w:color w:val="1D4ED8"/>
-                <w:sz w:val="21"/>
+                <w:sz w:val="20"/>
               </w:rPr>
-              <w:t>📌 Lời nói thuyết trình (Khuyến nghị 30-45 giây):</w:t>
+              <w:t>1. Lời nói tự nhiên (2–4 câu cốt lõi, không đọc slide):</w:t>
               <w:br/>
             </w:r>
             <w:r>
               <w:rPr>
                 <w:rFonts w:ascii="Arial" w:hAnsi="Arial"/>
                 <w:color w:val="0F172A"/>
-                <w:sz w:val="20"/>
+                <w:sz w:val="19"/>
               </w:rPr>
-              <w:t>"Giải pháp khắc phục chuẩn mực được nhóm áp dụng: Sử dụng LINQ Parameterized Query thông qua EF Core: FirstOrDefault(a =&gt; a.Username == user &amp;&amp; a.Password == pass). Cơ chế bảo vệ cốt lõi là Data tách biệt hoàn toàn với Cú pháp lệnh. SQL Server sẽ biên dịch Execution Plan trước, sau đó mới truyền giá trị người dùng vào tham số @p0. Kẻ tấn công không thể chèn lệnh được nữa. Một điểm lưu ý học thuật quan trọng: Parameterized Query là giải pháp cho SQL Injection, còn để bảo vệ mật khẩu khi CSDL bị lộ, nhóm áp dụng thêm lớp phòng thủ chiều sâu (Defense-in-Depth) bằng cách băm mật khẩu qua ASP.NET Core Identity (PBKDF2) kèm Salt ngẫu nhiên và cấp quyền tối thiểu (Least Privilege) cho tài khoản kết nối CSDL."</w:t>
+              <w:t>"Để phòng thủ, nhóm dùng LINQ Parameterized Query trong EF Core: FirstOrDefault theo user và pass. SQL Server sẽ biên dịch Execution Plan trước khi gán tham số @p0, đảm bảo Data tách biệt hoàn toàn với cú pháp lệnh. Nhóm xin nhấn mạnh: Parameterized Query giúp giải quyết lỗi SQLi, còn Password Hashing bằng Identity là lớp phòng thủ bổ sung để bảo vệ mật khẩu nếu CSDL bị rò rỉ."</w:t>
             </w:r>
           </w:p>
         </w:tc>
@@ -2610,10 +1283,10 @@
             <w:tcW w:type="dxa" w:w="9360"/>
             <w:shd w:fill="ECFDF5"/>
             <w:tcMar>
-              <w:top w:w="140" w:type="dxa"/>
-              <w:bottom w:w="140" w:type="dxa"/>
-              <w:left w:w="200" w:type="dxa"/>
-              <w:right w:w="200" w:type="dxa"/>
+              <w:top w:w="120" w:type="dxa"/>
+              <w:bottom w:w="120" w:type="dxa"/>
+              <w:left w:w="180" w:type="dxa"/>
+              <w:right w:w="180" w:type="dxa"/>
             </w:tcMar>
             <w:tcBorders>
               <w:top w:val="none"/>
@@ -2624,25 +1297,25 @@
           </w:tcPr>
           <w:p>
             <w:pPr>
-              <w:spacing w:before="0" w:after="80" w:line="276" w:lineRule="auto"/>
+              <w:spacing w:before="0" w:after="40" w:line="276" w:lineRule="auto"/>
             </w:pPr>
             <w:r>
               <w:rPr>
                 <w:rFonts w:ascii="Arial" w:hAnsi="Arial"/>
                 <w:b/>
                 <w:color w:val="047857"/>
-                <w:sz w:val="21"/>
+                <w:sz w:val="20"/>
               </w:rPr>
-              <w:t>📌 Thao tác chỉ dẫn màn hình / Live Demo (Khi thầy yêu cầu):</w:t>
+              <w:t>2. Thao tác trỏ màn hình / Demo khi chiếu:</w:t>
               <w:br/>
             </w:r>
             <w:r>
               <w:rPr>
                 <w:rFonts w:ascii="Arial" w:hAnsi="Arial"/>
                 <w:color w:val="0F172A"/>
-                <w:sz w:val="20"/>
+                <w:sz w:val="19"/>
               </w:rPr>
-              <w:t>Chỉ rõ 2 cột: Cột xanh là code LINQ phòng thủ SQLi, Cột xám bên phải là nguyên tắc tách biệt Hashing mật khẩu.</w:t>
+              <w:t>Chỉ vào code LINQ màu xanh bên trái và 3 nguyên tắc bảo mật (Parameterized, Least Privilege, Hashing) bên phải.</w:t>
             </w:r>
           </w:p>
         </w:tc>
@@ -2650,190 +1323,57 @@
     </w:tbl>
     <w:p>
       <w:pPr>
-        <w:spacing w:after="160"/>
+        <w:spacing w:after="40"/>
       </w:pPr>
-    </w:p>
-    <w:p>
-      <w:pPr>
-        <w:pStyle w:val="Heading2"/>
-        <w:spacing w:before="280" w:after="80"/>
-      </w:pPr>
-      <w:r>
-        <w:rPr>
-          <w:rFonts w:ascii="Arial" w:hAnsi="Arial"/>
-          <w:b/>
-          <w:color w:val="1D4ED8"/>
-          <w:sz w:val="24"/>
-        </w:rPr>
-        <w:t>SLIDE 08: 2.1. STORED XSS — LỖI PHÁT TÁN NHƯ THẾ NÀO &amp; NGUYÊN NHÂN GỐC</w:t>
-      </w:r>
     </w:p>
     <w:tbl>
       <w:tblPr>
         <w:tblW w:type="auto" w:w="0"/>
         <w:jc w:val="center"/>
-        <w:tblLayout w:type="fixed"/>
         <w:tblLook w:firstColumn="1" w:firstRow="1" w:lastColumn="0" w:lastRow="0" w:noHBand="0" w:noVBand="1" w:val="04A0"/>
       </w:tblPr>
       <w:tblGrid>
-        <w:gridCol w:w="4680"/>
-        <w:gridCol w:w="4680"/>
+        <w:gridCol w:w="9360"/>
       </w:tblGrid>
       <w:tr>
         <w:tc>
           <w:tcPr>
-            <w:tcW w:type="dxa" w:w="2592"/>
-            <w:shd w:fill="F1F5F9"/>
+            <w:tcW w:type="dxa" w:w="9360"/>
+            <w:shd w:fill="FFFBEB"/>
             <w:tcMar>
-              <w:top w:w="50" w:type="dxa"/>
-              <w:bottom w:w="50" w:type="dxa"/>
-              <w:left w:w="80" w:type="dxa"/>
-              <w:right w:w="80" w:type="dxa"/>
+              <w:top w:w="120" w:type="dxa"/>
+              <w:bottom w:w="120" w:type="dxa"/>
+              <w:left w:w="180" w:type="dxa"/>
+              <w:right w:w="180" w:type="dxa"/>
             </w:tcMar>
+            <w:tcBorders>
+              <w:top w:val="none"/>
+              <w:left w:val="single" w:sz="24" w:space="0" w:color="B45309"/>
+              <w:bottom w:val="none"/>
+              <w:right w:val="none"/>
+            </w:tcBorders>
           </w:tcPr>
           <w:p>
             <w:pPr>
-              <w:spacing w:after="0"/>
+              <w:spacing w:before="0" w:after="40" w:line="276" w:lineRule="auto"/>
             </w:pPr>
             <w:r>
               <w:rPr>
                 <w:rFonts w:ascii="Arial" w:hAnsi="Arial"/>
                 <w:b/>
-                <w:color w:val="64748B"/>
-                <w:sz w:val="19"/>
+                <w:color w:val="0F172A"/>
+                <w:sz w:val="20"/>
               </w:rPr>
-              <w:t>Người trình bày:</w:t>
+              <w:t>3. Phản xạ khi thầy hỏi xoáy:</w:t>
+              <w:br/>
             </w:r>
-          </w:p>
-        </w:tc>
-        <w:tc>
-          <w:tcPr>
-            <w:tcW w:type="dxa" w:w="7920"/>
-            <w:shd w:fill="F8FAFC"/>
-            <w:tcMar>
-              <w:top w:w="50" w:type="dxa"/>
-              <w:bottom w:w="50" w:type="dxa"/>
-              <w:left w:w="80" w:type="dxa"/>
-              <w:right w:w="80" w:type="dxa"/>
-            </w:tcMar>
-          </w:tcPr>
-          <w:p>
-            <w:pPr>
-              <w:spacing w:after="0"/>
-            </w:pPr>
             <w:r>
               <w:rPr>
                 <w:rFonts w:ascii="Arial" w:hAnsi="Arial"/>
                 <w:color w:val="0F172A"/>
                 <w:sz w:val="19"/>
               </w:rPr>
-              <w:t>Nguyễn Thanh Bình</w:t>
-            </w:r>
-          </w:p>
-        </w:tc>
-      </w:tr>
-      <w:tr>
-        <w:tc>
-          <w:tcPr>
-            <w:tcW w:type="dxa" w:w="2592"/>
-            <w:shd w:fill="F1F5F9"/>
-            <w:tcMar>
-              <w:top w:w="50" w:type="dxa"/>
-              <w:bottom w:w="50" w:type="dxa"/>
-              <w:left w:w="80" w:type="dxa"/>
-              <w:right w:w="80" w:type="dxa"/>
-            </w:tcMar>
-          </w:tcPr>
-          <w:p>
-            <w:pPr>
-              <w:spacing w:after="0"/>
-            </w:pPr>
-            <w:r>
-              <w:rPr>
-                <w:rFonts w:ascii="Arial" w:hAnsi="Arial"/>
-                <w:b/>
-                <w:color w:val="64748B"/>
-                <w:sz w:val="19"/>
-              </w:rPr>
-              <w:t>Mục tiêu truyền tải:</w:t>
-            </w:r>
-          </w:p>
-        </w:tc>
-        <w:tc>
-          <w:tcPr>
-            <w:tcW w:type="dxa" w:w="7920"/>
-            <w:shd w:fill="F8FAFC"/>
-            <w:tcMar>
-              <w:top w:w="50" w:type="dxa"/>
-              <w:bottom w:w="50" w:type="dxa"/>
-              <w:left w:w="80" w:type="dxa"/>
-              <w:right w:w="80" w:type="dxa"/>
-            </w:tcMar>
-          </w:tcPr>
-          <w:p>
-            <w:pPr>
-              <w:spacing w:after="0"/>
-            </w:pPr>
-            <w:r>
-              <w:rPr>
-                <w:rFonts w:ascii="Arial" w:hAnsi="Arial"/>
-                <w:color w:val="0F172A"/>
-                <w:sz w:val="19"/>
-              </w:rPr>
-              <w:t>Trình bày bản chất Stored XSS trong nghiệp vụ nhận xét chuyên gia và nguy cơ từ @Html.Raw.</w:t>
-            </w:r>
-          </w:p>
-        </w:tc>
-      </w:tr>
-      <w:tr>
-        <w:tc>
-          <w:tcPr>
-            <w:tcW w:type="dxa" w:w="2592"/>
-            <w:shd w:fill="F1F5F9"/>
-            <w:tcMar>
-              <w:top w:w="50" w:type="dxa"/>
-              <w:bottom w:w="50" w:type="dxa"/>
-              <w:left w:w="80" w:type="dxa"/>
-              <w:right w:w="80" w:type="dxa"/>
-            </w:tcMar>
-          </w:tcPr>
-          <w:p>
-            <w:pPr>
-              <w:spacing w:after="0"/>
-            </w:pPr>
-            <w:r>
-              <w:rPr>
-                <w:rFonts w:ascii="Arial" w:hAnsi="Arial"/>
-                <w:b/>
-                <w:color w:val="64748B"/>
-                <w:sz w:val="19"/>
-              </w:rPr>
-              <w:t>Gắn kết bài toán BTL:</w:t>
-            </w:r>
-          </w:p>
-        </w:tc>
-        <w:tc>
-          <w:tcPr>
-            <w:tcW w:type="dxa" w:w="7920"/>
-            <w:shd w:fill="F8FAFC"/>
-            <w:tcMar>
-              <w:top w:w="50" w:type="dxa"/>
-              <w:bottom w:w="50" w:type="dxa"/>
-              <w:left w:w="80" w:type="dxa"/>
-              <w:right w:w="80" w:type="dxa"/>
-            </w:tcMar>
-          </w:tcPr>
-          <w:p>
-            <w:pPr>
-              <w:spacing w:after="0"/>
-            </w:pPr>
-            <w:r>
-              <w:rPr>
-                <w:rFonts w:ascii="Arial" w:hAnsi="Arial"/>
-                <w:color w:val="0F172A"/>
-                <w:sz w:val="19"/>
-              </w:rPr>
-              <w:t>Chức năng Đánh giá chuyên gia (`Reviews`) sau phiên tư vấn trực tuyến (P04).</w:t>
+              <w:t>Nếu thầy hỏi: 'Dùng FromSqlRaw có an toàn không?' ➔ Trả lời: 'Nếu dùng FromSqlRaw thì bắt buộc phải truyền kèm SqlParameter, hoặc dùng FromSqlInterpolated để EF Core tự tham số hóa chuỗi ạ.'</w:t>
             </w:r>
           </w:p>
         </w:tc>
@@ -2841,8 +1381,23 @@
     </w:tbl>
     <w:p>
       <w:pPr>
-        <w:spacing w:after="80"/>
+        <w:spacing w:after="120"/>
       </w:pPr>
+    </w:p>
+    <w:p>
+      <w:pPr>
+        <w:pStyle w:val="Heading2"/>
+        <w:spacing w:before="240" w:after="80"/>
+      </w:pPr>
+      <w:r>
+        <w:rPr>
+          <w:rFonts w:ascii="Arial" w:hAnsi="Arial"/>
+          <w:b/>
+          <w:color w:val="1D4ED8"/>
+          <w:sz w:val="22"/>
+        </w:rPr>
+        <w:t>SLIDE 08: 2.1. STORED XSS — LỖI PHÁT TÁN NHƯ THẾ NÀO &amp; ROOT CAUSE (Phụ trách: Nguyễn Thanh Bình)</w:t>
+      </w:r>
     </w:p>
     <w:tbl>
       <w:tblPr>
@@ -2859,10 +1414,10 @@
             <w:tcW w:type="dxa" w:w="9360"/>
             <w:shd w:fill="EFF6FF"/>
             <w:tcMar>
-              <w:top w:w="140" w:type="dxa"/>
-              <w:bottom w:w="140" w:type="dxa"/>
-              <w:left w:w="200" w:type="dxa"/>
-              <w:right w:w="200" w:type="dxa"/>
+              <w:top w:w="120" w:type="dxa"/>
+              <w:bottom w:w="120" w:type="dxa"/>
+              <w:left w:w="180" w:type="dxa"/>
+              <w:right w:w="180" w:type="dxa"/>
             </w:tcMar>
             <w:tcBorders>
               <w:top w:val="none"/>
@@ -2873,25 +1428,25 @@
           </w:tcPr>
           <w:p>
             <w:pPr>
-              <w:spacing w:before="0" w:after="80" w:line="276" w:lineRule="auto"/>
+              <w:spacing w:before="0" w:after="40" w:line="276" w:lineRule="auto"/>
             </w:pPr>
             <w:r>
               <w:rPr>
                 <w:rFonts w:ascii="Arial" w:hAnsi="Arial"/>
                 <w:b/>
                 <w:color w:val="1D4ED8"/>
-                <w:sz w:val="21"/>
+                <w:sz w:val="20"/>
               </w:rPr>
-              <w:t>📌 Lời nói thuyết trình (Khuyến nghị 30-45 giây):</w:t>
+              <w:t>1. Lời nói tự nhiên (2–4 câu cốt lõi, không đọc slide):</w:t>
               <w:br/>
             </w:r>
             <w:r>
               <w:rPr>
                 <w:rFonts w:ascii="Arial" w:hAnsi="Arial"/>
                 <w:color w:val="0F172A"/>
-                <w:sz w:val="20"/>
+                <w:sz w:val="19"/>
               </w:rPr>
-              <w:t>"Em là Nguyễn Thanh Bình, xin phép trình bày Chủ đề 2: Stored XSS. Trong website tư vấn trực tuyến của nhóm, người dùng có chức năng gửi nhận xét, đánh giá chất lượng chuyên gia sau buổi tư vấn. Luồng phát tán nguy hiểm của Stored XSS như sau: Kẻ tấn công nhập mã độc JavaScript vào ô nhận xét -&gt; Máy chủ lưu nguyên văn vào bảng dbo.Comments trong CSDL. Khi các nạn nhân khác (như chuyên gia hoặc khách hàng khác) vào trang xem phản hồi, trình duyệt của họ tải mã HTML về và tự động thực thi script độc hại đó. Nguyên nhân cốt lõi là ở tầng View, lập trình viên muốn hiển thị chữ in đậm hoặc xuống dòng nên đã lạm dụng cú pháp @Html.Raw(content), vô tình phá bỏ cơ chế mã hóa bảo vệ tự động của Razor Engine."</w:t>
+              <w:t>"Em là Nguyễn Thanh Bình, phụ trách Stored XSS. Trong BTL, lỗi này xuất hiện ở chức năng đánh giá, nhận xét chuyên gia. Kẻ tấn công gửi mã độc JavaScript, máy chủ lưu nguyên văn vào CSDL. Khi người dùng khác vào xem nhận xét, trình duyệt tự động tải và thực thi đoạn script đó. Nguyên nhân cốt lõi do tầng View lạm dụng cú pháp @Html.Raw(), vô tình vô hiệu hóa cơ chế mã hóa HTML tự động của Razor."</w:t>
             </w:r>
           </w:p>
         </w:tc>
@@ -2917,10 +1472,10 @@
             <w:tcW w:type="dxa" w:w="9360"/>
             <w:shd w:fill="ECFDF5"/>
             <w:tcMar>
-              <w:top w:w="140" w:type="dxa"/>
-              <w:bottom w:w="140" w:type="dxa"/>
-              <w:left w:w="200" w:type="dxa"/>
-              <w:right w:w="200" w:type="dxa"/>
+              <w:top w:w="120" w:type="dxa"/>
+              <w:bottom w:w="120" w:type="dxa"/>
+              <w:left w:w="180" w:type="dxa"/>
+              <w:right w:w="180" w:type="dxa"/>
             </w:tcMar>
             <w:tcBorders>
               <w:top w:val="none"/>
@@ -2931,25 +1486,25 @@
           </w:tcPr>
           <w:p>
             <w:pPr>
-              <w:spacing w:before="0" w:after="80" w:line="276" w:lineRule="auto"/>
+              <w:spacing w:before="0" w:after="40" w:line="276" w:lineRule="auto"/>
             </w:pPr>
             <w:r>
               <w:rPr>
                 <w:rFonts w:ascii="Arial" w:hAnsi="Arial"/>
                 <w:b/>
                 <w:color w:val="047857"/>
-                <w:sz w:val="21"/>
+                <w:sz w:val="20"/>
               </w:rPr>
-              <w:t>📌 Thao tác chỉ dẫn màn hình / Live Demo (Khi thầy yêu cầu):</w:t>
+              <w:t>2. Thao tác trỏ màn hình / Demo khi chiếu:</w:t>
               <w:br/>
             </w:r>
             <w:r>
               <w:rPr>
                 <w:rFonts w:ascii="Arial" w:hAnsi="Arial"/>
                 <w:color w:val="0F172A"/>
-                <w:sz w:val="20"/>
+                <w:sz w:val="19"/>
               </w:rPr>
-              <w:t>Chỉ vào sơ đồ luồng 4 bước (Attacker -&gt; Web Server -&gt; CSDL -&gt; Nạn nhân) và dòng code lạm dụng @Html.Raw().</w:t>
+              <w:t>Chỉ sơ đồ luồng 4 bước (Attacker ➔ Web Server ➔ CSDL ➔ Nạn nhân) và dòng code lỗi `@Html.Raw()`.</w:t>
             </w:r>
           </w:p>
         </w:tc>
@@ -2957,190 +1512,57 @@
     </w:tbl>
     <w:p>
       <w:pPr>
-        <w:spacing w:after="160"/>
+        <w:spacing w:after="40"/>
       </w:pPr>
-    </w:p>
-    <w:p>
-      <w:pPr>
-        <w:pStyle w:val="Heading2"/>
-        <w:spacing w:before="280" w:after="80"/>
-      </w:pPr>
-      <w:r>
-        <w:rPr>
-          <w:rFonts w:ascii="Arial" w:hAnsi="Arial"/>
-          <w:b/>
-          <w:color w:val="1D4ED8"/>
-          <w:sz w:val="24"/>
-        </w:rPr>
-        <w:t>SLIDE 09: 2.2. STORED XSS — 3 KỊCH BẢN TIÊM MÃ ĐỘC THỰC NGHIỆM</w:t>
-      </w:r>
     </w:p>
     <w:tbl>
       <w:tblPr>
         <w:tblW w:type="auto" w:w="0"/>
         <w:jc w:val="center"/>
-        <w:tblLayout w:type="fixed"/>
         <w:tblLook w:firstColumn="1" w:firstRow="1" w:lastColumn="0" w:lastRow="0" w:noHBand="0" w:noVBand="1" w:val="04A0"/>
       </w:tblPr>
       <w:tblGrid>
-        <w:gridCol w:w="4680"/>
-        <w:gridCol w:w="4680"/>
+        <w:gridCol w:w="9360"/>
       </w:tblGrid>
       <w:tr>
         <w:tc>
           <w:tcPr>
-            <w:tcW w:type="dxa" w:w="2592"/>
-            <w:shd w:fill="F1F5F9"/>
+            <w:tcW w:type="dxa" w:w="9360"/>
+            <w:shd w:fill="FFFBEB"/>
             <w:tcMar>
-              <w:top w:w="50" w:type="dxa"/>
-              <w:bottom w:w="50" w:type="dxa"/>
-              <w:left w:w="80" w:type="dxa"/>
-              <w:right w:w="80" w:type="dxa"/>
+              <w:top w:w="120" w:type="dxa"/>
+              <w:bottom w:w="120" w:type="dxa"/>
+              <w:left w:w="180" w:type="dxa"/>
+              <w:right w:w="180" w:type="dxa"/>
             </w:tcMar>
+            <w:tcBorders>
+              <w:top w:val="none"/>
+              <w:left w:val="single" w:sz="24" w:space="0" w:color="B45309"/>
+              <w:bottom w:val="none"/>
+              <w:right w:val="none"/>
+            </w:tcBorders>
           </w:tcPr>
           <w:p>
             <w:pPr>
-              <w:spacing w:after="0"/>
+              <w:spacing w:before="0" w:after="40" w:line="276" w:lineRule="auto"/>
             </w:pPr>
             <w:r>
               <w:rPr>
                 <w:rFonts w:ascii="Arial" w:hAnsi="Arial"/>
                 <w:b/>
-                <w:color w:val="64748B"/>
-                <w:sz w:val="19"/>
+                <w:color w:val="0F172A"/>
+                <w:sz w:val="20"/>
               </w:rPr>
-              <w:t>Người trình bày:</w:t>
+              <w:t>3. Phản xạ khi thầy hỏi xoáy:</w:t>
+              <w:br/>
             </w:r>
-          </w:p>
-        </w:tc>
-        <w:tc>
-          <w:tcPr>
-            <w:tcW w:type="dxa" w:w="7920"/>
-            <w:shd w:fill="F8FAFC"/>
-            <w:tcMar>
-              <w:top w:w="50" w:type="dxa"/>
-              <w:bottom w:w="50" w:type="dxa"/>
-              <w:left w:w="80" w:type="dxa"/>
-              <w:right w:w="80" w:type="dxa"/>
-            </w:tcMar>
-          </w:tcPr>
-          <w:p>
-            <w:pPr>
-              <w:spacing w:after="0"/>
-            </w:pPr>
             <w:r>
               <w:rPr>
                 <w:rFonts w:ascii="Arial" w:hAnsi="Arial"/>
                 <w:color w:val="0F172A"/>
                 <w:sz w:val="19"/>
               </w:rPr>
-              <w:t>Nguyễn Thanh Bình</w:t>
-            </w:r>
-          </w:p>
-        </w:tc>
-      </w:tr>
-      <w:tr>
-        <w:tc>
-          <w:tcPr>
-            <w:tcW w:type="dxa" w:w="2592"/>
-            <w:shd w:fill="F1F5F9"/>
-            <w:tcMar>
-              <w:top w:w="50" w:type="dxa"/>
-              <w:bottom w:w="50" w:type="dxa"/>
-              <w:left w:w="80" w:type="dxa"/>
-              <w:right w:w="80" w:type="dxa"/>
-            </w:tcMar>
-          </w:tcPr>
-          <w:p>
-            <w:pPr>
-              <w:spacing w:after="0"/>
-            </w:pPr>
-            <w:r>
-              <w:rPr>
-                <w:rFonts w:ascii="Arial" w:hAnsi="Arial"/>
-                <w:b/>
-                <w:color w:val="64748B"/>
-                <w:sz w:val="19"/>
-              </w:rPr>
-              <w:t>Mục tiêu truyền tải:</w:t>
-            </w:r>
-          </w:p>
-        </w:tc>
-        <w:tc>
-          <w:tcPr>
-            <w:tcW w:type="dxa" w:w="7920"/>
-            <w:shd w:fill="F8FAFC"/>
-            <w:tcMar>
-              <w:top w:w="50" w:type="dxa"/>
-              <w:bottom w:w="50" w:type="dxa"/>
-              <w:left w:w="80" w:type="dxa"/>
-              <w:right w:w="80" w:type="dxa"/>
-            </w:tcMar>
-          </w:tcPr>
-          <w:p>
-            <w:pPr>
-              <w:spacing w:after="0"/>
-            </w:pPr>
-            <w:r>
-              <w:rPr>
-                <w:rFonts w:ascii="Arial" w:hAnsi="Arial"/>
-                <w:color w:val="0F172A"/>
-                <w:sz w:val="19"/>
-              </w:rPr>
-              <w:t>Phân tích 3 biến thể kịch bản XSS: Trộm cookie, Bypass bộ lọc và Đánh giá hợp lệ.</w:t>
-            </w:r>
-          </w:p>
-        </w:tc>
-      </w:tr>
-      <w:tr>
-        <w:tc>
-          <w:tcPr>
-            <w:tcW w:type="dxa" w:w="2592"/>
-            <w:shd w:fill="F1F5F9"/>
-            <w:tcMar>
-              <w:top w:w="50" w:type="dxa"/>
-              <w:bottom w:w="50" w:type="dxa"/>
-              <w:left w:w="80" w:type="dxa"/>
-              <w:right w:w="80" w:type="dxa"/>
-            </w:tcMar>
-          </w:tcPr>
-          <w:p>
-            <w:pPr>
-              <w:spacing w:after="0"/>
-            </w:pPr>
-            <w:r>
-              <w:rPr>
-                <w:rFonts w:ascii="Arial" w:hAnsi="Arial"/>
-                <w:b/>
-                <w:color w:val="64748B"/>
-                <w:sz w:val="19"/>
-              </w:rPr>
-              <w:t>Gắn kết bài toán BTL:</w:t>
-            </w:r>
-          </w:p>
-        </w:tc>
-        <w:tc>
-          <w:tcPr>
-            <w:tcW w:type="dxa" w:w="7920"/>
-            <w:shd w:fill="F8FAFC"/>
-            <w:tcMar>
-              <w:top w:w="50" w:type="dxa"/>
-              <w:bottom w:w="50" w:type="dxa"/>
-              <w:left w:w="80" w:type="dxa"/>
-              <w:right w:w="80" w:type="dxa"/>
-            </w:tcMar>
-          </w:tcPr>
-          <w:p>
-            <w:pPr>
-              <w:spacing w:after="0"/>
-            </w:pPr>
-            <w:r>
-              <w:rPr>
-                <w:rFonts w:ascii="Arial" w:hAnsi="Arial"/>
-                <w:color w:val="0F172A"/>
-                <w:sz w:val="19"/>
-              </w:rPr>
-              <w:t>Bảo vệ phiên đăng nhập của Chuyên gia và Quản trị viên khỏi nguy cơ bị chiếm quyền (Session Hijacking).</w:t>
+              <w:t>Nếu thầy hỏi: 'Tại sao lập trình viên lại dùng Html.Raw?' ➔ Trả lời: 'Lập trình viên muốn hỗ trợ người dùng gõ chữ in đậm, in nghiêng hoặc xuống dòng, nhưng lại không lọc thẻ nguy hiểm trước khi hiển thị ạ.'</w:t>
             </w:r>
           </w:p>
         </w:tc>
@@ -3148,8 +1570,23 @@
     </w:tbl>
     <w:p>
       <w:pPr>
-        <w:spacing w:after="80"/>
+        <w:spacing w:after="120"/>
       </w:pPr>
+    </w:p>
+    <w:p>
+      <w:pPr>
+        <w:pStyle w:val="Heading2"/>
+        <w:spacing w:before="240" w:after="80"/>
+      </w:pPr>
+      <w:r>
+        <w:rPr>
+          <w:rFonts w:ascii="Arial" w:hAnsi="Arial"/>
+          <w:b/>
+          <w:color w:val="1D4ED8"/>
+          <w:sz w:val="22"/>
+        </w:rPr>
+        <w:t>SLIDE 09: 2.2. STORED XSS — 3 KỊCH BẢN TIÊM MÃ ĐỘC THỰC NGHIỆM (Phụ trách: Nguyễn Thanh Bình)</w:t>
+      </w:r>
     </w:p>
     <w:tbl>
       <w:tblPr>
@@ -3166,10 +1603,10 @@
             <w:tcW w:type="dxa" w:w="9360"/>
             <w:shd w:fill="EFF6FF"/>
             <w:tcMar>
-              <w:top w:w="140" w:type="dxa"/>
-              <w:bottom w:w="140" w:type="dxa"/>
-              <w:left w:w="200" w:type="dxa"/>
-              <w:right w:w="200" w:type="dxa"/>
+              <w:top w:w="120" w:type="dxa"/>
+              <w:bottom w:w="120" w:type="dxa"/>
+              <w:left w:w="180" w:type="dxa"/>
+              <w:right w:w="180" w:type="dxa"/>
             </w:tcMar>
             <w:tcBorders>
               <w:top w:val="none"/>
@@ -3180,25 +1617,25 @@
           </w:tcPr>
           <w:p>
             <w:pPr>
-              <w:spacing w:before="0" w:after="80" w:line="276" w:lineRule="auto"/>
+              <w:spacing w:before="0" w:after="40" w:line="276" w:lineRule="auto"/>
             </w:pPr>
             <w:r>
               <w:rPr>
                 <w:rFonts w:ascii="Arial" w:hAnsi="Arial"/>
                 <w:b/>
                 <w:color w:val="1D4ED8"/>
-                <w:sz w:val="21"/>
+                <w:sz w:val="20"/>
               </w:rPr>
-              <w:t>📌 Lời nói thuyết trình (Khuyến nghị 30-45 giây):</w:t>
+              <w:t>1. Lời nói tự nhiên (2–4 câu cốt lõi, không đọc slide):</w:t>
               <w:br/>
             </w:r>
             <w:r>
               <w:rPr>
                 <w:rFonts w:ascii="Arial" w:hAnsi="Arial"/>
                 <w:color w:val="0F172A"/>
-                <w:sz w:val="20"/>
+                <w:sz w:val="19"/>
               </w:rPr>
-              <w:t>"Nhóm xây dựng 3 kịch bản thực nghiệm: Kịch bản 1 là Đánh cắp Cookie phiên làm việc (Cookie Stealing) bằng đoạn mã script alert document.cookie. Khi script chạy, nó có thể đọc chuỗi token phiên và âm thầm gửi về máy chủ của hacker. Kịch bản 2 là Kỹ thuật vượt qua bộ lọc (Filter Bypass) bằng thẻ hình ảnh &lt;img src=x onerror=alert('XSS')&gt;. Nếu hệ thống chỉ chặn từ khóa &lt;script&gt;, hacker dùng thuộc tính onerror khi ảnh lỗi để kích hoạt JavaScript. Kịch bản 3 là Đánh giá hợp lệ thông thường, chứng minh cả 2 nhánh đều hiển thị nội dung trơn tru khi người dùng không chèn mã độc."</w:t>
+              <w:t>"Nhóm kiểm thử 3 kịch bản: Thứ nhất là Đánh cắp Cookie bằng đoạn script alert document.cookie để trích xuất token phiên làm việc. Thứ hai là Vượt qua bộ lọc từ khóa bằng thẻ ảnh img với thuộc tính onerror. Và thứ ba là đánh giá hợp lệ để đối chứng hệ thống hiển thị bình thường khi người dùng không chèn mã độc."</w:t>
             </w:r>
           </w:p>
         </w:tc>
@@ -3224,10 +1661,10 @@
             <w:tcW w:type="dxa" w:w="9360"/>
             <w:shd w:fill="ECFDF5"/>
             <w:tcMar>
-              <w:top w:w="140" w:type="dxa"/>
-              <w:bottom w:w="140" w:type="dxa"/>
-              <w:left w:w="200" w:type="dxa"/>
-              <w:right w:w="200" w:type="dxa"/>
+              <w:top w:w="120" w:type="dxa"/>
+              <w:bottom w:w="120" w:type="dxa"/>
+              <w:left w:w="180" w:type="dxa"/>
+              <w:right w:w="180" w:type="dxa"/>
             </w:tcMar>
             <w:tcBorders>
               <w:top w:val="none"/>
@@ -3238,25 +1675,25 @@
           </w:tcPr>
           <w:p>
             <w:pPr>
-              <w:spacing w:before="0" w:after="80" w:line="276" w:lineRule="auto"/>
+              <w:spacing w:before="0" w:after="40" w:line="276" w:lineRule="auto"/>
             </w:pPr>
             <w:r>
               <w:rPr>
                 <w:rFonts w:ascii="Arial" w:hAnsi="Arial"/>
                 <w:b/>
                 <w:color w:val="047857"/>
-                <w:sz w:val="21"/>
+                <w:sz w:val="20"/>
               </w:rPr>
-              <w:t>📌 Thao tác chỉ dẫn màn hình / Live Demo (Khi thầy yêu cầu):</w:t>
+              <w:t>2. Thao tác trỏ màn hình / Demo khi chiếu:</w:t>
               <w:br/>
             </w:r>
             <w:r>
               <w:rPr>
                 <w:rFonts w:ascii="Arial" w:hAnsi="Arial"/>
                 <w:color w:val="0F172A"/>
-                <w:sz w:val="20"/>
+                <w:sz w:val="19"/>
               </w:rPr>
-              <w:t>Đọc rõ 3 thẻ card 01, 02, 03. Giải thích ngắn gọn tại sao thẻ img lại kích hoạt được mã JavaScript.</w:t>
+              <w:t>Chỉ qua 3 thẻ card 01, 02, 03 trên slide.</w:t>
             </w:r>
           </w:p>
         </w:tc>
@@ -3264,190 +1701,57 @@
     </w:tbl>
     <w:p>
       <w:pPr>
-        <w:spacing w:after="160"/>
+        <w:spacing w:after="40"/>
       </w:pPr>
-    </w:p>
-    <w:p>
-      <w:pPr>
-        <w:pStyle w:val="Heading2"/>
-        <w:spacing w:before="280" w:after="80"/>
-      </w:pPr>
-      <w:r>
-        <w:rPr>
-          <w:rFonts w:ascii="Arial" w:hAnsi="Arial"/>
-          <w:b/>
-          <w:color w:val="1D4ED8"/>
-          <w:sz w:val="24"/>
-        </w:rPr>
-        <w:t>SLIDE 10: 2.3. STORED XSS — MINH CHỨNG THỰC NGHIỆM TRỰC QUAN TRÊN WEB UI</w:t>
-      </w:r>
     </w:p>
     <w:tbl>
       <w:tblPr>
         <w:tblW w:type="auto" w:w="0"/>
         <w:jc w:val="center"/>
-        <w:tblLayout w:type="fixed"/>
         <w:tblLook w:firstColumn="1" w:firstRow="1" w:lastColumn="0" w:lastRow="0" w:noHBand="0" w:noVBand="1" w:val="04A0"/>
       </w:tblPr>
       <w:tblGrid>
-        <w:gridCol w:w="4680"/>
-        <w:gridCol w:w="4680"/>
+        <w:gridCol w:w="9360"/>
       </w:tblGrid>
       <w:tr>
         <w:tc>
           <w:tcPr>
-            <w:tcW w:type="dxa" w:w="2592"/>
-            <w:shd w:fill="F1F5F9"/>
+            <w:tcW w:type="dxa" w:w="9360"/>
+            <w:shd w:fill="FFFBEB"/>
             <w:tcMar>
-              <w:top w:w="50" w:type="dxa"/>
-              <w:bottom w:w="50" w:type="dxa"/>
-              <w:left w:w="80" w:type="dxa"/>
-              <w:right w:w="80" w:type="dxa"/>
+              <w:top w:w="120" w:type="dxa"/>
+              <w:bottom w:w="120" w:type="dxa"/>
+              <w:left w:w="180" w:type="dxa"/>
+              <w:right w:w="180" w:type="dxa"/>
             </w:tcMar>
+            <w:tcBorders>
+              <w:top w:val="none"/>
+              <w:left w:val="single" w:sz="24" w:space="0" w:color="B45309"/>
+              <w:bottom w:val="none"/>
+              <w:right w:val="none"/>
+            </w:tcBorders>
           </w:tcPr>
           <w:p>
             <w:pPr>
-              <w:spacing w:after="0"/>
+              <w:spacing w:before="0" w:after="40" w:line="276" w:lineRule="auto"/>
             </w:pPr>
             <w:r>
               <w:rPr>
                 <w:rFonts w:ascii="Arial" w:hAnsi="Arial"/>
                 <w:b/>
-                <w:color w:val="64748B"/>
-                <w:sz w:val="19"/>
+                <w:color w:val="0F172A"/>
+                <w:sz w:val="20"/>
               </w:rPr>
-              <w:t>Người trình bày:</w:t>
+              <w:t>3. Phản xạ khi thầy hỏi xoáy:</w:t>
+              <w:br/>
             </w:r>
-          </w:p>
-        </w:tc>
-        <w:tc>
-          <w:tcPr>
-            <w:tcW w:type="dxa" w:w="7920"/>
-            <w:shd w:fill="F8FAFC"/>
-            <w:tcMar>
-              <w:top w:w="50" w:type="dxa"/>
-              <w:bottom w:w="50" w:type="dxa"/>
-              <w:left w:w="80" w:type="dxa"/>
-              <w:right w:w="80" w:type="dxa"/>
-            </w:tcMar>
-          </w:tcPr>
-          <w:p>
-            <w:pPr>
-              <w:spacing w:after="0"/>
-            </w:pPr>
             <w:r>
               <w:rPr>
                 <w:rFonts w:ascii="Arial" w:hAnsi="Arial"/>
                 <w:color w:val="0F172A"/>
                 <w:sz w:val="19"/>
               </w:rPr>
-              <w:t>Nguyễn Thanh Bình</w:t>
-            </w:r>
-          </w:p>
-        </w:tc>
-      </w:tr>
-      <w:tr>
-        <w:tc>
-          <w:tcPr>
-            <w:tcW w:type="dxa" w:w="2592"/>
-            <w:shd w:fill="F1F5F9"/>
-            <w:tcMar>
-              <w:top w:w="50" w:type="dxa"/>
-              <w:bottom w:w="50" w:type="dxa"/>
-              <w:left w:w="80" w:type="dxa"/>
-              <w:right w:w="80" w:type="dxa"/>
-            </w:tcMar>
-          </w:tcPr>
-          <w:p>
-            <w:pPr>
-              <w:spacing w:after="0"/>
-            </w:pPr>
-            <w:r>
-              <w:rPr>
-                <w:rFonts w:ascii="Arial" w:hAnsi="Arial"/>
-                <w:b/>
-                <w:color w:val="64748B"/>
-                <w:sz w:val="19"/>
-              </w:rPr>
-              <w:t>Mục tiêu truyền tải:</w:t>
-            </w:r>
-          </w:p>
-        </w:tc>
-        <w:tc>
-          <w:tcPr>
-            <w:tcW w:type="dxa" w:w="7920"/>
-            <w:shd w:fill="F8FAFC"/>
-            <w:tcMar>
-              <w:top w:w="50" w:type="dxa"/>
-              <w:bottom w:w="50" w:type="dxa"/>
-              <w:left w:w="80" w:type="dxa"/>
-              <w:right w:w="80" w:type="dxa"/>
-            </w:tcMar>
-          </w:tcPr>
-          <w:p>
-            <w:pPr>
-              <w:spacing w:after="0"/>
-            </w:pPr>
-            <w:r>
-              <w:rPr>
-                <w:rFonts w:ascii="Arial" w:hAnsi="Arial"/>
-                <w:color w:val="0F172A"/>
-                <w:sz w:val="19"/>
-              </w:rPr>
-              <w:t>Trình bày kết quả đối chứng thực tế trên màn hình chức năng nhận xét chuyên gia.</w:t>
-            </w:r>
-          </w:p>
-        </w:tc>
-      </w:tr>
-      <w:tr>
-        <w:tc>
-          <w:tcPr>
-            <w:tcW w:type="dxa" w:w="2592"/>
-            <w:shd w:fill="F1F5F9"/>
-            <w:tcMar>
-              <w:top w:w="50" w:type="dxa"/>
-              <w:bottom w:w="50" w:type="dxa"/>
-              <w:left w:w="80" w:type="dxa"/>
-              <w:right w:w="80" w:type="dxa"/>
-            </w:tcMar>
-          </w:tcPr>
-          <w:p>
-            <w:pPr>
-              <w:spacing w:after="0"/>
-            </w:pPr>
-            <w:r>
-              <w:rPr>
-                <w:rFonts w:ascii="Arial" w:hAnsi="Arial"/>
-                <w:b/>
-                <w:color w:val="64748B"/>
-                <w:sz w:val="19"/>
-              </w:rPr>
-              <w:t>Gắn kết bài toán BTL:</w:t>
-            </w:r>
-          </w:p>
-        </w:tc>
-        <w:tc>
-          <w:tcPr>
-            <w:tcW w:type="dxa" w:w="7920"/>
-            <w:shd w:fill="F8FAFC"/>
-            <w:tcMar>
-              <w:top w:w="50" w:type="dxa"/>
-              <w:bottom w:w="50" w:type="dxa"/>
-              <w:left w:w="80" w:type="dxa"/>
-              <w:right w:w="80" w:type="dxa"/>
-            </w:tcMar>
-          </w:tcPr>
-          <w:p>
-            <w:pPr>
-              <w:spacing w:after="0"/>
-            </w:pPr>
-            <w:r>
-              <w:rPr>
-                <w:rFonts w:ascii="Arial" w:hAnsi="Arial"/>
-                <w:color w:val="0F172A"/>
-                <w:sz w:val="19"/>
-              </w:rPr>
-              <w:t>Trang chi tiết chuyên gia hiển thị danh sách nhận xét của khách hàng.</w:t>
+              <w:t>Nếu thầy hỏi: 'Filter Bypass qua thẻ ảnh hoạt động ra sao?' ➔ Trả lời: 'Khi đường dẫn ảnh bị sai (src=x), trình duyệt kích hoạt sự kiện onerror để chạy mã JavaScript bên trong, qua mặt các bộ lọc chỉ chặn từ khóa &lt;script&gt; ạ.'</w:t>
             </w:r>
           </w:p>
         </w:tc>
@@ -3455,8 +1759,23 @@
     </w:tbl>
     <w:p>
       <w:pPr>
-        <w:spacing w:after="80"/>
+        <w:spacing w:after="120"/>
       </w:pPr>
+    </w:p>
+    <w:p>
+      <w:pPr>
+        <w:pStyle w:val="Heading2"/>
+        <w:spacing w:before="240" w:after="80"/>
+      </w:pPr>
+      <w:r>
+        <w:rPr>
+          <w:rFonts w:ascii="Arial" w:hAnsi="Arial"/>
+          <w:b/>
+          <w:color w:val="1D4ED8"/>
+          <w:sz w:val="22"/>
+        </w:rPr>
+        <w:t>SLIDE 10: 2.3. STORED XSS — MINH CHỨNG WEB UI (Phụ trách: Nguyễn Thanh Bình)</w:t>
+      </w:r>
     </w:p>
     <w:tbl>
       <w:tblPr>
@@ -3473,10 +1792,10 @@
             <w:tcW w:type="dxa" w:w="9360"/>
             <w:shd w:fill="EFF6FF"/>
             <w:tcMar>
-              <w:top w:w="140" w:type="dxa"/>
-              <w:bottom w:w="140" w:type="dxa"/>
-              <w:left w:w="200" w:type="dxa"/>
-              <w:right w:w="200" w:type="dxa"/>
+              <w:top w:w="120" w:type="dxa"/>
+              <w:bottom w:w="120" w:type="dxa"/>
+              <w:left w:w="180" w:type="dxa"/>
+              <w:right w:w="180" w:type="dxa"/>
             </w:tcMar>
             <w:tcBorders>
               <w:top w:val="none"/>
@@ -3487,25 +1806,25 @@
           </w:tcPr>
           <w:p>
             <w:pPr>
-              <w:spacing w:before="0" w:after="80" w:line="276" w:lineRule="auto"/>
+              <w:spacing w:before="0" w:after="40" w:line="276" w:lineRule="auto"/>
             </w:pPr>
             <w:r>
               <w:rPr>
                 <w:rFonts w:ascii="Arial" w:hAnsi="Arial"/>
                 <w:b/>
                 <w:color w:val="1D4ED8"/>
-                <w:sz w:val="21"/>
+                <w:sz w:val="20"/>
               </w:rPr>
-              <w:t>📌 Lời nói thuyết trình (Khuyến nghị 30-45 giây):</w:t>
+              <w:t>1. Lời nói tự nhiên (2–4 câu cốt lõi, không đọc slide):</w:t>
               <w:br/>
             </w:r>
             <w:r>
               <w:rPr>
                 <w:rFonts w:ascii="Arial" w:hAnsi="Arial"/>
                 <w:color w:val="0F172A"/>
-                <w:sz w:val="20"/>
+                <w:sz w:val="19"/>
               </w:rPr>
-              <w:t>"Trên giao diện thực nghiệm: Ở nhánh dính lỗi bên trái, ngay khi người dùng mở trang danh sách nhận xét, đoạn mã độc nằm sẵn trong CSDL lập tức kích hoạt hộp thoại Alert đọc trộm chuỗi Session Cookie của người dùng đang đăng nhập. Trong khi đó ở nhánh an toàn bên phải, Razor View tự động nhận diện dữ liệu đầu vào và chuyển đổi các ký tự nguy hiểm thành thực thể an toàn, đoạn mã chỉ hiển thị như văn bản chữ thông thường và tuyệt đối không thể tự kích hoạt."</w:t>
+              <w:t>"Trên giao diện thực nghiệm: Ở nhánh dính lỗi bên trái, khi tải trang, script lưu trong CSDL lập tức kích hoạt hộp thoại Alert đọc trộm Cookie phiên. Trong khi ở nhánh an toàn bên phải, Razor View tự động chuyển đổi các ký tự nhạy cảm thành thực thể an toàn, đoạn mã chỉ hiển thị như văn bản thuần túy và không thể thực thi."</w:t>
             </w:r>
           </w:p>
         </w:tc>
@@ -3531,10 +1850,10 @@
             <w:tcW w:type="dxa" w:w="9360"/>
             <w:shd w:fill="ECFDF5"/>
             <w:tcMar>
-              <w:top w:w="140" w:type="dxa"/>
-              <w:bottom w:w="140" w:type="dxa"/>
-              <w:left w:w="200" w:type="dxa"/>
-              <w:right w:w="200" w:type="dxa"/>
+              <w:top w:w="120" w:type="dxa"/>
+              <w:bottom w:w="120" w:type="dxa"/>
+              <w:left w:w="180" w:type="dxa"/>
+              <w:right w:w="180" w:type="dxa"/>
             </w:tcMar>
             <w:tcBorders>
               <w:top w:val="none"/>
@@ -3545,25 +1864,25 @@
           </w:tcPr>
           <w:p>
             <w:pPr>
-              <w:spacing w:before="0" w:after="80" w:line="276" w:lineRule="auto"/>
+              <w:spacing w:before="0" w:after="40" w:line="276" w:lineRule="auto"/>
             </w:pPr>
             <w:r>
               <w:rPr>
                 <w:rFonts w:ascii="Arial" w:hAnsi="Arial"/>
                 <w:b/>
                 <w:color w:val="047857"/>
-                <w:sz w:val="21"/>
+                <w:sz w:val="20"/>
               </w:rPr>
-              <w:t>📌 Thao tác chỉ dẫn màn hình / Live Demo (Khi thầy yêu cầu):</w:t>
+              <w:t>2. Thao tác trỏ màn hình / Demo khi chiếu:</w:t>
               <w:br/>
             </w:r>
             <w:r>
               <w:rPr>
                 <w:rFonts w:ascii="Arial" w:hAnsi="Arial"/>
                 <w:color w:val="0F172A"/>
-                <w:sz w:val="20"/>
+                <w:sz w:val="19"/>
               </w:rPr>
-              <w:t>Chỉ vào popup Alert trên ảnh bên trái và đối chiếu với phần text an toàn ở bên phải.</w:t>
+              <w:t>Chỉ vào popup Alert ở ảnh trái và dòng chữ an toàn không bị kích hoạt ở ảnh phải.</w:t>
             </w:r>
           </w:p>
         </w:tc>
@@ -3571,190 +1890,57 @@
     </w:tbl>
     <w:p>
       <w:pPr>
-        <w:spacing w:after="160"/>
+        <w:spacing w:after="40"/>
       </w:pPr>
-    </w:p>
-    <w:p>
-      <w:pPr>
-        <w:pStyle w:val="Heading2"/>
-        <w:spacing w:before="280" w:after="80"/>
-      </w:pPr>
-      <w:r>
-        <w:rPr>
-          <w:rFonts w:ascii="Arial" w:hAnsi="Arial"/>
-          <w:b/>
-          <w:color w:val="1D4ED8"/>
-          <w:sz w:val="24"/>
-        </w:rPr>
-        <w:t>SLIDE 11: 2.4. STORED XSS — MINH CHỨNG CHROME DEVTOOLS (COOKIE &amp; CONSOLE)</w:t>
-      </w:r>
     </w:p>
     <w:tbl>
       <w:tblPr>
         <w:tblW w:type="auto" w:w="0"/>
         <w:jc w:val="center"/>
-        <w:tblLayout w:type="fixed"/>
         <w:tblLook w:firstColumn="1" w:firstRow="1" w:lastColumn="0" w:lastRow="0" w:noHBand="0" w:noVBand="1" w:val="04A0"/>
       </w:tblPr>
       <w:tblGrid>
-        <w:gridCol w:w="4680"/>
-        <w:gridCol w:w="4680"/>
+        <w:gridCol w:w="9360"/>
       </w:tblGrid>
       <w:tr>
         <w:tc>
           <w:tcPr>
-            <w:tcW w:type="dxa" w:w="2592"/>
-            <w:shd w:fill="F1F5F9"/>
+            <w:tcW w:type="dxa" w:w="9360"/>
+            <w:shd w:fill="FFFBEB"/>
             <w:tcMar>
-              <w:top w:w="50" w:type="dxa"/>
-              <w:bottom w:w="50" w:type="dxa"/>
-              <w:left w:w="80" w:type="dxa"/>
-              <w:right w:w="80" w:type="dxa"/>
+              <w:top w:w="120" w:type="dxa"/>
+              <w:bottom w:w="120" w:type="dxa"/>
+              <w:left w:w="180" w:type="dxa"/>
+              <w:right w:w="180" w:type="dxa"/>
             </w:tcMar>
+            <w:tcBorders>
+              <w:top w:val="none"/>
+              <w:left w:val="single" w:sz="24" w:space="0" w:color="B45309"/>
+              <w:bottom w:val="none"/>
+              <w:right w:val="none"/>
+            </w:tcBorders>
           </w:tcPr>
           <w:p>
             <w:pPr>
-              <w:spacing w:after="0"/>
+              <w:spacing w:before="0" w:after="40" w:line="276" w:lineRule="auto"/>
             </w:pPr>
             <w:r>
               <w:rPr>
                 <w:rFonts w:ascii="Arial" w:hAnsi="Arial"/>
                 <w:b/>
-                <w:color w:val="64748B"/>
-                <w:sz w:val="19"/>
+                <w:color w:val="0F172A"/>
+                <w:sz w:val="20"/>
               </w:rPr>
-              <w:t>Người trình bày:</w:t>
+              <w:t>3. Phản xạ khi thầy hỏi xoáy:</w:t>
+              <w:br/>
             </w:r>
-          </w:p>
-        </w:tc>
-        <w:tc>
-          <w:tcPr>
-            <w:tcW w:type="dxa" w:w="7920"/>
-            <w:shd w:fill="F8FAFC"/>
-            <w:tcMar>
-              <w:top w:w="50" w:type="dxa"/>
-              <w:bottom w:w="50" w:type="dxa"/>
-              <w:left w:w="80" w:type="dxa"/>
-              <w:right w:w="80" w:type="dxa"/>
-            </w:tcMar>
-          </w:tcPr>
-          <w:p>
-            <w:pPr>
-              <w:spacing w:after="0"/>
-            </w:pPr>
             <w:r>
               <w:rPr>
                 <w:rFonts w:ascii="Arial" w:hAnsi="Arial"/>
                 <w:color w:val="0F172A"/>
                 <w:sz w:val="19"/>
               </w:rPr>
-              <w:t>Nguyễn Thanh Bình</w:t>
-            </w:r>
-          </w:p>
-        </w:tc>
-      </w:tr>
-      <w:tr>
-        <w:tc>
-          <w:tcPr>
-            <w:tcW w:type="dxa" w:w="2592"/>
-            <w:shd w:fill="F1F5F9"/>
-            <w:tcMar>
-              <w:top w:w="50" w:type="dxa"/>
-              <w:bottom w:w="50" w:type="dxa"/>
-              <w:left w:w="80" w:type="dxa"/>
-              <w:right w:w="80" w:type="dxa"/>
-            </w:tcMar>
-          </w:tcPr>
-          <w:p>
-            <w:pPr>
-              <w:spacing w:after="0"/>
-            </w:pPr>
-            <w:r>
-              <w:rPr>
-                <w:rFonts w:ascii="Arial" w:hAnsi="Arial"/>
-                <w:b/>
-                <w:color w:val="64748B"/>
-                <w:sz w:val="19"/>
-              </w:rPr>
-              <w:t>Mục tiêu truyền tải:</w:t>
-            </w:r>
-          </w:p>
-        </w:tc>
-        <w:tc>
-          <w:tcPr>
-            <w:tcW w:type="dxa" w:w="7920"/>
-            <w:shd w:fill="F8FAFC"/>
-            <w:tcMar>
-              <w:top w:w="50" w:type="dxa"/>
-              <w:bottom w:w="50" w:type="dxa"/>
-              <w:left w:w="80" w:type="dxa"/>
-              <w:right w:w="80" w:type="dxa"/>
-            </w:tcMar>
-          </w:tcPr>
-          <w:p>
-            <w:pPr>
-              <w:spacing w:after="0"/>
-            </w:pPr>
-            <w:r>
-              <w:rPr>
-                <w:rFonts w:ascii="Arial" w:hAnsi="Arial"/>
-                <w:color w:val="0F172A"/>
-                <w:sz w:val="19"/>
-              </w:rPr>
-              <w:t>Phân tích cơ chế đánh cắp Cookie qua DevTools và làm rõ cấu hình mô phỏng Lab.</w:t>
-            </w:r>
-          </w:p>
-        </w:tc>
-      </w:tr>
-      <w:tr>
-        <w:tc>
-          <w:tcPr>
-            <w:tcW w:type="dxa" w:w="2592"/>
-            <w:shd w:fill="F1F5F9"/>
-            <w:tcMar>
-              <w:top w:w="50" w:type="dxa"/>
-              <w:bottom w:w="50" w:type="dxa"/>
-              <w:left w:w="80" w:type="dxa"/>
-              <w:right w:w="80" w:type="dxa"/>
-            </w:tcMar>
-          </w:tcPr>
-          <w:p>
-            <w:pPr>
-              <w:spacing w:after="0"/>
-            </w:pPr>
-            <w:r>
-              <w:rPr>
-                <w:rFonts w:ascii="Arial" w:hAnsi="Arial"/>
-                <w:b/>
-                <w:color w:val="64748B"/>
-                <w:sz w:val="19"/>
-              </w:rPr>
-              <w:t>Gắn kết bài toán BTL:</w:t>
-            </w:r>
-          </w:p>
-        </w:tc>
-        <w:tc>
-          <w:tcPr>
-            <w:tcW w:type="dxa" w:w="7920"/>
-            <w:shd w:fill="F8FAFC"/>
-            <w:tcMar>
-              <w:top w:w="50" w:type="dxa"/>
-              <w:bottom w:w="50" w:type="dxa"/>
-              <w:left w:w="80" w:type="dxa"/>
-              <w:right w:w="80" w:type="dxa"/>
-            </w:tcMar>
-          </w:tcPr>
-          <w:p>
-            <w:pPr>
-              <w:spacing w:after="0"/>
-            </w:pPr>
-            <w:r>
-              <w:rPr>
-                <w:rFonts w:ascii="Arial" w:hAnsi="Arial"/>
-                <w:color w:val="0F172A"/>
-                <w:sz w:val="19"/>
-              </w:rPr>
-              <w:t>Cơ chế bảo vệ Cookie xác thực của ASP.NET Core Identity trong đồ án BTL.</w:t>
+              <w:t>Nếu thầy hỏi: 'Tại sao bên phải không bị chạy script?' ➔ Trả lời: 'Vì Razor View mặc định tự động encode ký tự &lt; thành &amp;lt; và &gt; thành &amp;gt;, trình duyệt hiểu đó là văn bản hiển thị chứ không phải thẻ lệnh ạ.'</w:t>
             </w:r>
           </w:p>
         </w:tc>
@@ -3762,8 +1948,23 @@
     </w:tbl>
     <w:p>
       <w:pPr>
-        <w:spacing w:after="80"/>
+        <w:spacing w:after="120"/>
       </w:pPr>
+    </w:p>
+    <w:p>
+      <w:pPr>
+        <w:pStyle w:val="Heading2"/>
+        <w:spacing w:before="240" w:after="80"/>
+      </w:pPr>
+      <w:r>
+        <w:rPr>
+          <w:rFonts w:ascii="Arial" w:hAnsi="Arial"/>
+          <w:b/>
+          <w:color w:val="1D4ED8"/>
+          <w:sz w:val="22"/>
+        </w:rPr>
+        <w:t>SLIDE 11: 2.4. STORED XSS — MINH CHỨNG CHROME DEVTOOLS COOKIE &amp; CONSOLE (Phụ trách: Nguyễn Thanh Bình)</w:t>
+      </w:r>
     </w:p>
     <w:tbl>
       <w:tblPr>
@@ -3780,10 +1981,10 @@
             <w:tcW w:type="dxa" w:w="9360"/>
             <w:shd w:fill="EFF6FF"/>
             <w:tcMar>
-              <w:top w:w="140" w:type="dxa"/>
-              <w:bottom w:w="140" w:type="dxa"/>
-              <w:left w:w="200" w:type="dxa"/>
-              <w:right w:w="200" w:type="dxa"/>
+              <w:top w:w="120" w:type="dxa"/>
+              <w:bottom w:w="120" w:type="dxa"/>
+              <w:left w:w="180" w:type="dxa"/>
+              <w:right w:w="180" w:type="dxa"/>
             </w:tcMar>
             <w:tcBorders>
               <w:top w:val="none"/>
@@ -3794,25 +1995,25 @@
           </w:tcPr>
           <w:p>
             <w:pPr>
-              <w:spacing w:before="0" w:after="80" w:line="276" w:lineRule="auto"/>
+              <w:spacing w:before="0" w:after="40" w:line="276" w:lineRule="auto"/>
             </w:pPr>
             <w:r>
               <w:rPr>
                 <w:rFonts w:ascii="Arial" w:hAnsi="Arial"/>
                 <w:b/>
                 <w:color w:val="1D4ED8"/>
-                <w:sz w:val="21"/>
+                <w:sz w:val="20"/>
               </w:rPr>
-              <w:t>📌 Lời nói thuyết trình (Khuyến nghị 30-45 giây):</w:t>
+              <w:t>1. Lời nói tự nhiên (2–4 câu cốt lõi, không đọc slide):</w:t>
               <w:br/>
             </w:r>
             <w:r>
               <w:rPr>
                 <w:rFonts w:ascii="Arial" w:hAnsi="Arial"/>
                 <w:color w:val="0F172A"/>
-                <w:sz w:val="20"/>
+                <w:sz w:val="19"/>
               </w:rPr>
-              <w:t>"Quan sát sâu hơn qua công cụ Chrome DevTools: Tại tab Application mục Cookies, cookie AuthSessionToken của hệ thống bị để cờ HttpOnly bằng false. Đây là cấu hình có chủ đích trong phòng lab để chúng em minh họa nguy cơ: Khi mở tab Console và gõ lệnh document.cookie, toàn bộ chuỗi token phiên làm việc hiện ra rõ ràng. Điều này chứng minh: nếu không có cờ bảo vệ, đoạn mã XSS có thể gửi token này về cho kẻ tấn công để chiếm đoạt phiên làm việc mà không cần biết mật khẩu của nạn nhân."</w:t>
+              <w:t>"Soi chi tiết qua Chrome DevTools: Trong tab Application mục Cookies, nhóm cố ý cấu hình cờ HttpOnly bằng false trong lab để minh họa nguy cơ. Khi sang tab Console gõ document.cookie, toàn bộ token phiên làm việc bị lộ ra. Đây chính là cách kẻ tấn công có thể chiếm đoạt phiên đăng nhập nếu Cookie không được bảo vệ đúng cách."</w:t>
             </w:r>
           </w:p>
         </w:tc>
@@ -3838,10 +2039,10 @@
             <w:tcW w:type="dxa" w:w="9360"/>
             <w:shd w:fill="ECFDF5"/>
             <w:tcMar>
-              <w:top w:w="140" w:type="dxa"/>
-              <w:bottom w:w="140" w:type="dxa"/>
-              <w:left w:w="200" w:type="dxa"/>
-              <w:right w:w="200" w:type="dxa"/>
+              <w:top w:w="120" w:type="dxa"/>
+              <w:bottom w:w="120" w:type="dxa"/>
+              <w:left w:w="180" w:type="dxa"/>
+              <w:right w:w="180" w:type="dxa"/>
             </w:tcMar>
             <w:tcBorders>
               <w:top w:val="none"/>
@@ -3852,25 +2053,25 @@
           </w:tcPr>
           <w:p>
             <w:pPr>
-              <w:spacing w:before="0" w:after="80" w:line="276" w:lineRule="auto"/>
+              <w:spacing w:before="0" w:after="40" w:line="276" w:lineRule="auto"/>
             </w:pPr>
             <w:r>
               <w:rPr>
                 <w:rFonts w:ascii="Arial" w:hAnsi="Arial"/>
                 <w:b/>
                 <w:color w:val="047857"/>
-                <w:sz w:val="21"/>
+                <w:sz w:val="20"/>
               </w:rPr>
-              <w:t>📌 Thao tác chỉ dẫn màn hình / Live Demo (Khi thầy yêu cầu):</w:t>
+              <w:t>2. Thao tác trỏ màn hình / Demo khi chiếu:</w:t>
               <w:br/>
             </w:r>
             <w:r>
               <w:rPr>
                 <w:rFonts w:ascii="Arial" w:hAnsi="Arial"/>
                 <w:color w:val="0F172A"/>
-                <w:sz w:val="20"/>
+                <w:sz w:val="19"/>
               </w:rPr>
-              <w:t>Chỉ vào cột HttpOnly = false màu đỏ trong bảng Cookies và dòng lệnh document.cookie in ra chuỗi token trong Console.</w:t>
+              <w:t>Chỉ vào dòng HttpOnly = false trong bảng Cookies và lệnh `document.cookie` in ra token nhạy cảm trong Console.</w:t>
             </w:r>
           </w:p>
         </w:tc>
@@ -3878,190 +2079,57 @@
     </w:tbl>
     <w:p>
       <w:pPr>
-        <w:spacing w:after="160"/>
+        <w:spacing w:after="40"/>
       </w:pPr>
-    </w:p>
-    <w:p>
-      <w:pPr>
-        <w:pStyle w:val="Heading2"/>
-        <w:spacing w:before="280" w:after="80"/>
-      </w:pPr>
-      <w:r>
-        <w:rPr>
-          <w:rFonts w:ascii="Arial" w:hAnsi="Arial"/>
-          <w:b/>
-          <w:color w:val="1D4ED8"/>
-          <w:sz w:val="24"/>
-        </w:rPr>
-        <w:t>SLIDE 12: 2.5. STORED XSS — CƠ CHẾ PHÒNG THỦ CHUẨN TRONG ASP.NET CORE</w:t>
-      </w:r>
     </w:p>
     <w:tbl>
       <w:tblPr>
         <w:tblW w:type="auto" w:w="0"/>
         <w:jc w:val="center"/>
-        <w:tblLayout w:type="fixed"/>
         <w:tblLook w:firstColumn="1" w:firstRow="1" w:lastColumn="0" w:lastRow="0" w:noHBand="0" w:noVBand="1" w:val="04A0"/>
       </w:tblPr>
       <w:tblGrid>
-        <w:gridCol w:w="4680"/>
-        <w:gridCol w:w="4680"/>
+        <w:gridCol w:w="9360"/>
       </w:tblGrid>
       <w:tr>
         <w:tc>
           <w:tcPr>
-            <w:tcW w:type="dxa" w:w="2592"/>
-            <w:shd w:fill="F1F5F9"/>
+            <w:tcW w:type="dxa" w:w="9360"/>
+            <w:shd w:fill="FFFBEB"/>
             <w:tcMar>
-              <w:top w:w="50" w:type="dxa"/>
-              <w:bottom w:w="50" w:type="dxa"/>
-              <w:left w:w="80" w:type="dxa"/>
-              <w:right w:w="80" w:type="dxa"/>
+              <w:top w:w="120" w:type="dxa"/>
+              <w:bottom w:w="120" w:type="dxa"/>
+              <w:left w:w="180" w:type="dxa"/>
+              <w:right w:w="180" w:type="dxa"/>
             </w:tcMar>
+            <w:tcBorders>
+              <w:top w:val="none"/>
+              <w:left w:val="single" w:sz="24" w:space="0" w:color="B45309"/>
+              <w:bottom w:val="none"/>
+              <w:right w:val="none"/>
+            </w:tcBorders>
           </w:tcPr>
           <w:p>
             <w:pPr>
-              <w:spacing w:after="0"/>
+              <w:spacing w:before="0" w:after="40" w:line="276" w:lineRule="auto"/>
             </w:pPr>
             <w:r>
               <w:rPr>
                 <w:rFonts w:ascii="Arial" w:hAnsi="Arial"/>
                 <w:b/>
-                <w:color w:val="64748B"/>
-                <w:sz w:val="19"/>
+                <w:color w:val="0F172A"/>
+                <w:sz w:val="20"/>
               </w:rPr>
-              <w:t>Người trình bày:</w:t>
+              <w:t>3. Phản xạ khi thầy hỏi xoáy:</w:t>
+              <w:br/>
             </w:r>
-          </w:p>
-        </w:tc>
-        <w:tc>
-          <w:tcPr>
-            <w:tcW w:type="dxa" w:w="7920"/>
-            <w:shd w:fill="F8FAFC"/>
-            <w:tcMar>
-              <w:top w:w="50" w:type="dxa"/>
-              <w:bottom w:w="50" w:type="dxa"/>
-              <w:left w:w="80" w:type="dxa"/>
-              <w:right w:w="80" w:type="dxa"/>
-            </w:tcMar>
-          </w:tcPr>
-          <w:p>
-            <w:pPr>
-              <w:spacing w:after="0"/>
-            </w:pPr>
             <w:r>
               <w:rPr>
                 <w:rFonts w:ascii="Arial" w:hAnsi="Arial"/>
                 <w:color w:val="0F172A"/>
                 <w:sz w:val="19"/>
               </w:rPr>
-              <w:t>Nguyễn Thanh Bình</w:t>
-            </w:r>
-          </w:p>
-        </w:tc>
-      </w:tr>
-      <w:tr>
-        <w:tc>
-          <w:tcPr>
-            <w:tcW w:type="dxa" w:w="2592"/>
-            <w:shd w:fill="F1F5F9"/>
-            <w:tcMar>
-              <w:top w:w="50" w:type="dxa"/>
-              <w:bottom w:w="50" w:type="dxa"/>
-              <w:left w:w="80" w:type="dxa"/>
-              <w:right w:w="80" w:type="dxa"/>
-            </w:tcMar>
-          </w:tcPr>
-          <w:p>
-            <w:pPr>
-              <w:spacing w:after="0"/>
-            </w:pPr>
-            <w:r>
-              <w:rPr>
-                <w:rFonts w:ascii="Arial" w:hAnsi="Arial"/>
-                <w:b/>
-                <w:color w:val="64748B"/>
-                <w:sz w:val="19"/>
-              </w:rPr>
-              <w:t>Mục tiêu truyền tải:</w:t>
-            </w:r>
-          </w:p>
-        </w:tc>
-        <w:tc>
-          <w:tcPr>
-            <w:tcW w:type="dxa" w:w="7920"/>
-            <w:shd w:fill="F8FAFC"/>
-            <w:tcMar>
-              <w:top w:w="50" w:type="dxa"/>
-              <w:bottom w:w="50" w:type="dxa"/>
-              <w:left w:w="80" w:type="dxa"/>
-              <w:right w:w="80" w:type="dxa"/>
-            </w:tcMar>
-          </w:tcPr>
-          <w:p>
-            <w:pPr>
-              <w:spacing w:after="0"/>
-            </w:pPr>
-            <w:r>
-              <w:rPr>
-                <w:rFonts w:ascii="Arial" w:hAnsi="Arial"/>
-                <w:color w:val="0F172A"/>
-                <w:sz w:val="19"/>
-              </w:rPr>
-              <w:t>Nêu giải pháp phòng thủ 2 lớp: Context-Aware Encoding ở View và HttpOnly ở Cookie.</w:t>
-            </w:r>
-          </w:p>
-        </w:tc>
-      </w:tr>
-      <w:tr>
-        <w:tc>
-          <w:tcPr>
-            <w:tcW w:type="dxa" w:w="2592"/>
-            <w:shd w:fill="F1F5F9"/>
-            <w:tcMar>
-              <w:top w:w="50" w:type="dxa"/>
-              <w:bottom w:w="50" w:type="dxa"/>
-              <w:left w:w="80" w:type="dxa"/>
-              <w:right w:w="80" w:type="dxa"/>
-            </w:tcMar>
-          </w:tcPr>
-          <w:p>
-            <w:pPr>
-              <w:spacing w:after="0"/>
-            </w:pPr>
-            <w:r>
-              <w:rPr>
-                <w:rFonts w:ascii="Arial" w:hAnsi="Arial"/>
-                <w:b/>
-                <w:color w:val="64748B"/>
-                <w:sz w:val="19"/>
-              </w:rPr>
-              <w:t>Gắn kết bài toán BTL:</w:t>
-            </w:r>
-          </w:p>
-        </w:tc>
-        <w:tc>
-          <w:tcPr>
-            <w:tcW w:type="dxa" w:w="7920"/>
-            <w:shd w:fill="F8FAFC"/>
-            <w:tcMar>
-              <w:top w:w="50" w:type="dxa"/>
-              <w:bottom w:w="50" w:type="dxa"/>
-              <w:left w:w="80" w:type="dxa"/>
-              <w:right w:w="80" w:type="dxa"/>
-            </w:tcMar>
-          </w:tcPr>
-          <w:p>
-            <w:pPr>
-              <w:spacing w:after="0"/>
-            </w:pPr>
-            <w:r>
-              <w:rPr>
-                <w:rFonts w:ascii="Arial" w:hAnsi="Arial"/>
-                <w:color w:val="0F172A"/>
-                <w:sz w:val="19"/>
-              </w:rPr>
-              <w:t>Chuẩn hóa cấu hình Cookie trong file `Program.cs` và mã hóa Razor trong toàn bộ View BTL.</w:t>
+              <w:t>Nếu thầy hỏi: 'Tại sao Cookie lại đọc được bằng document.cookie?' ➔ Trả lời: 'Dạ thưa thầy, đây là cấu hình mô phỏng trong phòng lab. Khi triển khai thực tế của BTL, Cookie xác thực bắt buộc phải bật HttpOnly=true để cấm hoàn toàn JavaScript truy cập ạ.'</w:t>
             </w:r>
           </w:p>
         </w:tc>
@@ -4069,8 +2137,23 @@
     </w:tbl>
     <w:p>
       <w:pPr>
-        <w:spacing w:after="80"/>
+        <w:spacing w:after="120"/>
       </w:pPr>
+    </w:p>
+    <w:p>
+      <w:pPr>
+        <w:pStyle w:val="Heading2"/>
+        <w:spacing w:before="240" w:after="80"/>
+      </w:pPr>
+      <w:r>
+        <w:rPr>
+          <w:rFonts w:ascii="Arial" w:hAnsi="Arial"/>
+          <w:b/>
+          <w:color w:val="1D4ED8"/>
+          <w:sz w:val="22"/>
+        </w:rPr>
+        <w:t>SLIDE 12: 2.5. STORED XSS — CƠ CHẾ PHÒNG THỦ CHUẨN TRONG BTL (Phụ trách: Nguyễn Thanh Bình)</w:t>
+      </w:r>
     </w:p>
     <w:tbl>
       <w:tblPr>
@@ -4087,10 +2170,10 @@
             <w:tcW w:type="dxa" w:w="9360"/>
             <w:shd w:fill="EFF6FF"/>
             <w:tcMar>
-              <w:top w:w="140" w:type="dxa"/>
-              <w:bottom w:w="140" w:type="dxa"/>
-              <w:left w:w="200" w:type="dxa"/>
-              <w:right w:w="200" w:type="dxa"/>
+              <w:top w:w="120" w:type="dxa"/>
+              <w:bottom w:w="120" w:type="dxa"/>
+              <w:left w:w="180" w:type="dxa"/>
+              <w:right w:w="180" w:type="dxa"/>
             </w:tcMar>
             <w:tcBorders>
               <w:top w:val="none"/>
@@ -4101,25 +2184,25 @@
           </w:tcPr>
           <w:p>
             <w:pPr>
-              <w:spacing w:before="0" w:after="80" w:line="276" w:lineRule="auto"/>
+              <w:spacing w:before="0" w:after="40" w:line="276" w:lineRule="auto"/>
             </w:pPr>
             <w:r>
               <w:rPr>
                 <w:rFonts w:ascii="Arial" w:hAnsi="Arial"/>
                 <w:b/>
                 <w:color w:val="1D4ED8"/>
-                <w:sz w:val="21"/>
+                <w:sz w:val="20"/>
               </w:rPr>
-              <w:t>📌 Lời nói thuyết trình (Khuyến nghị 30-45 giây):</w:t>
+              <w:t>1. Lời nói tự nhiên (2–4 câu cốt lõi, không đọc slide):</w:t>
               <w:br/>
             </w:r>
             <w:r>
               <w:rPr>
                 <w:rFonts w:ascii="Arial" w:hAnsi="Arial"/>
                 <w:color w:val="0F172A"/>
-                <w:sz w:val="20"/>
+                <w:sz w:val="19"/>
               </w:rPr>
-              <w:t>"Để phòng thủ triệt để Stored XSS, nhóm áp dụng giải pháp 2 lớp: Thứ nhất ở tầng View, tuyệt đối không dùng @Html.Raw(), mà sử dụng cú pháp mặc định @comment.Content hoặc hàm HtmlEncoder.Default.Encode(). Bộ mã hóa ngữ cảnh sẽ tự động chuyển đổi ký tự nhỏ hơn (&lt;) thành &amp;lt; và lớn hơn (&gt;) thành &amp;gt;, triệt tiêu hoàn toàn khả năng thực thi của trình duyệt. Thứ hai ở tầng Quản lý Cookie: Trong môi trường triển khai thực tế của BTL, toàn bộ Cookie xác thực bắt buộc phải bật cờ HttpOnly = true để cấm JavaScript truy cập, Secure = true để bắt buộc truyền qua HTTPS, và bổ sung Header Content-Security-Policy (CSP) ngăn chặn inline script."</w:t>
+              <w:t>"Giải pháp phòng thủ của nhóm gồm 2 lớp: Ở tầng View, luôn dùng cú pháp mặc định @comment.Content hoặc hàm HtmlEncoder để mã hóa ngữ cảnh. Ở tầng quản lý Cookie trong sản phẩm thực tế, bắt buộc cấu hình HttpOnly bằng true, Secure bằng true và SameSite bằng Strict. Đồng thời nhóm thiết lập thêm Header CSP ngăn chặn chạy inline script lạ."</w:t>
             </w:r>
           </w:p>
         </w:tc>
@@ -4145,10 +2228,10 @@
             <w:tcW w:type="dxa" w:w="9360"/>
             <w:shd w:fill="ECFDF5"/>
             <w:tcMar>
-              <w:top w:w="140" w:type="dxa"/>
-              <w:bottom w:w="140" w:type="dxa"/>
-              <w:left w:w="200" w:type="dxa"/>
-              <w:right w:w="200" w:type="dxa"/>
+              <w:top w:w="120" w:type="dxa"/>
+              <w:bottom w:w="120" w:type="dxa"/>
+              <w:left w:w="180" w:type="dxa"/>
+              <w:right w:w="180" w:type="dxa"/>
             </w:tcMar>
             <w:tcBorders>
               <w:top w:val="none"/>
@@ -4159,25 +2242,25 @@
           </w:tcPr>
           <w:p>
             <w:pPr>
-              <w:spacing w:before="0" w:after="80" w:line="276" w:lineRule="auto"/>
+              <w:spacing w:before="0" w:after="40" w:line="276" w:lineRule="auto"/>
             </w:pPr>
             <w:r>
               <w:rPr>
                 <w:rFonts w:ascii="Arial" w:hAnsi="Arial"/>
                 <w:b/>
                 <w:color w:val="047857"/>
-                <w:sz w:val="21"/>
+                <w:sz w:val="20"/>
               </w:rPr>
-              <w:t>📌 Thao tác chỉ dẫn màn hình / Live Demo (Khi thầy yêu cầu):</w:t>
+              <w:t>2. Thao tác trỏ màn hình / Demo khi chiếu:</w:t>
               <w:br/>
             </w:r>
             <w:r>
               <w:rPr>
                 <w:rFonts w:ascii="Arial" w:hAnsi="Arial"/>
                 <w:color w:val="0F172A"/>
-                <w:sz w:val="20"/>
+                <w:sz w:val="19"/>
               </w:rPr>
-              <w:t>Chỉ vào cú pháp Razor chuẩn bên trái và đoạn cấu hình CookieOptions (HttpOnly, Secure, SameSite) bên phải.</w:t>
+              <w:t>Chỉ vào cú pháp Razor chuẩn bên trái và đoạn cấu hình CookieOptions bên phải.</w:t>
             </w:r>
           </w:p>
         </w:tc>
@@ -4185,190 +2268,57 @@
     </w:tbl>
     <w:p>
       <w:pPr>
-        <w:spacing w:after="160"/>
+        <w:spacing w:after="40"/>
       </w:pPr>
-    </w:p>
-    <w:p>
-      <w:pPr>
-        <w:pStyle w:val="Heading2"/>
-        <w:spacing w:before="280" w:after="80"/>
-      </w:pPr>
-      <w:r>
-        <w:rPr>
-          <w:rFonts w:ascii="Arial" w:hAnsi="Arial"/>
-          <w:b/>
-          <w:color w:val="1D4ED8"/>
-          <w:sz w:val="24"/>
-        </w:rPr>
-        <w:t>SLIDE 13: 3.1. CSRF ATTACK — CƠ CHẾ MƯỢN QUYỀN &amp; PHÂN LOẠI CHUẨN OWASP</w:t>
-      </w:r>
     </w:p>
     <w:tbl>
       <w:tblPr>
         <w:tblW w:type="auto" w:w="0"/>
         <w:jc w:val="center"/>
-        <w:tblLayout w:type="fixed"/>
         <w:tblLook w:firstColumn="1" w:firstRow="1" w:lastColumn="0" w:lastRow="0" w:noHBand="0" w:noVBand="1" w:val="04A0"/>
       </w:tblPr>
       <w:tblGrid>
-        <w:gridCol w:w="4680"/>
-        <w:gridCol w:w="4680"/>
+        <w:gridCol w:w="9360"/>
       </w:tblGrid>
       <w:tr>
         <w:tc>
           <w:tcPr>
-            <w:tcW w:type="dxa" w:w="2592"/>
-            <w:shd w:fill="F1F5F9"/>
+            <w:tcW w:type="dxa" w:w="9360"/>
+            <w:shd w:fill="FFFBEB"/>
             <w:tcMar>
-              <w:top w:w="50" w:type="dxa"/>
-              <w:bottom w:w="50" w:type="dxa"/>
-              <w:left w:w="80" w:type="dxa"/>
-              <w:right w:w="80" w:type="dxa"/>
+              <w:top w:w="120" w:type="dxa"/>
+              <w:bottom w:w="120" w:type="dxa"/>
+              <w:left w:w="180" w:type="dxa"/>
+              <w:right w:w="180" w:type="dxa"/>
             </w:tcMar>
+            <w:tcBorders>
+              <w:top w:val="none"/>
+              <w:left w:val="single" w:sz="24" w:space="0" w:color="B45309"/>
+              <w:bottom w:val="none"/>
+              <w:right w:val="none"/>
+            </w:tcBorders>
           </w:tcPr>
           <w:p>
             <w:pPr>
-              <w:spacing w:after="0"/>
+              <w:spacing w:before="0" w:after="40" w:line="276" w:lineRule="auto"/>
             </w:pPr>
             <w:r>
               <w:rPr>
                 <w:rFonts w:ascii="Arial" w:hAnsi="Arial"/>
                 <w:b/>
-                <w:color w:val="64748B"/>
-                <w:sz w:val="19"/>
+                <w:color w:val="0F172A"/>
+                <w:sz w:val="20"/>
               </w:rPr>
-              <w:t>Người trình bày:</w:t>
+              <w:t>3. Phản xạ khi thầy hỏi xoáy:</w:t>
+              <w:br/>
             </w:r>
-          </w:p>
-        </w:tc>
-        <w:tc>
-          <w:tcPr>
-            <w:tcW w:type="dxa" w:w="7920"/>
-            <w:shd w:fill="F8FAFC"/>
-            <w:tcMar>
-              <w:top w:w="50" w:type="dxa"/>
-              <w:bottom w:w="50" w:type="dxa"/>
-              <w:left w:w="80" w:type="dxa"/>
-              <w:right w:w="80" w:type="dxa"/>
-            </w:tcMar>
-          </w:tcPr>
-          <w:p>
-            <w:pPr>
-              <w:spacing w:after="0"/>
-            </w:pPr>
             <w:r>
               <w:rPr>
                 <w:rFonts w:ascii="Arial" w:hAnsi="Arial"/>
                 <w:color w:val="0F172A"/>
                 <w:sz w:val="19"/>
               </w:rPr>
-              <w:t>Nguyễn Minh Cường</w:t>
-            </w:r>
-          </w:p>
-        </w:tc>
-      </w:tr>
-      <w:tr>
-        <w:tc>
-          <w:tcPr>
-            <w:tcW w:type="dxa" w:w="2592"/>
-            <w:shd w:fill="F1F5F9"/>
-            <w:tcMar>
-              <w:top w:w="50" w:type="dxa"/>
-              <w:bottom w:w="50" w:type="dxa"/>
-              <w:left w:w="80" w:type="dxa"/>
-              <w:right w:w="80" w:type="dxa"/>
-            </w:tcMar>
-          </w:tcPr>
-          <w:p>
-            <w:pPr>
-              <w:spacing w:after="0"/>
-            </w:pPr>
-            <w:r>
-              <w:rPr>
-                <w:rFonts w:ascii="Arial" w:hAnsi="Arial"/>
-                <w:b/>
-                <w:color w:val="64748B"/>
-                <w:sz w:val="19"/>
-              </w:rPr>
-              <w:t>Mục tiêu truyền tải:</w:t>
-            </w:r>
-          </w:p>
-        </w:tc>
-        <w:tc>
-          <w:tcPr>
-            <w:tcW w:type="dxa" w:w="7920"/>
-            <w:shd w:fill="F8FAFC"/>
-            <w:tcMar>
-              <w:top w:w="50" w:type="dxa"/>
-              <w:bottom w:w="50" w:type="dxa"/>
-              <w:left w:w="80" w:type="dxa"/>
-              <w:right w:w="80" w:type="dxa"/>
-            </w:tcMar>
-          </w:tcPr>
-          <w:p>
-            <w:pPr>
-              <w:spacing w:after="0"/>
-            </w:pPr>
-            <w:r>
-              <w:rPr>
-                <w:rFonts w:ascii="Arial" w:hAnsi="Arial"/>
-                <w:color w:val="0F172A"/>
-                <w:sz w:val="19"/>
-              </w:rPr>
-              <w:t>Phân tích bản chất CSRF, cơ chế mượn quyền người dùng và định vị chuẩn trong OWASP Top 10.</w:t>
-            </w:r>
-          </w:p>
-        </w:tc>
-      </w:tr>
-      <w:tr>
-        <w:tc>
-          <w:tcPr>
-            <w:tcW w:type="dxa" w:w="2592"/>
-            <w:shd w:fill="F1F5F9"/>
-            <w:tcMar>
-              <w:top w:w="50" w:type="dxa"/>
-              <w:bottom w:w="50" w:type="dxa"/>
-              <w:left w:w="80" w:type="dxa"/>
-              <w:right w:w="80" w:type="dxa"/>
-            </w:tcMar>
-          </w:tcPr>
-          <w:p>
-            <w:pPr>
-              <w:spacing w:after="0"/>
-            </w:pPr>
-            <w:r>
-              <w:rPr>
-                <w:rFonts w:ascii="Arial" w:hAnsi="Arial"/>
-                <w:b/>
-                <w:color w:val="64748B"/>
-                <w:sz w:val="19"/>
-              </w:rPr>
-              <w:t>Gắn kết bài toán BTL:</w:t>
-            </w:r>
-          </w:p>
-        </w:tc>
-        <w:tc>
-          <w:tcPr>
-            <w:tcW w:type="dxa" w:w="7920"/>
-            <w:shd w:fill="F8FAFC"/>
-            <w:tcMar>
-              <w:top w:w="50" w:type="dxa"/>
-              <w:bottom w:w="50" w:type="dxa"/>
-              <w:left w:w="80" w:type="dxa"/>
-              <w:right w:w="80" w:type="dxa"/>
-            </w:tcMar>
-          </w:tcPr>
-          <w:p>
-            <w:pPr>
-              <w:spacing w:after="0"/>
-            </w:pPr>
-            <w:r>
-              <w:rPr>
-                <w:rFonts w:ascii="Arial" w:hAnsi="Arial"/>
-                <w:color w:val="0F172A"/>
-                <w:sz w:val="19"/>
-              </w:rPr>
-              <w:t>Chức năng Giao dịch nạp/rút tiền ví điện tử và Đặt lịch hẹn tư vấn.</w:t>
+              <w:t>Nếu thầy hỏi: 'Chỉ dùng HttpOnly đã đủ chống XSS chưa?' ➔ Trả lời: 'HttpOnly chỉ ngăn chặn đánh cắp cookie, còn kẻ tấn công vẫn có thể deface giao diện hoặc keylogging. Vì vậy bắt buộc phải kết hợp cả Output Encoding ở View và CSP Header ạ.'</w:t>
             </w:r>
           </w:p>
         </w:tc>
@@ -4376,8 +2326,23 @@
     </w:tbl>
     <w:p>
       <w:pPr>
-        <w:spacing w:after="80"/>
+        <w:spacing w:after="120"/>
       </w:pPr>
+    </w:p>
+    <w:p>
+      <w:pPr>
+        <w:pStyle w:val="Heading2"/>
+        <w:spacing w:before="240" w:after="80"/>
+      </w:pPr>
+      <w:r>
+        <w:rPr>
+          <w:rFonts w:ascii="Arial" w:hAnsi="Arial"/>
+          <w:b/>
+          <w:color w:val="1D4ED8"/>
+          <w:sz w:val="22"/>
+        </w:rPr>
+        <w:t>SLIDE 13: 3.1. CSRF ATTACK — CƠ CHẾ MƯỢN QUYỀN &amp; PHÂN LOẠI OWASP (Phụ trách: Nguyễn Minh Cường)</w:t>
+      </w:r>
     </w:p>
     <w:tbl>
       <w:tblPr>
@@ -4394,10 +2359,10 @@
             <w:tcW w:type="dxa" w:w="9360"/>
             <w:shd w:fill="EFF6FF"/>
             <w:tcMar>
-              <w:top w:w="140" w:type="dxa"/>
-              <w:bottom w:w="140" w:type="dxa"/>
-              <w:left w:w="200" w:type="dxa"/>
-              <w:right w:w="200" w:type="dxa"/>
+              <w:top w:w="120" w:type="dxa"/>
+              <w:bottom w:w="120" w:type="dxa"/>
+              <w:left w:w="180" w:type="dxa"/>
+              <w:right w:w="180" w:type="dxa"/>
             </w:tcMar>
             <w:tcBorders>
               <w:top w:val="none"/>
@@ -4408,25 +2373,25 @@
           </w:tcPr>
           <w:p>
             <w:pPr>
-              <w:spacing w:before="0" w:after="80" w:line="276" w:lineRule="auto"/>
+              <w:spacing w:before="0" w:after="40" w:line="276" w:lineRule="auto"/>
             </w:pPr>
             <w:r>
               <w:rPr>
                 <w:rFonts w:ascii="Arial" w:hAnsi="Arial"/>
                 <w:b/>
                 <w:color w:val="1D4ED8"/>
-                <w:sz w:val="21"/>
+                <w:sz w:val="20"/>
               </w:rPr>
-              <w:t>📌 Lời nói thuyết trình (Khuyến nghị 30-45 giây):</w:t>
+              <w:t>1. Lời nói tự nhiên (2–4 câu cốt lõi, không đọc slide):</w:t>
               <w:br/>
             </w:r>
             <w:r>
               <w:rPr>
                 <w:rFonts w:ascii="Arial" w:hAnsi="Arial"/>
                 <w:color w:val="0F172A"/>
-                <w:sz w:val="20"/>
+                <w:sz w:val="19"/>
               </w:rPr>
-              <w:t>"Em là Nguyễn Minh Cường, xin phép trình bày Chủ đề 3: Tấn công CSRF (Cross-Site Request Forgery). Về phân loại học thuật chuẩn: CSRF không phải một mục riêng rẽ trong OWASP Top 10 2021; nó liên quan trực tiếp đến A01:2021 – Broken Access Control và cơ chế bảo toàn yêu cầu phiên. Bản chất của CSRF là kỹ thuật tấn công mượn quyền: Nạn nhân đang đăng nhập hợp lệ tại ứng dụng mục tiêu. Sau đó, nạn nhân bị dẫn dụ truy cập một trang web độc hại do hacker kiểm soát. Trang web độc hại này tự động kích hoạt một HTTP POST request ngầm sang ứng dụng mục tiêu. Vì nạn nhân đã đăng nhập, trình duyệt tự động đính kèm Cookie của nạn nhân gửi sang. Điểm mù là máy chủ chỉ xác thực Cookie hợp lệ mà không hề kiểm tra nguồn gốc phát sinh yêu cầu."</w:t>
+              <w:t>"Em là Nguyễn Minh Cường, phụ trách CSRF. Nhóm xin lưu ý: CSRF không phải là mục độc lập trong OWASP Top 10 2021, mà nhóm liên hệ nó với A01 – Broken Access Control để phân tích rủi ro mượn quyền người dùng. Nạn nhân đã đăng nhập hợp lệ nhưng bị lừa truy cập một trang web độc hại ở tab bên cạnh. Trang web độc hại gửi request POST ngầm, và trình duyệt tự động đính kèm Cookie của nạn nhân mà máy chủ không hề kiểm tra nguồn gốc phát sinh request."</w:t>
             </w:r>
           </w:p>
         </w:tc>
@@ -4452,10 +2417,10 @@
             <w:tcW w:type="dxa" w:w="9360"/>
             <w:shd w:fill="ECFDF5"/>
             <w:tcMar>
-              <w:top w:w="140" w:type="dxa"/>
-              <w:bottom w:w="140" w:type="dxa"/>
-              <w:left w:w="200" w:type="dxa"/>
-              <w:right w:w="200" w:type="dxa"/>
+              <w:top w:w="120" w:type="dxa"/>
+              <w:bottom w:w="120" w:type="dxa"/>
+              <w:left w:w="180" w:type="dxa"/>
+              <w:right w:w="180" w:type="dxa"/>
             </w:tcMar>
             <w:tcBorders>
               <w:top w:val="none"/>
@@ -4466,25 +2431,25 @@
           </w:tcPr>
           <w:p>
             <w:pPr>
-              <w:spacing w:before="0" w:after="80" w:line="276" w:lineRule="auto"/>
+              <w:spacing w:before="0" w:after="40" w:line="276" w:lineRule="auto"/>
             </w:pPr>
             <w:r>
               <w:rPr>
                 <w:rFonts w:ascii="Arial" w:hAnsi="Arial"/>
                 <w:b/>
                 <w:color w:val="047857"/>
-                <w:sz w:val="21"/>
+                <w:sz w:val="20"/>
               </w:rPr>
-              <w:t>📌 Thao tác chỉ dẫn màn hình / Live Demo (Khi thầy yêu cầu):</w:t>
+              <w:t>2. Thao tác trỏ màn hình / Demo khi chiếu:</w:t>
               <w:br/>
             </w:r>
             <w:r>
               <w:rPr>
                 <w:rFonts w:ascii="Arial" w:hAnsi="Arial"/>
                 <w:color w:val="0F172A"/>
-                <w:sz w:val="20"/>
+                <w:sz w:val="19"/>
               </w:rPr>
-              <w:t>Chỉ vào sơ đồ luồng 4 bước (Victim logged in -&gt; Mở tab bẫy -&gt; Gửi POST ngầm -&gt; Máy chủ trừ tiền).</w:t>
+              <w:t>Chỉ vào sơ đồ luồng 4 bước và dòng code Action thiếu token kiểm soát.</w:t>
             </w:r>
           </w:p>
         </w:tc>
@@ -4492,190 +2457,57 @@
     </w:tbl>
     <w:p>
       <w:pPr>
-        <w:spacing w:after="160"/>
+        <w:spacing w:after="40"/>
       </w:pPr>
-    </w:p>
-    <w:p>
-      <w:pPr>
-        <w:pStyle w:val="Heading2"/>
-        <w:spacing w:before="280" w:after="80"/>
-      </w:pPr>
-      <w:r>
-        <w:rPr>
-          <w:rFonts w:ascii="Arial" w:hAnsi="Arial"/>
-          <w:b/>
-          <w:color w:val="1D4ED8"/>
-          <w:sz w:val="24"/>
-        </w:rPr>
-        <w:t>SLIDE 14: 3.2. CSRF ATTACK — KỊCH BẢN KHAI THÁC QUA BIỂU MẪU ẨN</w:t>
-      </w:r>
     </w:p>
     <w:tbl>
       <w:tblPr>
         <w:tblW w:type="auto" w:w="0"/>
         <w:jc w:val="center"/>
-        <w:tblLayout w:type="fixed"/>
         <w:tblLook w:firstColumn="1" w:firstRow="1" w:lastColumn="0" w:lastRow="0" w:noHBand="0" w:noVBand="1" w:val="04A0"/>
       </w:tblPr>
       <w:tblGrid>
-        <w:gridCol w:w="4680"/>
-        <w:gridCol w:w="4680"/>
+        <w:gridCol w:w="9360"/>
       </w:tblGrid>
       <w:tr>
         <w:tc>
           <w:tcPr>
-            <w:tcW w:type="dxa" w:w="2592"/>
-            <w:shd w:fill="F1F5F9"/>
+            <w:tcW w:type="dxa" w:w="9360"/>
+            <w:shd w:fill="FFFBEB"/>
             <w:tcMar>
-              <w:top w:w="50" w:type="dxa"/>
-              <w:bottom w:w="50" w:type="dxa"/>
-              <w:left w:w="80" w:type="dxa"/>
-              <w:right w:w="80" w:type="dxa"/>
+              <w:top w:w="120" w:type="dxa"/>
+              <w:bottom w:w="120" w:type="dxa"/>
+              <w:left w:w="180" w:type="dxa"/>
+              <w:right w:w="180" w:type="dxa"/>
             </w:tcMar>
+            <w:tcBorders>
+              <w:top w:val="none"/>
+              <w:left w:val="single" w:sz="24" w:space="0" w:color="B45309"/>
+              <w:bottom w:val="none"/>
+              <w:right w:val="none"/>
+            </w:tcBorders>
           </w:tcPr>
           <w:p>
             <w:pPr>
-              <w:spacing w:after="0"/>
+              <w:spacing w:before="0" w:after="40" w:line="276" w:lineRule="auto"/>
             </w:pPr>
             <w:r>
               <w:rPr>
                 <w:rFonts w:ascii="Arial" w:hAnsi="Arial"/>
                 <w:b/>
-                <w:color w:val="64748B"/>
-                <w:sz w:val="19"/>
+                <w:color w:val="0F172A"/>
+                <w:sz w:val="20"/>
               </w:rPr>
-              <w:t>Người trình bày:</w:t>
+              <w:t>3. Phản xạ khi thầy hỏi xoáy:</w:t>
+              <w:br/>
             </w:r>
-          </w:p>
-        </w:tc>
-        <w:tc>
-          <w:tcPr>
-            <w:tcW w:type="dxa" w:w="7920"/>
-            <w:shd w:fill="F8FAFC"/>
-            <w:tcMar>
-              <w:top w:w="50" w:type="dxa"/>
-              <w:bottom w:w="50" w:type="dxa"/>
-              <w:left w:w="80" w:type="dxa"/>
-              <w:right w:w="80" w:type="dxa"/>
-            </w:tcMar>
-          </w:tcPr>
-          <w:p>
-            <w:pPr>
-              <w:spacing w:after="0"/>
-            </w:pPr>
             <w:r>
               <w:rPr>
                 <w:rFonts w:ascii="Arial" w:hAnsi="Arial"/>
                 <w:color w:val="0F172A"/>
                 <w:sz w:val="19"/>
               </w:rPr>
-              <w:t>Nguyễn Minh Cường</w:t>
-            </w:r>
-          </w:p>
-        </w:tc>
-      </w:tr>
-      <w:tr>
-        <w:tc>
-          <w:tcPr>
-            <w:tcW w:type="dxa" w:w="2592"/>
-            <w:shd w:fill="F1F5F9"/>
-            <w:tcMar>
-              <w:top w:w="50" w:type="dxa"/>
-              <w:bottom w:w="50" w:type="dxa"/>
-              <w:left w:w="80" w:type="dxa"/>
-              <w:right w:w="80" w:type="dxa"/>
-            </w:tcMar>
-          </w:tcPr>
-          <w:p>
-            <w:pPr>
-              <w:spacing w:after="0"/>
-            </w:pPr>
-            <w:r>
-              <w:rPr>
-                <w:rFonts w:ascii="Arial" w:hAnsi="Arial"/>
-                <w:b/>
-                <w:color w:val="64748B"/>
-                <w:sz w:val="19"/>
-              </w:rPr>
-              <w:t>Mục tiêu truyền tải:</w:t>
-            </w:r>
-          </w:p>
-        </w:tc>
-        <w:tc>
-          <w:tcPr>
-            <w:tcW w:type="dxa" w:w="7920"/>
-            <w:shd w:fill="F8FAFC"/>
-            <w:tcMar>
-              <w:top w:w="50" w:type="dxa"/>
-              <w:bottom w:w="50" w:type="dxa"/>
-              <w:left w:w="80" w:type="dxa"/>
-              <w:right w:w="80" w:type="dxa"/>
-            </w:tcMar>
-          </w:tcPr>
-          <w:p>
-            <w:pPr>
-              <w:spacing w:after="0"/>
-            </w:pPr>
-            <w:r>
-              <w:rPr>
-                <w:rFonts w:ascii="Arial" w:hAnsi="Arial"/>
-                <w:color w:val="0F172A"/>
-                <w:sz w:val="19"/>
-              </w:rPr>
-              <w:t>Phân tích kịch bản tấn công bằng trang web bẫy trúng thưởng và biểu mẫu ẩn tự động submit.</w:t>
-            </w:r>
-          </w:p>
-        </w:tc>
-      </w:tr>
-      <w:tr>
-        <w:tc>
-          <w:tcPr>
-            <w:tcW w:type="dxa" w:w="2592"/>
-            <w:shd w:fill="F1F5F9"/>
-            <w:tcMar>
-              <w:top w:w="50" w:type="dxa"/>
-              <w:bottom w:w="50" w:type="dxa"/>
-              <w:left w:w="80" w:type="dxa"/>
-              <w:right w:w="80" w:type="dxa"/>
-            </w:tcMar>
-          </w:tcPr>
-          <w:p>
-            <w:pPr>
-              <w:spacing w:after="0"/>
-            </w:pPr>
-            <w:r>
-              <w:rPr>
-                <w:rFonts w:ascii="Arial" w:hAnsi="Arial"/>
-                <w:b/>
-                <w:color w:val="64748B"/>
-                <w:sz w:val="19"/>
-              </w:rPr>
-              <w:t>Gắn kết bài toán BTL:</w:t>
-            </w:r>
-          </w:p>
-        </w:tc>
-        <w:tc>
-          <w:tcPr>
-            <w:tcW w:type="dxa" w:w="7920"/>
-            <w:shd w:fill="F8FAFC"/>
-            <w:tcMar>
-              <w:top w:w="50" w:type="dxa"/>
-              <w:bottom w:w="50" w:type="dxa"/>
-              <w:left w:w="80" w:type="dxa"/>
-              <w:right w:w="80" w:type="dxa"/>
-            </w:tcMar>
-          </w:tcPr>
-          <w:p>
-            <w:pPr>
-              <w:spacing w:after="0"/>
-            </w:pPr>
-            <w:r>
-              <w:rPr>
-                <w:rFonts w:ascii="Arial" w:hAnsi="Arial"/>
-                <w:color w:val="0F172A"/>
-                <w:sz w:val="19"/>
-              </w:rPr>
-              <w:t>Các giao dịch nhạy cảm thay đổi số dư tài khoản hoặc hủy lịch tư vấn trái phép.</w:t>
+              <w:t>Nếu thầy hỏi: 'Tại sao trình duyệt lại tự động gửi Cookie sang?' ➔ Trả lời: 'Theo cơ chế mặc định của trình duyệt, mọi request gửi đến tên miền mục tiêu đều tự động đính kèm cookie gắn liền với tên miền đó, trừ khi được kiểm soát bởi thuộc tính SameSite ạ.'</w:t>
             </w:r>
           </w:p>
         </w:tc>
@@ -4683,8 +2515,23 @@
     </w:tbl>
     <w:p>
       <w:pPr>
-        <w:spacing w:after="80"/>
+        <w:spacing w:after="120"/>
       </w:pPr>
+    </w:p>
+    <w:p>
+      <w:pPr>
+        <w:pStyle w:val="Heading2"/>
+        <w:spacing w:before="240" w:after="80"/>
+      </w:pPr>
+      <w:r>
+        <w:rPr>
+          <w:rFonts w:ascii="Arial" w:hAnsi="Arial"/>
+          <w:b/>
+          <w:color w:val="1D4ED8"/>
+          <w:sz w:val="22"/>
+        </w:rPr>
+        <w:t>SLIDE 14: 3.2. CSRF ATTACK — KỊCH BẢN KHAI THÁC QUA BIỂU MẪU ẨN (Phụ trách: Nguyễn Minh Cường)</w:t>
+      </w:r>
     </w:p>
     <w:tbl>
       <w:tblPr>
@@ -4701,10 +2548,10 @@
             <w:tcW w:type="dxa" w:w="9360"/>
             <w:shd w:fill="EFF6FF"/>
             <w:tcMar>
-              <w:top w:w="140" w:type="dxa"/>
-              <w:bottom w:w="140" w:type="dxa"/>
-              <w:left w:w="200" w:type="dxa"/>
-              <w:right w:w="200" w:type="dxa"/>
+              <w:top w:w="120" w:type="dxa"/>
+              <w:bottom w:w="120" w:type="dxa"/>
+              <w:left w:w="180" w:type="dxa"/>
+              <w:right w:w="180" w:type="dxa"/>
             </w:tcMar>
             <w:tcBorders>
               <w:top w:val="none"/>
@@ -4715,25 +2562,25 @@
           </w:tcPr>
           <w:p>
             <w:pPr>
-              <w:spacing w:before="0" w:after="80" w:line="276" w:lineRule="auto"/>
+              <w:spacing w:before="0" w:after="40" w:line="276" w:lineRule="auto"/>
             </w:pPr>
             <w:r>
               <w:rPr>
                 <w:rFonts w:ascii="Arial" w:hAnsi="Arial"/>
                 <w:b/>
                 <w:color w:val="1D4ED8"/>
-                <w:sz w:val="21"/>
+                <w:sz w:val="20"/>
               </w:rPr>
-              <w:t>📌 Lời nói thuyết trình (Khuyến nghị 30-45 giây):</w:t>
+              <w:t>1. Lời nói tự nhiên (2–4 câu cốt lõi, không đọc slide):</w:t>
               <w:br/>
             </w:r>
             <w:r>
               <w:rPr>
                 <w:rFonts w:ascii="Arial" w:hAnsi="Arial"/>
                 <w:color w:val="0F172A"/>
-                <w:sz w:val="20"/>
+                <w:sz w:val="19"/>
               </w:rPr>
-              <w:t>"Kịch bản khai thác thực tế: Nạn nhân đang mở tab website tư vấn và nhận được đường link lừa đảo trúng thưởng iPhone ở một tab khác (AttackerSite.cshtml). Trang web bẫy này chứa một biểu mẫu HTML ẩn trỏ trực tiếp đến địa chỉ nhận lệnh chuyển tiền: /Csrf/TransferVulnerable kèm số tiền 20.000.000 VNĐ. Ngay khi nạn nhân bấm nút nhận quà, đoạn JavaScript tự động submit form. Vì action bên Controller không có cơ chế kiểm tra token chống giả mạo, yêu cầu lập tức được máy chủ thực thi hợp lệ và chuyển sạch 20 triệu của nạn nhân sang tài khoản hacker mà nạn nhân không hề hay biết."</w:t>
+              <w:t>"Kịch bản thực tế: Nạn nhân đang mở web tư vấn và bị lừa bấm vào trang nhận thưởng ở tab khác. Trang bẫy này chứa một biểu mẫu ẩn trỏ thẳng đến địa chỉ chuyển tiền của hệ thống với số tiền 20.000.000 VNĐ. Khi form được submit ngầm, vì Action thiếu cơ chế kiểm tra token, máy chủ ngộ nhận đây là lệnh của nạn nhân và thực hiện trừ tiền ngay lập tức."</w:t>
             </w:r>
           </w:p>
         </w:tc>
@@ -4759,10 +2606,10 @@
             <w:tcW w:type="dxa" w:w="9360"/>
             <w:shd w:fill="ECFDF5"/>
             <w:tcMar>
-              <w:top w:w="140" w:type="dxa"/>
-              <w:bottom w:w="140" w:type="dxa"/>
-              <w:left w:w="200" w:type="dxa"/>
-              <w:right w:w="200" w:type="dxa"/>
+              <w:top w:w="120" w:type="dxa"/>
+              <w:bottom w:w="120" w:type="dxa"/>
+              <w:left w:w="180" w:type="dxa"/>
+              <w:right w:w="180" w:type="dxa"/>
             </w:tcMar>
             <w:tcBorders>
               <w:top w:val="none"/>
@@ -4773,25 +2620,25 @@
           </w:tcPr>
           <w:p>
             <w:pPr>
-              <w:spacing w:before="0" w:after="80" w:line="276" w:lineRule="auto"/>
+              <w:spacing w:before="0" w:after="40" w:line="276" w:lineRule="auto"/>
             </w:pPr>
             <w:r>
               <w:rPr>
                 <w:rFonts w:ascii="Arial" w:hAnsi="Arial"/>
                 <w:b/>
                 <w:color w:val="047857"/>
-                <w:sz w:val="21"/>
+                <w:sz w:val="20"/>
               </w:rPr>
-              <w:t>📌 Thao tác chỉ dẫn màn hình / Live Demo (Khi thầy yêu cầu):</w:t>
+              <w:t>2. Thao tác trỏ màn hình / Demo khi chiếu:</w:t>
               <w:br/>
             </w:r>
             <w:r>
               <w:rPr>
                 <w:rFonts w:ascii="Arial" w:hAnsi="Arial"/>
                 <w:color w:val="0F172A"/>
-                <w:sz w:val="20"/>
+                <w:sz w:val="19"/>
               </w:rPr>
-              <w:t>Chỉ vào khối code HTML Form ẩn bên phải và dòng action trỏ thẳng sang URL dính lỗi.</w:t>
+              <w:t>Chỉ vào khối code HTML form ẩn và lệnh submit form tự động.</w:t>
             </w:r>
           </w:p>
         </w:tc>
@@ -4799,190 +2646,57 @@
     </w:tbl>
     <w:p>
       <w:pPr>
-        <w:spacing w:after="160"/>
+        <w:spacing w:after="40"/>
       </w:pPr>
-    </w:p>
-    <w:p>
-      <w:pPr>
-        <w:pStyle w:val="Heading2"/>
-        <w:spacing w:before="280" w:after="80"/>
-      </w:pPr>
-      <w:r>
-        <w:rPr>
-          <w:rFonts w:ascii="Arial" w:hAnsi="Arial"/>
-          <w:b/>
-          <w:color w:val="1D4ED8"/>
-          <w:sz w:val="24"/>
-        </w:rPr>
-        <w:t>SLIDE 15: 3.3. CSRF ATTACK — MINH CHỨNG THỰC NGHIỆM TRỰC QUAN TRÊN WEB UI</w:t>
-      </w:r>
     </w:p>
     <w:tbl>
       <w:tblPr>
         <w:tblW w:type="auto" w:w="0"/>
         <w:jc w:val="center"/>
-        <w:tblLayout w:type="fixed"/>
         <w:tblLook w:firstColumn="1" w:firstRow="1" w:lastColumn="0" w:lastRow="0" w:noHBand="0" w:noVBand="1" w:val="04A0"/>
       </w:tblPr>
       <w:tblGrid>
-        <w:gridCol w:w="4680"/>
-        <w:gridCol w:w="4680"/>
+        <w:gridCol w:w="9360"/>
       </w:tblGrid>
       <w:tr>
         <w:tc>
           <w:tcPr>
-            <w:tcW w:type="dxa" w:w="2592"/>
-            <w:shd w:fill="F1F5F9"/>
+            <w:tcW w:type="dxa" w:w="9360"/>
+            <w:shd w:fill="FFFBEB"/>
             <w:tcMar>
-              <w:top w:w="50" w:type="dxa"/>
-              <w:bottom w:w="50" w:type="dxa"/>
-              <w:left w:w="80" w:type="dxa"/>
-              <w:right w:w="80" w:type="dxa"/>
+              <w:top w:w="120" w:type="dxa"/>
+              <w:bottom w:w="120" w:type="dxa"/>
+              <w:left w:w="180" w:type="dxa"/>
+              <w:right w:w="180" w:type="dxa"/>
             </w:tcMar>
+            <w:tcBorders>
+              <w:top w:val="none"/>
+              <w:left w:val="single" w:sz="24" w:space="0" w:color="B45309"/>
+              <w:bottom w:val="none"/>
+              <w:right w:val="none"/>
+            </w:tcBorders>
           </w:tcPr>
           <w:p>
             <w:pPr>
-              <w:spacing w:after="0"/>
+              <w:spacing w:before="0" w:after="40" w:line="276" w:lineRule="auto"/>
             </w:pPr>
             <w:r>
               <w:rPr>
                 <w:rFonts w:ascii="Arial" w:hAnsi="Arial"/>
                 <w:b/>
-                <w:color w:val="64748B"/>
-                <w:sz w:val="19"/>
+                <w:color w:val="0F172A"/>
+                <w:sz w:val="20"/>
               </w:rPr>
-              <w:t>Người trình bày:</w:t>
+              <w:t>3. Phản xạ khi thầy hỏi xoáy:</w:t>
+              <w:br/>
             </w:r>
-          </w:p>
-        </w:tc>
-        <w:tc>
-          <w:tcPr>
-            <w:tcW w:type="dxa" w:w="7920"/>
-            <w:shd w:fill="F8FAFC"/>
-            <w:tcMar>
-              <w:top w:w="50" w:type="dxa"/>
-              <w:bottom w:w="50" w:type="dxa"/>
-              <w:left w:w="80" w:type="dxa"/>
-              <w:right w:w="80" w:type="dxa"/>
-            </w:tcMar>
-          </w:tcPr>
-          <w:p>
-            <w:pPr>
-              <w:spacing w:after="0"/>
-            </w:pPr>
             <w:r>
               <w:rPr>
                 <w:rFonts w:ascii="Arial" w:hAnsi="Arial"/>
                 <w:color w:val="0F172A"/>
                 <w:sz w:val="19"/>
               </w:rPr>
-              <w:t>Nguyễn Minh Cường</w:t>
-            </w:r>
-          </w:p>
-        </w:tc>
-      </w:tr>
-      <w:tr>
-        <w:tc>
-          <w:tcPr>
-            <w:tcW w:type="dxa" w:w="2592"/>
-            <w:shd w:fill="F1F5F9"/>
-            <w:tcMar>
-              <w:top w:w="50" w:type="dxa"/>
-              <w:bottom w:w="50" w:type="dxa"/>
-              <w:left w:w="80" w:type="dxa"/>
-              <w:right w:w="80" w:type="dxa"/>
-            </w:tcMar>
-          </w:tcPr>
-          <w:p>
-            <w:pPr>
-              <w:spacing w:after="0"/>
-            </w:pPr>
-            <w:r>
-              <w:rPr>
-                <w:rFonts w:ascii="Arial" w:hAnsi="Arial"/>
-                <w:b/>
-                <w:color w:val="64748B"/>
-                <w:sz w:val="19"/>
-              </w:rPr>
-              <w:t>Mục tiêu truyền tải:</w:t>
-            </w:r>
-          </w:p>
-        </w:tc>
-        <w:tc>
-          <w:tcPr>
-            <w:tcW w:type="dxa" w:w="7920"/>
-            <w:shd w:fill="F8FAFC"/>
-            <w:tcMar>
-              <w:top w:w="50" w:type="dxa"/>
-              <w:bottom w:w="50" w:type="dxa"/>
-              <w:left w:w="80" w:type="dxa"/>
-              <w:right w:w="80" w:type="dxa"/>
-            </w:tcMar>
-          </w:tcPr>
-          <w:p>
-            <w:pPr>
-              <w:spacing w:after="0"/>
-            </w:pPr>
-            <w:r>
-              <w:rPr>
-                <w:rFonts w:ascii="Arial" w:hAnsi="Arial"/>
-                <w:color w:val="0F172A"/>
-                <w:sz w:val="19"/>
-              </w:rPr>
-              <w:t>Trình bày minh chứng số dư ví bị biến động thực tế giữa 2 tab trình duyệt.</w:t>
-            </w:r>
-          </w:p>
-        </w:tc>
-      </w:tr>
-      <w:tr>
-        <w:tc>
-          <w:tcPr>
-            <w:tcW w:type="dxa" w:w="2592"/>
-            <w:shd w:fill="F1F5F9"/>
-            <w:tcMar>
-              <w:top w:w="50" w:type="dxa"/>
-              <w:bottom w:w="50" w:type="dxa"/>
-              <w:left w:w="80" w:type="dxa"/>
-              <w:right w:w="80" w:type="dxa"/>
-            </w:tcMar>
-          </w:tcPr>
-          <w:p>
-            <w:pPr>
-              <w:spacing w:after="0"/>
-            </w:pPr>
-            <w:r>
-              <w:rPr>
-                <w:rFonts w:ascii="Arial" w:hAnsi="Arial"/>
-                <w:b/>
-                <w:color w:val="64748B"/>
-                <w:sz w:val="19"/>
-              </w:rPr>
-              <w:t>Gắn kết bài toán BTL:</w:t>
-            </w:r>
-          </w:p>
-        </w:tc>
-        <w:tc>
-          <w:tcPr>
-            <w:tcW w:type="dxa" w:w="7920"/>
-            <w:shd w:fill="F8FAFC"/>
-            <w:tcMar>
-              <w:top w:w="50" w:type="dxa"/>
-              <w:bottom w:w="50" w:type="dxa"/>
-              <w:left w:w="80" w:type="dxa"/>
-              <w:right w:w="80" w:type="dxa"/>
-            </w:tcMar>
-          </w:tcPr>
-          <w:p>
-            <w:pPr>
-              <w:spacing w:after="0"/>
-            </w:pPr>
-            <w:r>
-              <w:rPr>
-                <w:rFonts w:ascii="Arial" w:hAnsi="Arial"/>
-                <w:color w:val="0F172A"/>
-                <w:sz w:val="19"/>
-              </w:rPr>
-              <w:t>Bảo vệ tài chính và số dư ví của khách hàng và chuyên gia trong BTL.</w:t>
+              <w:t>Nếu thầy hỏi: 'Hacker có cần biết mật khẩu của nạn nhân không?' ➔ Trả lời: 'Hoàn toàn không cần ạ. Kẻ tấn công chỉ lợi dụng phiên đăng nhập và Cookie đang còn hiệu lực trên trình duyệt của nạn nhân để gửi request mượn quyền.'</w:t>
             </w:r>
           </w:p>
         </w:tc>
@@ -4990,8 +2704,23 @@
     </w:tbl>
     <w:p>
       <w:pPr>
-        <w:spacing w:after="80"/>
+        <w:spacing w:after="120"/>
       </w:pPr>
+    </w:p>
+    <w:p>
+      <w:pPr>
+        <w:pStyle w:val="Heading2"/>
+        <w:spacing w:before="240" w:after="80"/>
+      </w:pPr>
+      <w:r>
+        <w:rPr>
+          <w:rFonts w:ascii="Arial" w:hAnsi="Arial"/>
+          <w:b/>
+          <w:color w:val="1D4ED8"/>
+          <w:sz w:val="22"/>
+        </w:rPr>
+        <w:t>SLIDE 15: 3.3. CSRF ATTACK — MINH CHỨNG WEB UI (Phụ trách: Nguyễn Minh Cường)</w:t>
+      </w:r>
     </w:p>
     <w:tbl>
       <w:tblPr>
@@ -5008,10 +2737,10 @@
             <w:tcW w:type="dxa" w:w="9360"/>
             <w:shd w:fill="EFF6FF"/>
             <w:tcMar>
-              <w:top w:w="140" w:type="dxa"/>
-              <w:bottom w:w="140" w:type="dxa"/>
-              <w:left w:w="200" w:type="dxa"/>
-              <w:right w:w="200" w:type="dxa"/>
+              <w:top w:w="120" w:type="dxa"/>
+              <w:bottom w:w="120" w:type="dxa"/>
+              <w:left w:w="180" w:type="dxa"/>
+              <w:right w:w="180" w:type="dxa"/>
             </w:tcMar>
             <w:tcBorders>
               <w:top w:val="none"/>
@@ -5022,25 +2751,25 @@
           </w:tcPr>
           <w:p>
             <w:pPr>
-              <w:spacing w:before="0" w:after="80" w:line="276" w:lineRule="auto"/>
+              <w:spacing w:before="0" w:after="40" w:line="276" w:lineRule="auto"/>
             </w:pPr>
             <w:r>
               <w:rPr>
                 <w:rFonts w:ascii="Arial" w:hAnsi="Arial"/>
                 <w:b/>
                 <w:color w:val="1D4ED8"/>
-                <w:sz w:val="21"/>
+                <w:sz w:val="20"/>
               </w:rPr>
-              <w:t>📌 Lời nói thuyết trình (Khuyến nghị 30-45 giây):</w:t>
+              <w:t>1. Lời nói tự nhiên (2–4 câu cốt lõi, không đọc slide):</w:t>
               <w:br/>
             </w:r>
             <w:r>
               <w:rPr>
                 <w:rFonts w:ascii="Arial" w:hAnsi="Arial"/>
                 <w:color w:val="0F172A"/>
-                <w:sz w:val="20"/>
+                <w:sz w:val="19"/>
               </w:rPr>
-              <w:t>"Minh chứng thực nghiệm trực quan trên lab: Trước khi tấn công, ví nạn nhân có 50.000.000 VNĐ, ví kẻ tấn công có 0 đồng. Khi kích hoạt form ẩn từ trang bẫy của hacker, máy chủ thực thi lệnh POST ngầm. F5 lại trang hệ thống: Số dư ví nạn nhân lập tức bị trừ xuống còn 30.000.000 VNĐ, và ví kẻ tấn công tăng vọt lên 20.000.000 VNĐ. Ngược lại ở nhánh phòng thủ bên phải: Form chuyển tiền chính chủ được tích hợp Token bảo vệ, từ chối 100% mọi yêu cầu xuất phát từ các trang web bên ngoài."</w:t>
+              <w:t>"Minh chứng trực quan trên giao diện: Trước khi kích hoạt, ví nạn nhân có 50 triệu và ví hacker có 0 đồng. Sau khi kích hoạt form ẩn từ trang bẫy, số dư ví nạn nhân bị trừ còn 30 triệu và ví hacker tăng lên 20 triệu. Ngược lại ở nhánh an toàn, form chính chủ có nhúng token bảo vệ, request giả mạo không có token hợp lệ sẽ bị máy chủ từ chối ngay lập tức."</w:t>
             </w:r>
           </w:p>
         </w:tc>
@@ -5066,10 +2795,10 @@
             <w:tcW w:type="dxa" w:w="9360"/>
             <w:shd w:fill="ECFDF5"/>
             <w:tcMar>
-              <w:top w:w="140" w:type="dxa"/>
-              <w:bottom w:w="140" w:type="dxa"/>
-              <w:left w:w="200" w:type="dxa"/>
-              <w:right w:w="200" w:type="dxa"/>
+              <w:top w:w="120" w:type="dxa"/>
+              <w:bottom w:w="120" w:type="dxa"/>
+              <w:left w:w="180" w:type="dxa"/>
+              <w:right w:w="180" w:type="dxa"/>
             </w:tcMar>
             <w:tcBorders>
               <w:top w:val="none"/>
@@ -5080,25 +2809,25 @@
           </w:tcPr>
           <w:p>
             <w:pPr>
-              <w:spacing w:before="0" w:after="80" w:line="276" w:lineRule="auto"/>
+              <w:spacing w:before="0" w:after="40" w:line="276" w:lineRule="auto"/>
             </w:pPr>
             <w:r>
               <w:rPr>
                 <w:rFonts w:ascii="Arial" w:hAnsi="Arial"/>
                 <w:b/>
                 <w:color w:val="047857"/>
-                <w:sz w:val="21"/>
+                <w:sz w:val="20"/>
               </w:rPr>
-              <w:t>📌 Thao tác chỉ dẫn màn hình / Live Demo (Khi thầy yêu cầu):</w:t>
+              <w:t>2. Thao tác trỏ màn hình / Demo khi chiếu:</w:t>
               <w:br/>
             </w:r>
             <w:r>
               <w:rPr>
                 <w:rFonts w:ascii="Arial" w:hAnsi="Arial"/>
                 <w:color w:val="0F172A"/>
-                <w:sz w:val="20"/>
+                <w:sz w:val="19"/>
               </w:rPr>
-              <w:t>Chỉ vào 2 ô thẻ ví tiền ở phần đầu ảnh: Số dư nạn nhân giảm còn 10M-30M và ví hacker tăng lên tương ứng.</w:t>
+              <w:t>Chỉ vào biến động số dư 50M ➔ 30M trên ảnh và thông báo từ chối ở nhánh có token.</w:t>
             </w:r>
           </w:p>
         </w:tc>
@@ -5106,190 +2835,57 @@
     </w:tbl>
     <w:p>
       <w:pPr>
-        <w:spacing w:after="160"/>
+        <w:spacing w:after="40"/>
       </w:pPr>
-    </w:p>
-    <w:p>
-      <w:pPr>
-        <w:pStyle w:val="Heading2"/>
-        <w:spacing w:before="280" w:after="80"/>
-      </w:pPr>
-      <w:r>
-        <w:rPr>
-          <w:rFonts w:ascii="Arial" w:hAnsi="Arial"/>
-          <w:b/>
-          <w:color w:val="1D4ED8"/>
-          <w:sz w:val="24"/>
-        </w:rPr>
-        <w:t>SLIDE 16: 3.4. CSRF ATTACK — MINH CHỨNG GÓI TIN MẠNG (CHROME DEVTOOLS HEADERS)</w:t>
-      </w:r>
     </w:p>
     <w:tbl>
       <w:tblPr>
         <w:tblW w:type="auto" w:w="0"/>
         <w:jc w:val="center"/>
-        <w:tblLayout w:type="fixed"/>
         <w:tblLook w:firstColumn="1" w:firstRow="1" w:lastColumn="0" w:lastRow="0" w:noHBand="0" w:noVBand="1" w:val="04A0"/>
       </w:tblPr>
       <w:tblGrid>
-        <w:gridCol w:w="4680"/>
-        <w:gridCol w:w="4680"/>
+        <w:gridCol w:w="9360"/>
       </w:tblGrid>
       <w:tr>
         <w:tc>
           <w:tcPr>
-            <w:tcW w:type="dxa" w:w="2592"/>
-            <w:shd w:fill="F1F5F9"/>
+            <w:tcW w:type="dxa" w:w="9360"/>
+            <w:shd w:fill="FFFBEB"/>
             <w:tcMar>
-              <w:top w:w="50" w:type="dxa"/>
-              <w:bottom w:w="50" w:type="dxa"/>
-              <w:left w:w="80" w:type="dxa"/>
-              <w:right w:w="80" w:type="dxa"/>
+              <w:top w:w="120" w:type="dxa"/>
+              <w:bottom w:w="120" w:type="dxa"/>
+              <w:left w:w="180" w:type="dxa"/>
+              <w:right w:w="180" w:type="dxa"/>
             </w:tcMar>
+            <w:tcBorders>
+              <w:top w:val="none"/>
+              <w:left w:val="single" w:sz="24" w:space="0" w:color="B45309"/>
+              <w:bottom w:val="none"/>
+              <w:right w:val="none"/>
+            </w:tcBorders>
           </w:tcPr>
           <w:p>
             <w:pPr>
-              <w:spacing w:after="0"/>
+              <w:spacing w:before="0" w:after="40" w:line="276" w:lineRule="auto"/>
             </w:pPr>
             <w:r>
               <w:rPr>
                 <w:rFonts w:ascii="Arial" w:hAnsi="Arial"/>
                 <w:b/>
-                <w:color w:val="64748B"/>
-                <w:sz w:val="19"/>
+                <w:color w:val="0F172A"/>
+                <w:sz w:val="20"/>
               </w:rPr>
-              <w:t>Người trình bày:</w:t>
+              <w:t>3. Phản xạ khi thầy hỏi xoáy:</w:t>
+              <w:br/>
             </w:r>
-          </w:p>
-        </w:tc>
-        <w:tc>
-          <w:tcPr>
-            <w:tcW w:type="dxa" w:w="7920"/>
-            <w:shd w:fill="F8FAFC"/>
-            <w:tcMar>
-              <w:top w:w="50" w:type="dxa"/>
-              <w:bottom w:w="50" w:type="dxa"/>
-              <w:left w:w="80" w:type="dxa"/>
-              <w:right w:w="80" w:type="dxa"/>
-            </w:tcMar>
-          </w:tcPr>
-          <w:p>
-            <w:pPr>
-              <w:spacing w:after="0"/>
-            </w:pPr>
             <w:r>
               <w:rPr>
                 <w:rFonts w:ascii="Arial" w:hAnsi="Arial"/>
                 <w:color w:val="0F172A"/>
                 <w:sz w:val="19"/>
               </w:rPr>
-              <w:t>Nguyễn Minh Cường</w:t>
-            </w:r>
-          </w:p>
-        </w:tc>
-      </w:tr>
-      <w:tr>
-        <w:tc>
-          <w:tcPr>
-            <w:tcW w:type="dxa" w:w="2592"/>
-            <w:shd w:fill="F1F5F9"/>
-            <w:tcMar>
-              <w:top w:w="50" w:type="dxa"/>
-              <w:bottom w:w="50" w:type="dxa"/>
-              <w:left w:w="80" w:type="dxa"/>
-              <w:right w:w="80" w:type="dxa"/>
-            </w:tcMar>
-          </w:tcPr>
-          <w:p>
-            <w:pPr>
-              <w:spacing w:after="0"/>
-            </w:pPr>
-            <w:r>
-              <w:rPr>
-                <w:rFonts w:ascii="Arial" w:hAnsi="Arial"/>
-                <w:b/>
-                <w:color w:val="64748B"/>
-                <w:sz w:val="19"/>
-              </w:rPr>
-              <w:t>Mục tiêu truyền tải:</w:t>
-            </w:r>
-          </w:p>
-        </w:tc>
-        <w:tc>
-          <w:tcPr>
-            <w:tcW w:type="dxa" w:w="7920"/>
-            <w:shd w:fill="F8FAFC"/>
-            <w:tcMar>
-              <w:top w:w="50" w:type="dxa"/>
-              <w:bottom w:w="50" w:type="dxa"/>
-              <w:left w:w="80" w:type="dxa"/>
-              <w:right w:w="80" w:type="dxa"/>
-            </w:tcMar>
-          </w:tcPr>
-          <w:p>
-            <w:pPr>
-              <w:spacing w:after="0"/>
-            </w:pPr>
-            <w:r>
-              <w:rPr>
-                <w:rFonts w:ascii="Arial" w:hAnsi="Arial"/>
-                <w:color w:val="0F172A"/>
-                <w:sz w:val="19"/>
-              </w:rPr>
-              <w:t>Chứng minh cơ chế mượn Cookie và thiếu Token qua DevTools Network Inspector.</w:t>
-            </w:r>
-          </w:p>
-        </w:tc>
-      </w:tr>
-      <w:tr>
-        <w:tc>
-          <w:tcPr>
-            <w:tcW w:type="dxa" w:w="2592"/>
-            <w:shd w:fill="F1F5F9"/>
-            <w:tcMar>
-              <w:top w:w="50" w:type="dxa"/>
-              <w:bottom w:w="50" w:type="dxa"/>
-              <w:left w:w="80" w:type="dxa"/>
-              <w:right w:w="80" w:type="dxa"/>
-            </w:tcMar>
-          </w:tcPr>
-          <w:p>
-            <w:pPr>
-              <w:spacing w:after="0"/>
-            </w:pPr>
-            <w:r>
-              <w:rPr>
-                <w:rFonts w:ascii="Arial" w:hAnsi="Arial"/>
-                <w:b/>
-                <w:color w:val="64748B"/>
-                <w:sz w:val="19"/>
-              </w:rPr>
-              <w:t>Gắn kết bài toán BTL:</w:t>
-            </w:r>
-          </w:p>
-        </w:tc>
-        <w:tc>
-          <w:tcPr>
-            <w:tcW w:type="dxa" w:w="7920"/>
-            <w:shd w:fill="F8FAFC"/>
-            <w:tcMar>
-              <w:top w:w="50" w:type="dxa"/>
-              <w:bottom w:w="50" w:type="dxa"/>
-              <w:left w:w="80" w:type="dxa"/>
-              <w:right w:w="80" w:type="dxa"/>
-            </w:tcMar>
-          </w:tcPr>
-          <w:p>
-            <w:pPr>
-              <w:spacing w:after="0"/>
-            </w:pPr>
-            <w:r>
-              <w:rPr>
-                <w:rFonts w:ascii="Arial" w:hAnsi="Arial"/>
-                <w:color w:val="0F172A"/>
-                <w:sz w:val="19"/>
-              </w:rPr>
-              <w:t>Bắt buộc kiểm tra tính hợp lệ của nguồn gốc request trong kiến trúc Web API.</w:t>
+              <w:t>Nếu thầy hỏi: 'Máy chủ từ chối thì trả về lỗi gì?' ➔ Trả lời: 'Dạ trả về lỗi HTTP 400 Bad Request kèm thông báo thiếu hoặc sai mã Antiforgery Token ạ.'</w:t>
             </w:r>
           </w:p>
         </w:tc>
@@ -5297,8 +2893,23 @@
     </w:tbl>
     <w:p>
       <w:pPr>
-        <w:spacing w:after="80"/>
+        <w:spacing w:after="120"/>
       </w:pPr>
+    </w:p>
+    <w:p>
+      <w:pPr>
+        <w:pStyle w:val="Heading2"/>
+        <w:spacing w:before="240" w:after="80"/>
+      </w:pPr>
+      <w:r>
+        <w:rPr>
+          <w:rFonts w:ascii="Arial" w:hAnsi="Arial"/>
+          <w:b/>
+          <w:color w:val="1D4ED8"/>
+          <w:sz w:val="22"/>
+        </w:rPr>
+        <w:t>SLIDE 16: 3.4. CSRF ATTACK — MINH CHỨNG CHROME DEVTOOLS HEADERS (Phụ trách: Nguyễn Minh Cường)</w:t>
+      </w:r>
     </w:p>
     <w:tbl>
       <w:tblPr>
@@ -5315,10 +2926,10 @@
             <w:tcW w:type="dxa" w:w="9360"/>
             <w:shd w:fill="EFF6FF"/>
             <w:tcMar>
-              <w:top w:w="140" w:type="dxa"/>
-              <w:bottom w:w="140" w:type="dxa"/>
-              <w:left w:w="200" w:type="dxa"/>
-              <w:right w:w="200" w:type="dxa"/>
+              <w:top w:w="120" w:type="dxa"/>
+              <w:bottom w:w="120" w:type="dxa"/>
+              <w:left w:w="180" w:type="dxa"/>
+              <w:right w:w="180" w:type="dxa"/>
             </w:tcMar>
             <w:tcBorders>
               <w:top w:val="none"/>
@@ -5329,25 +2940,25 @@
           </w:tcPr>
           <w:p>
             <w:pPr>
-              <w:spacing w:before="0" w:after="80" w:line="276" w:lineRule="auto"/>
+              <w:spacing w:before="0" w:after="40" w:line="276" w:lineRule="auto"/>
             </w:pPr>
             <w:r>
               <w:rPr>
                 <w:rFonts w:ascii="Arial" w:hAnsi="Arial"/>
                 <w:b/>
                 <w:color w:val="1D4ED8"/>
-                <w:sz w:val="21"/>
+                <w:sz w:val="20"/>
               </w:rPr>
-              <w:t>📌 Lời nói thuyết trình (Khuyến nghị 30-45 giây):</w:t>
+              <w:t>1. Lời nói tự nhiên (2–4 câu cốt lõi, không đọc slide):</w:t>
               <w:br/>
             </w:r>
             <w:r>
               <w:rPr>
                 <w:rFonts w:ascii="Arial" w:hAnsi="Arial"/>
                 <w:color w:val="0F172A"/>
-                <w:sz w:val="20"/>
+                <w:sz w:val="19"/>
               </w:rPr>
-              <w:t>"Kiểm tra chi tiết gói tin mạng qua Chrome DevTools: Yêu cầu POST được kích hoạt có mã trạng thái 302 Found. Nhìn vào mục Request Headers: Header Origin xuất phát từ tên miền của kẻ tấn công (http://attacker-site.com), nhưng trình duyệt vẫn tự động đính kèm Cookie phiên làm việc hợp lệ. Điểm yếu mấu chốt được khoanh đỏ bên dưới: Gói tin gửi đi hoàn toàn KHÔNG CÓ trường __RequestVerificationToken. Vì Action xử lý ở Backend thiếu thuộc tính kiểm tra token, máy chủ ngộ nhận đây là thao tác tự nguyện của người dùng và thực thi giao dịch trái phép."</w:t>
+              <w:t>"Kiểm tra gói tin mạng qua DevTools: Header Origin xuất phát từ trang bẫy của hacker, nhưng Cookie phiên của nạn nhân vẫn được đính kèm tự động. Điểm yếu mấu chốt được khoanh đỏ là gói tin hoàn toàn không có trường RequestVerificationToken. Vì Action thiếu kiểm tra, hệ thống đã thực hiện giao dịch trái phép mà người dùng không hề hay biết."</w:t>
             </w:r>
           </w:p>
         </w:tc>
@@ -5373,10 +2984,10 @@
             <w:tcW w:type="dxa" w:w="9360"/>
             <w:shd w:fill="ECFDF5"/>
             <w:tcMar>
-              <w:top w:w="140" w:type="dxa"/>
-              <w:bottom w:w="140" w:type="dxa"/>
-              <w:left w:w="200" w:type="dxa"/>
-              <w:right w:w="200" w:type="dxa"/>
+              <w:top w:w="120" w:type="dxa"/>
+              <w:bottom w:w="120" w:type="dxa"/>
+              <w:left w:w="180" w:type="dxa"/>
+              <w:right w:w="180" w:type="dxa"/>
             </w:tcMar>
             <w:tcBorders>
               <w:top w:val="none"/>
@@ -5387,25 +2998,25 @@
           </w:tcPr>
           <w:p>
             <w:pPr>
-              <w:spacing w:before="0" w:after="80" w:line="276" w:lineRule="auto"/>
+              <w:spacing w:before="0" w:after="40" w:line="276" w:lineRule="auto"/>
             </w:pPr>
             <w:r>
               <w:rPr>
                 <w:rFonts w:ascii="Arial" w:hAnsi="Arial"/>
                 <w:b/>
                 <w:color w:val="047857"/>
-                <w:sz w:val="21"/>
+                <w:sz w:val="20"/>
               </w:rPr>
-              <w:t>📌 Thao tác chỉ dẫn màn hình / Live Demo (Khi thầy yêu cầu):</w:t>
+              <w:t>2. Thao tác trỏ màn hình / Demo khi chiếu:</w:t>
               <w:br/>
             </w:r>
             <w:r>
               <w:rPr>
                 <w:rFonts w:ascii="Arial" w:hAnsi="Arial"/>
                 <w:color w:val="0F172A"/>
-                <w:sz w:val="20"/>
+                <w:sz w:val="19"/>
               </w:rPr>
-              <w:t>Chỉ vào phần Header: Origin kẻ tấn công, Cookie nạn nhân và khung cảnh báo đỏ 'Anti-Forgery Token: ABSENT'.</w:t>
+              <w:t>Chỉ vào phần Headers: Origin attacker, Cookie nạn nhân và khung cảnh báo đỏ 'Anti-Forgery Token: ABSENT'.</w:t>
             </w:r>
           </w:p>
         </w:tc>
@@ -5413,190 +3024,57 @@
     </w:tbl>
     <w:p>
       <w:pPr>
-        <w:spacing w:after="160"/>
+        <w:spacing w:after="40"/>
       </w:pPr>
-    </w:p>
-    <w:p>
-      <w:pPr>
-        <w:pStyle w:val="Heading2"/>
-        <w:spacing w:before="280" w:after="80"/>
-      </w:pPr>
-      <w:r>
-        <w:rPr>
-          <w:rFonts w:ascii="Arial" w:hAnsi="Arial"/>
-          <w:b/>
-          <w:color w:val="1D4ED8"/>
-          <w:sz w:val="24"/>
-        </w:rPr>
-        <w:t>SLIDE 17: 3.5. CSRF ATTACK — CƠ CHẾ PHÒNG THỦ BẰNG ANTI-FORGERY TOKEN</w:t>
-      </w:r>
     </w:p>
     <w:tbl>
       <w:tblPr>
         <w:tblW w:type="auto" w:w="0"/>
         <w:jc w:val="center"/>
-        <w:tblLayout w:type="fixed"/>
         <w:tblLook w:firstColumn="1" w:firstRow="1" w:lastColumn="0" w:lastRow="0" w:noHBand="0" w:noVBand="1" w:val="04A0"/>
       </w:tblPr>
       <w:tblGrid>
-        <w:gridCol w:w="4680"/>
-        <w:gridCol w:w="4680"/>
+        <w:gridCol w:w="9360"/>
       </w:tblGrid>
       <w:tr>
         <w:tc>
           <w:tcPr>
-            <w:tcW w:type="dxa" w:w="2592"/>
-            <w:shd w:fill="F1F5F9"/>
+            <w:tcW w:type="dxa" w:w="9360"/>
+            <w:shd w:fill="FFFBEB"/>
             <w:tcMar>
-              <w:top w:w="50" w:type="dxa"/>
-              <w:bottom w:w="50" w:type="dxa"/>
-              <w:left w:w="80" w:type="dxa"/>
-              <w:right w:w="80" w:type="dxa"/>
+              <w:top w:w="120" w:type="dxa"/>
+              <w:bottom w:w="120" w:type="dxa"/>
+              <w:left w:w="180" w:type="dxa"/>
+              <w:right w:w="180" w:type="dxa"/>
             </w:tcMar>
+            <w:tcBorders>
+              <w:top w:val="none"/>
+              <w:left w:val="single" w:sz="24" w:space="0" w:color="B45309"/>
+              <w:bottom w:val="none"/>
+              <w:right w:val="none"/>
+            </w:tcBorders>
           </w:tcPr>
           <w:p>
             <w:pPr>
-              <w:spacing w:after="0"/>
+              <w:spacing w:before="0" w:after="40" w:line="276" w:lineRule="auto"/>
             </w:pPr>
             <w:r>
               <w:rPr>
                 <w:rFonts w:ascii="Arial" w:hAnsi="Arial"/>
                 <w:b/>
-                <w:color w:val="64748B"/>
-                <w:sz w:val="19"/>
+                <w:color w:val="0F172A"/>
+                <w:sz w:val="20"/>
               </w:rPr>
-              <w:t>Người trình bày:</w:t>
+              <w:t>3. Phản xạ khi thầy hỏi xoáy:</w:t>
+              <w:br/>
             </w:r>
-          </w:p>
-        </w:tc>
-        <w:tc>
-          <w:tcPr>
-            <w:tcW w:type="dxa" w:w="7920"/>
-            <w:shd w:fill="F8FAFC"/>
-            <w:tcMar>
-              <w:top w:w="50" w:type="dxa"/>
-              <w:bottom w:w="50" w:type="dxa"/>
-              <w:left w:w="80" w:type="dxa"/>
-              <w:right w:w="80" w:type="dxa"/>
-            </w:tcMar>
-          </w:tcPr>
-          <w:p>
-            <w:pPr>
-              <w:spacing w:after="0"/>
-            </w:pPr>
             <w:r>
               <w:rPr>
                 <w:rFonts w:ascii="Arial" w:hAnsi="Arial"/>
                 <w:color w:val="0F172A"/>
                 <w:sz w:val="19"/>
               </w:rPr>
-              <w:t>Nguyễn Minh Cường</w:t>
-            </w:r>
-          </w:p>
-        </w:tc>
-      </w:tr>
-      <w:tr>
-        <w:tc>
-          <w:tcPr>
-            <w:tcW w:type="dxa" w:w="2592"/>
-            <w:shd w:fill="F1F5F9"/>
-            <w:tcMar>
-              <w:top w:w="50" w:type="dxa"/>
-              <w:bottom w:w="50" w:type="dxa"/>
-              <w:left w:w="80" w:type="dxa"/>
-              <w:right w:w="80" w:type="dxa"/>
-            </w:tcMar>
-          </w:tcPr>
-          <w:p>
-            <w:pPr>
-              <w:spacing w:after="0"/>
-            </w:pPr>
-            <w:r>
-              <w:rPr>
-                <w:rFonts w:ascii="Arial" w:hAnsi="Arial"/>
-                <w:b/>
-                <w:color w:val="64748B"/>
-                <w:sz w:val="19"/>
-              </w:rPr>
-              <w:t>Mục tiêu truyền tải:</w:t>
-            </w:r>
-          </w:p>
-        </w:tc>
-        <w:tc>
-          <w:tcPr>
-            <w:tcW w:type="dxa" w:w="7920"/>
-            <w:shd w:fill="F8FAFC"/>
-            <w:tcMar>
-              <w:top w:w="50" w:type="dxa"/>
-              <w:bottom w:w="50" w:type="dxa"/>
-              <w:left w:w="80" w:type="dxa"/>
-              <w:right w:w="80" w:type="dxa"/>
-            </w:tcMar>
-          </w:tcPr>
-          <w:p>
-            <w:pPr>
-              <w:spacing w:after="0"/>
-            </w:pPr>
-            <w:r>
-              <w:rPr>
-                <w:rFonts w:ascii="Arial" w:hAnsi="Arial"/>
-                <w:color w:val="0F172A"/>
-                <w:sz w:val="19"/>
-              </w:rPr>
-              <w:t>Trình bày cơ chế Synchronizer Token Pattern cho cả Form truyền thống và AJAX Fetch API (Buổi 9).</w:t>
-            </w:r>
-          </w:p>
-        </w:tc>
-      </w:tr>
-      <w:tr>
-        <w:tc>
-          <w:tcPr>
-            <w:tcW w:type="dxa" w:w="2592"/>
-            <w:shd w:fill="F1F5F9"/>
-            <w:tcMar>
-              <w:top w:w="50" w:type="dxa"/>
-              <w:bottom w:w="50" w:type="dxa"/>
-              <w:left w:w="80" w:type="dxa"/>
-              <w:right w:w="80" w:type="dxa"/>
-            </w:tcMar>
-          </w:tcPr>
-          <w:p>
-            <w:pPr>
-              <w:spacing w:after="0"/>
-            </w:pPr>
-            <w:r>
-              <w:rPr>
-                <w:rFonts w:ascii="Arial" w:hAnsi="Arial"/>
-                <w:b/>
-                <w:color w:val="64748B"/>
-                <w:sz w:val="19"/>
-              </w:rPr>
-              <w:t>Gắn kết bài toán BTL:</w:t>
-            </w:r>
-          </w:p>
-        </w:tc>
-        <w:tc>
-          <w:tcPr>
-            <w:tcW w:type="dxa" w:w="7920"/>
-            <w:shd w:fill="F8FAFC"/>
-            <w:tcMar>
-              <w:top w:w="50" w:type="dxa"/>
-              <w:bottom w:w="50" w:type="dxa"/>
-              <w:left w:w="80" w:type="dxa"/>
-              <w:right w:w="80" w:type="dxa"/>
-            </w:tcMar>
-          </w:tcPr>
-          <w:p>
-            <w:pPr>
-              <w:spacing w:after="0"/>
-            </w:pPr>
-            <w:r>
-              <w:rPr>
-                <w:rFonts w:ascii="Arial" w:hAnsi="Arial"/>
-                <w:color w:val="0F172A"/>
-                <w:sz w:val="19"/>
-              </w:rPr>
-              <w:t>Áp dụng cho toàn bộ các chức năng đặt lịch tư vấn, nạp ví tiền và cập nhật ca làm việc bằng AJAX trong BTL.</w:t>
+              <w:t>Nếu thầy hỏi: 'Header Origin do ai sinh ra?' ➔ Trả lời: 'Do trình duyệt tự động gán vào các request POST cross-origin để chỉ rõ nguồn gốc trang web phát sinh yêu cầu, lập trình viên phía client không thể giả mạo header này ạ.'</w:t>
             </w:r>
           </w:p>
         </w:tc>
@@ -5604,8 +3082,23 @@
     </w:tbl>
     <w:p>
       <w:pPr>
-        <w:spacing w:after="80"/>
+        <w:spacing w:after="120"/>
       </w:pPr>
+    </w:p>
+    <w:p>
+      <w:pPr>
+        <w:pStyle w:val="Heading2"/>
+        <w:spacing w:before="240" w:after="80"/>
+      </w:pPr>
+      <w:r>
+        <w:rPr>
+          <w:rFonts w:ascii="Arial" w:hAnsi="Arial"/>
+          <w:b/>
+          <w:color w:val="1D4ED8"/>
+          <w:sz w:val="22"/>
+        </w:rPr>
+        <w:t>SLIDE 17: 3.5. CSRF ATTACK — CƠ CHẾ PHÒNG THỦ ANTI-FORGERY TOKEN (Phụ trách: Nguyễn Minh Cường)</w:t>
+      </w:r>
     </w:p>
     <w:tbl>
       <w:tblPr>
@@ -5622,10 +3115,10 @@
             <w:tcW w:type="dxa" w:w="9360"/>
             <w:shd w:fill="EFF6FF"/>
             <w:tcMar>
-              <w:top w:w="140" w:type="dxa"/>
-              <w:bottom w:w="140" w:type="dxa"/>
-              <w:left w:w="200" w:type="dxa"/>
-              <w:right w:w="200" w:type="dxa"/>
+              <w:top w:w="120" w:type="dxa"/>
+              <w:bottom w:w="120" w:type="dxa"/>
+              <w:left w:w="180" w:type="dxa"/>
+              <w:right w:w="180" w:type="dxa"/>
             </w:tcMar>
             <w:tcBorders>
               <w:top w:val="none"/>
@@ -5636,25 +3129,25 @@
           </w:tcPr>
           <w:p>
             <w:pPr>
-              <w:spacing w:before="0" w:after="80" w:line="276" w:lineRule="auto"/>
+              <w:spacing w:before="0" w:after="40" w:line="276" w:lineRule="auto"/>
             </w:pPr>
             <w:r>
               <w:rPr>
                 <w:rFonts w:ascii="Arial" w:hAnsi="Arial"/>
                 <w:b/>
                 <w:color w:val="1D4ED8"/>
-                <w:sz w:val="21"/>
+                <w:sz w:val="20"/>
               </w:rPr>
-              <w:t>📌 Lời nói thuyết trình (Khuyến nghị 30-45 giây):</w:t>
+              <w:t>1. Lời nói tự nhiên (2–4 câu cốt lõi, không đọc slide):</w:t>
               <w:br/>
             </w:r>
             <w:r>
               <w:rPr>
                 <w:rFonts w:ascii="Arial" w:hAnsi="Arial"/>
                 <w:color w:val="0F172A"/>
-                <w:sz w:val="20"/>
+                <w:sz w:val="19"/>
               </w:rPr>
-              <w:t>"Để phòng chống CSRF toàn diện, nhóm triển khai mô hình Synchronizer Token Pattern: Trong Razor View, nhúng cú pháp @Html.AntiForgeryToken() vào trong form. Máy chủ sẽ sinh ra một cặp token bí mật: một lưu trong Cookie và một nhúng vào thẻ ẩn của form. Tại Controller, gắn thuộc tính [ValidateAntiForgeryToken]. Trang web của hacker ở tên miền khác bị chặn đọc token bí mật này bởi chính sách Cùng nguồn gốc (Same-Origin Policy - SOP), do đó không thể giả mạo request được nữa. Đặc biệt bám sát kiến thức Buổi 9, với các thao tác đặt lịch tư vấn dùng AJAX Fetch API không reload trang, chúng em đọc token từ thẻ ẩn và truyền qua HTTP Header RequestVerificationToken, vừa đảm bảo an toàn vừa tối ưu trải nghiệm người dùng."</w:t>
+              <w:t>"Giải pháp phòng thủ chuẩn là Synchronizer Token Pattern: Nhúng @Html.AntiForgeryToken() vào Form và gắn [ValidateAntiForgeryToken] trên Controller. Nhờ chính sách Same-Origin Policy, trang web ngoài không thể đọc trộm mã token bí mật này. Đặc biệt bám sát Buổi 9, với các thao tác AJAX Fetch API đặt lịch tư vấn, nhóm đọc token từ thẻ ẩn và truyền qua HTTP Header RequestVerificationToken để bảo vệ giao dịch không reload trang."</w:t>
             </w:r>
           </w:p>
         </w:tc>
@@ -5680,10 +3173,10 @@
             <w:tcW w:type="dxa" w:w="9360"/>
             <w:shd w:fill="ECFDF5"/>
             <w:tcMar>
-              <w:top w:w="140" w:type="dxa"/>
-              <w:bottom w:w="140" w:type="dxa"/>
-              <w:left w:w="200" w:type="dxa"/>
-              <w:right w:w="200" w:type="dxa"/>
+              <w:top w:w="120" w:type="dxa"/>
+              <w:bottom w:w="120" w:type="dxa"/>
+              <w:left w:w="180" w:type="dxa"/>
+              <w:right w:w="180" w:type="dxa"/>
             </w:tcMar>
             <w:tcBorders>
               <w:top w:val="none"/>
@@ -5694,25 +3187,25 @@
           </w:tcPr>
           <w:p>
             <w:pPr>
-              <w:spacing w:before="0" w:after="80" w:line="276" w:lineRule="auto"/>
+              <w:spacing w:before="0" w:after="40" w:line="276" w:lineRule="auto"/>
             </w:pPr>
             <w:r>
               <w:rPr>
                 <w:rFonts w:ascii="Arial" w:hAnsi="Arial"/>
                 <w:b/>
                 <w:color w:val="047857"/>
-                <w:sz w:val="21"/>
+                <w:sz w:val="20"/>
               </w:rPr>
-              <w:t>📌 Thao tác chỉ dẫn màn hình / Live Demo (Khi thầy yêu cầu):</w:t>
+              <w:t>2. Thao tác trỏ màn hình / Demo khi chiếu:</w:t>
               <w:br/>
             </w:r>
             <w:r>
               <w:rPr>
                 <w:rFonts w:ascii="Arial" w:hAnsi="Arial"/>
                 <w:color w:val="0F172A"/>
-                <w:sz w:val="20"/>
+                <w:sz w:val="19"/>
               </w:rPr>
-              <w:t>Chỉ rõ 2 phần: Bên trái là @Html.AntiForgeryToken() và [ValidateAntiForgeryToken]; Bên phải là code Fetch API đính kèm token qua Header.</w:t>
+              <w:t>Chỉ rõ 2 phần: Bên trái là cặp Token trong Razor Form &amp; Controller; Bên phải là code Fetch API đính kèm qua Header.</w:t>
             </w:r>
           </w:p>
         </w:tc>
@@ -5720,190 +3213,57 @@
     </w:tbl>
     <w:p>
       <w:pPr>
-        <w:spacing w:after="160"/>
+        <w:spacing w:after="40"/>
       </w:pPr>
-    </w:p>
-    <w:p>
-      <w:pPr>
-        <w:pStyle w:val="Heading2"/>
-        <w:spacing w:before="280" w:after="80"/>
-      </w:pPr>
-      <w:r>
-        <w:rPr>
-          <w:rFonts w:ascii="Arial" w:hAnsi="Arial"/>
-          <w:b/>
-          <w:color w:val="1D4ED8"/>
-          <w:sz w:val="24"/>
-        </w:rPr>
-        <w:t>SLIDE 18: TỔNG HỢP: BÀI HỌC KỸ THUẬT &amp; BẢNG ĐỐI CHIẾU 3 LỖ HỔNG</w:t>
-      </w:r>
     </w:p>
     <w:tbl>
       <w:tblPr>
         <w:tblW w:type="auto" w:w="0"/>
         <w:jc w:val="center"/>
-        <w:tblLayout w:type="fixed"/>
         <w:tblLook w:firstColumn="1" w:firstRow="1" w:lastColumn="0" w:lastRow="0" w:noHBand="0" w:noVBand="1" w:val="04A0"/>
       </w:tblPr>
       <w:tblGrid>
-        <w:gridCol w:w="4680"/>
-        <w:gridCol w:w="4680"/>
+        <w:gridCol w:w="9360"/>
       </w:tblGrid>
       <w:tr>
         <w:tc>
           <w:tcPr>
-            <w:tcW w:type="dxa" w:w="2592"/>
-            <w:shd w:fill="F1F5F9"/>
+            <w:tcW w:type="dxa" w:w="9360"/>
+            <w:shd w:fill="FFFBEB"/>
             <w:tcMar>
-              <w:top w:w="50" w:type="dxa"/>
-              <w:bottom w:w="50" w:type="dxa"/>
-              <w:left w:w="80" w:type="dxa"/>
-              <w:right w:w="80" w:type="dxa"/>
+              <w:top w:w="120" w:type="dxa"/>
+              <w:bottom w:w="120" w:type="dxa"/>
+              <w:left w:w="180" w:type="dxa"/>
+              <w:right w:w="180" w:type="dxa"/>
             </w:tcMar>
+            <w:tcBorders>
+              <w:top w:val="none"/>
+              <w:left w:val="single" w:sz="24" w:space="0" w:color="B45309"/>
+              <w:bottom w:val="none"/>
+              <w:right w:val="none"/>
+            </w:tcBorders>
           </w:tcPr>
           <w:p>
             <w:pPr>
-              <w:spacing w:after="0"/>
+              <w:spacing w:before="0" w:after="40" w:line="276" w:lineRule="auto"/>
             </w:pPr>
             <w:r>
               <w:rPr>
                 <w:rFonts w:ascii="Arial" w:hAnsi="Arial"/>
                 <w:b/>
-                <w:color w:val="64748B"/>
-                <w:sz w:val="19"/>
+                <w:color w:val="0F172A"/>
+                <w:sz w:val="20"/>
               </w:rPr>
-              <w:t>Người trình bày:</w:t>
+              <w:t>3. Phản xạ khi thầy hỏi xoáy:</w:t>
+              <w:br/>
             </w:r>
-          </w:p>
-        </w:tc>
-        <w:tc>
-          <w:tcPr>
-            <w:tcW w:type="dxa" w:w="7920"/>
-            <w:shd w:fill="F8FAFC"/>
-            <w:tcMar>
-              <w:top w:w="50" w:type="dxa"/>
-              <w:bottom w:w="50" w:type="dxa"/>
-              <w:left w:w="80" w:type="dxa"/>
-              <w:right w:w="80" w:type="dxa"/>
-            </w:tcMar>
-          </w:tcPr>
-          <w:p>
-            <w:pPr>
-              <w:spacing w:after="0"/>
-            </w:pPr>
             <w:r>
               <w:rPr>
                 <w:rFonts w:ascii="Arial" w:hAnsi="Arial"/>
                 <w:color w:val="0F172A"/>
                 <w:sz w:val="19"/>
               </w:rPr>
-              <w:t>Nguyễn Danh Học (Trưởng nhóm tổng hợp)</w:t>
-            </w:r>
-          </w:p>
-        </w:tc>
-      </w:tr>
-      <w:tr>
-        <w:tc>
-          <w:tcPr>
-            <w:tcW w:type="dxa" w:w="2592"/>
-            <w:shd w:fill="F1F5F9"/>
-            <w:tcMar>
-              <w:top w:w="50" w:type="dxa"/>
-              <w:bottom w:w="50" w:type="dxa"/>
-              <w:left w:w="80" w:type="dxa"/>
-              <w:right w:w="80" w:type="dxa"/>
-            </w:tcMar>
-          </w:tcPr>
-          <w:p>
-            <w:pPr>
-              <w:spacing w:after="0"/>
-            </w:pPr>
-            <w:r>
-              <w:rPr>
-                <w:rFonts w:ascii="Arial" w:hAnsi="Arial"/>
-                <w:b/>
-                <w:color w:val="64748B"/>
-                <w:sz w:val="19"/>
-              </w:rPr>
-              <w:t>Mục tiêu truyền tải:</w:t>
-            </w:r>
-          </w:p>
-        </w:tc>
-        <w:tc>
-          <w:tcPr>
-            <w:tcW w:type="dxa" w:w="7920"/>
-            <w:shd w:fill="F8FAFC"/>
-            <w:tcMar>
-              <w:top w:w="50" w:type="dxa"/>
-              <w:bottom w:w="50" w:type="dxa"/>
-              <w:left w:w="80" w:type="dxa"/>
-              <w:right w:w="80" w:type="dxa"/>
-            </w:tcMar>
-          </w:tcPr>
-          <w:p>
-            <w:pPr>
-              <w:spacing w:after="0"/>
-            </w:pPr>
-            <w:r>
-              <w:rPr>
-                <w:rFonts w:ascii="Arial" w:hAnsi="Arial"/>
-                <w:color w:val="0F172A"/>
-                <w:sz w:val="19"/>
-              </w:rPr>
-              <w:t>Tổng kết đối chiếu 3 lỗ hổng thành 3 thẻ Card nổi bật, dễ nhớ, dễ bảo vệ.</w:t>
-            </w:r>
-          </w:p>
-        </w:tc>
-      </w:tr>
-      <w:tr>
-        <w:tc>
-          <w:tcPr>
-            <w:tcW w:type="dxa" w:w="2592"/>
-            <w:shd w:fill="F1F5F9"/>
-            <w:tcMar>
-              <w:top w:w="50" w:type="dxa"/>
-              <w:bottom w:w="50" w:type="dxa"/>
-              <w:left w:w="80" w:type="dxa"/>
-              <w:right w:w="80" w:type="dxa"/>
-            </w:tcMar>
-          </w:tcPr>
-          <w:p>
-            <w:pPr>
-              <w:spacing w:after="0"/>
-            </w:pPr>
-            <w:r>
-              <w:rPr>
-                <w:rFonts w:ascii="Arial" w:hAnsi="Arial"/>
-                <w:b/>
-                <w:color w:val="64748B"/>
-                <w:sz w:val="19"/>
-              </w:rPr>
-              <w:t>Gắn kết bài toán BTL:</w:t>
-            </w:r>
-          </w:p>
-        </w:tc>
-        <w:tc>
-          <w:tcPr>
-            <w:tcW w:type="dxa" w:w="7920"/>
-            <w:shd w:fill="F8FAFC"/>
-            <w:tcMar>
-              <w:top w:w="50" w:type="dxa"/>
-              <w:bottom w:w="50" w:type="dxa"/>
-              <w:left w:w="80" w:type="dxa"/>
-              <w:right w:w="80" w:type="dxa"/>
-            </w:tcMar>
-          </w:tcPr>
-          <w:p>
-            <w:pPr>
-              <w:spacing w:after="0"/>
-            </w:pPr>
-            <w:r>
-              <w:rPr>
-                <w:rFonts w:ascii="Arial" w:hAnsi="Arial"/>
-                <w:color w:val="0F172A"/>
-                <w:sz w:val="19"/>
-              </w:rPr>
-              <w:t>Khung kiến trúc bảo mật toàn diện của nhóm WNC.G01.</w:t>
+              <w:t>Nếu thầy hỏi: 'Tại sao hacker không đọc trộm được Token trong form?' ➔ Trả lời: 'Nhờ chính sách Same-Origin Policy (SOP), trình duyệt ngăn cấm JavaScript ở tên miền attacker-site.com đọc nội dung DOM của trang web tư vấn localhost:5076 ạ.'</w:t>
             </w:r>
           </w:p>
         </w:tc>
@@ -5911,8 +3271,23 @@
     </w:tbl>
     <w:p>
       <w:pPr>
-        <w:spacing w:after="80"/>
+        <w:spacing w:after="120"/>
       </w:pPr>
+    </w:p>
+    <w:p>
+      <w:pPr>
+        <w:pStyle w:val="Heading2"/>
+        <w:spacing w:before="240" w:after="80"/>
+      </w:pPr>
+      <w:r>
+        <w:rPr>
+          <w:rFonts w:ascii="Arial" w:hAnsi="Arial"/>
+          <w:b/>
+          <w:color w:val="1D4ED8"/>
+          <w:sz w:val="22"/>
+        </w:rPr>
+        <w:t>SLIDE 18: TỔNG HỢP: BÀI HỌC RÚT RA TỪ 3 LỖ HỔNG (Phụ trách: Nguyễn Danh Học)</w:t>
+      </w:r>
     </w:p>
     <w:tbl>
       <w:tblPr>
@@ -5929,10 +3304,10 @@
             <w:tcW w:type="dxa" w:w="9360"/>
             <w:shd w:fill="EFF6FF"/>
             <w:tcMar>
-              <w:top w:w="140" w:type="dxa"/>
-              <w:bottom w:w="140" w:type="dxa"/>
-              <w:left w:w="200" w:type="dxa"/>
-              <w:right w:w="200" w:type="dxa"/>
+              <w:top w:w="120" w:type="dxa"/>
+              <w:bottom w:w="120" w:type="dxa"/>
+              <w:left w:w="180" w:type="dxa"/>
+              <w:right w:w="180" w:type="dxa"/>
             </w:tcMar>
             <w:tcBorders>
               <w:top w:val="none"/>
@@ -5943,25 +3318,25 @@
           </w:tcPr>
           <w:p>
             <w:pPr>
-              <w:spacing w:before="0" w:after="80" w:line="276" w:lineRule="auto"/>
+              <w:spacing w:before="0" w:after="40" w:line="276" w:lineRule="auto"/>
             </w:pPr>
             <w:r>
               <w:rPr>
                 <w:rFonts w:ascii="Arial" w:hAnsi="Arial"/>
                 <w:b/>
                 <w:color w:val="1D4ED8"/>
-                <w:sz w:val="21"/>
+                <w:sz w:val="20"/>
               </w:rPr>
-              <w:t>📌 Lời nói thuyết trình (Khuyến nghị 30-45 giây):</w:t>
+              <w:t>1. Lời nói tự nhiên (2–4 câu cốt lõi, không đọc slide):</w:t>
               <w:br/>
             </w:r>
             <w:r>
               <w:rPr>
                 <w:rFonts w:ascii="Arial" w:hAnsi="Arial"/>
                 <w:color w:val="0F172A"/>
-                <w:sz w:val="20"/>
+                <w:sz w:val="19"/>
               </w:rPr>
-              <w:t>"Kính thưa thầy, để tổng kết lại toàn bộ bài báo cáo thực nghiệm, nhóm chúng em đúc kết thành 3 bài học kỹ thuật cốt lõi: 1. Với SQL Injection (do em phụ trách): Nguyên nhân là do ghép chuỗi SQL trực tiếp -&gt; Cơ chế phòng thủ là dùng Parameterized Query với EF Core LINQ. 2. Với Stored XSS (do bạn Bình phụ trách): Nguyên nhân là do render dữ liệu thô qua @Html.Raw() -&gt; Cơ chế phòng thủ là Context-Aware HTML Encoding kết hợp cờ HttpOnly cho Cookie. 3. Với CSRF Attack (do bạn Cường phụ trách): Nguyên nhân là máy chủ chỉ kiểm tra Cookie mà thiếu xác thực nguồn gốc request -&gt; Cơ chế phòng thủ là triển khai Synchronizer Token Pattern cho cả Form lẫn AJAX Fetch API."</w:t>
+              <w:t>"Tổng kết lại toàn bộ bài thực nghiệm qua 3 thẻ card cốt lõi: 1. SQL Injection do ghép chuỗi SQL trực tiếp, phòng thủ bằng Parameterized Query với EF Core LINQ. 2. Stored XSS do render dữ liệu thô qua @Html.Raw(), phòng thủ bằng Context-Aware HTML Encoding kết hợp HttpOnly Cookie. 3. CSRF do thiếu xác thực nguồn gốc request, phòng thủ bằng Synchronizer Token Pattern cho cả Form và AJAX Fetch API."</w:t>
             </w:r>
           </w:p>
         </w:tc>
@@ -5987,10 +3362,10 @@
             <w:tcW w:type="dxa" w:w="9360"/>
             <w:shd w:fill="ECFDF5"/>
             <w:tcMar>
-              <w:top w:w="140" w:type="dxa"/>
-              <w:bottom w:w="140" w:type="dxa"/>
-              <w:left w:w="200" w:type="dxa"/>
-              <w:right w:w="200" w:type="dxa"/>
+              <w:top w:w="120" w:type="dxa"/>
+              <w:bottom w:w="120" w:type="dxa"/>
+              <w:left w:w="180" w:type="dxa"/>
+              <w:right w:w="180" w:type="dxa"/>
             </w:tcMar>
             <w:tcBorders>
               <w:top w:val="none"/>
@@ -6001,25 +3376,25 @@
           </w:tcPr>
           <w:p>
             <w:pPr>
-              <w:spacing w:before="0" w:after="80" w:line="276" w:lineRule="auto"/>
+              <w:spacing w:before="0" w:after="40" w:line="276" w:lineRule="auto"/>
             </w:pPr>
             <w:r>
               <w:rPr>
                 <w:rFonts w:ascii="Arial" w:hAnsi="Arial"/>
                 <w:b/>
                 <w:color w:val="047857"/>
-                <w:sz w:val="21"/>
+                <w:sz w:val="20"/>
               </w:rPr>
-              <w:t>📌 Thao tác chỉ dẫn màn hình / Live Demo (Khi thầy yêu cầu):</w:t>
+              <w:t>2. Thao tác trỏ màn hình / Demo khi chiếu:</w:t>
               <w:br/>
             </w:r>
             <w:r>
               <w:rPr>
                 <w:rFonts w:ascii="Arial" w:hAnsi="Arial"/>
                 <w:color w:val="0F172A"/>
-                <w:sz w:val="20"/>
+                <w:sz w:val="19"/>
               </w:rPr>
-              <w:t>Chỉ lần lượt qua 3 Card lớn trên slide: SQL Injection (Xanh) -&gt; Stored XSS (Đỏ) -&gt; CSRF Attack (Xanh lá).</w:t>
+              <w:t>Chỉ tay lần lượt qua 3 Card lớn: SQLi (Xanh) ➔ Stored XSS (Đỏ) ➔ CSRF (Xanh lá).</w:t>
             </w:r>
           </w:p>
         </w:tc>
@@ -6027,190 +3402,57 @@
     </w:tbl>
     <w:p>
       <w:pPr>
-        <w:spacing w:after="160"/>
+        <w:spacing w:after="40"/>
       </w:pPr>
-    </w:p>
-    <w:p>
-      <w:pPr>
-        <w:pStyle w:val="Heading2"/>
-        <w:spacing w:before="280" w:after="80"/>
-      </w:pPr>
-      <w:r>
-        <w:rPr>
-          <w:rFonts w:ascii="Arial" w:hAnsi="Arial"/>
-          <w:b/>
-          <w:color w:val="1D4ED8"/>
-          <w:sz w:val="24"/>
-        </w:rPr>
-        <w:t>SLIDE 19: KẾT LUẬN THỰC NGHIỆM &amp; PHẦN HỎI ĐÁP (Q&amp;A)</w:t>
-      </w:r>
     </w:p>
     <w:tbl>
       <w:tblPr>
         <w:tblW w:type="auto" w:w="0"/>
         <w:jc w:val="center"/>
-        <w:tblLayout w:type="fixed"/>
         <w:tblLook w:firstColumn="1" w:firstRow="1" w:lastColumn="0" w:lastRow="0" w:noHBand="0" w:noVBand="1" w:val="04A0"/>
       </w:tblPr>
       <w:tblGrid>
-        <w:gridCol w:w="4680"/>
-        <w:gridCol w:w="4680"/>
+        <w:gridCol w:w="9360"/>
       </w:tblGrid>
       <w:tr>
         <w:tc>
           <w:tcPr>
-            <w:tcW w:type="dxa" w:w="2592"/>
-            <w:shd w:fill="F1F5F9"/>
+            <w:tcW w:type="dxa" w:w="9360"/>
+            <w:shd w:fill="FFFBEB"/>
             <w:tcMar>
-              <w:top w:w="50" w:type="dxa"/>
-              <w:bottom w:w="50" w:type="dxa"/>
-              <w:left w:w="80" w:type="dxa"/>
-              <w:right w:w="80" w:type="dxa"/>
+              <w:top w:w="120" w:type="dxa"/>
+              <w:bottom w:w="120" w:type="dxa"/>
+              <w:left w:w="180" w:type="dxa"/>
+              <w:right w:w="180" w:type="dxa"/>
             </w:tcMar>
+            <w:tcBorders>
+              <w:top w:val="none"/>
+              <w:left w:val="single" w:sz="24" w:space="0" w:color="B45309"/>
+              <w:bottom w:val="none"/>
+              <w:right w:val="none"/>
+            </w:tcBorders>
           </w:tcPr>
           <w:p>
             <w:pPr>
-              <w:spacing w:after="0"/>
+              <w:spacing w:before="0" w:after="40" w:line="276" w:lineRule="auto"/>
             </w:pPr>
             <w:r>
               <w:rPr>
                 <w:rFonts w:ascii="Arial" w:hAnsi="Arial"/>
                 <w:b/>
-                <w:color w:val="64748B"/>
-                <w:sz w:val="19"/>
+                <w:color w:val="0F172A"/>
+                <w:sz w:val="20"/>
               </w:rPr>
-              <w:t>Người trình bày:</w:t>
+              <w:t>3. Phản xạ khi thầy hỏi xoáy:</w:t>
+              <w:br/>
             </w:r>
-          </w:p>
-        </w:tc>
-        <w:tc>
-          <w:tcPr>
-            <w:tcW w:type="dxa" w:w="7920"/>
-            <w:shd w:fill="F8FAFC"/>
-            <w:tcMar>
-              <w:top w:w="50" w:type="dxa"/>
-              <w:bottom w:w="50" w:type="dxa"/>
-              <w:left w:w="80" w:type="dxa"/>
-              <w:right w:w="80" w:type="dxa"/>
-            </w:tcMar>
-          </w:tcPr>
-          <w:p>
-            <w:pPr>
-              <w:spacing w:after="0"/>
-            </w:pPr>
             <w:r>
               <w:rPr>
                 <w:rFonts w:ascii="Arial" w:hAnsi="Arial"/>
                 <w:color w:val="0F172A"/>
                 <w:sz w:val="19"/>
               </w:rPr>
-              <w:t>Nguyễn Danh Học</w:t>
-            </w:r>
-          </w:p>
-        </w:tc>
-      </w:tr>
-      <w:tr>
-        <w:tc>
-          <w:tcPr>
-            <w:tcW w:type="dxa" w:w="2592"/>
-            <w:shd w:fill="F1F5F9"/>
-            <w:tcMar>
-              <w:top w:w="50" w:type="dxa"/>
-              <w:bottom w:w="50" w:type="dxa"/>
-              <w:left w:w="80" w:type="dxa"/>
-              <w:right w:w="80" w:type="dxa"/>
-            </w:tcMar>
-          </w:tcPr>
-          <w:p>
-            <w:pPr>
-              <w:spacing w:after="0"/>
-            </w:pPr>
-            <w:r>
-              <w:rPr>
-                <w:rFonts w:ascii="Arial" w:hAnsi="Arial"/>
-                <w:b/>
-                <w:color w:val="64748B"/>
-                <w:sz w:val="19"/>
-              </w:rPr>
-              <w:t>Mục tiêu truyền tải:</w:t>
-            </w:r>
-          </w:p>
-        </w:tc>
-        <w:tc>
-          <w:tcPr>
-            <w:tcW w:type="dxa" w:w="7920"/>
-            <w:shd w:fill="F8FAFC"/>
-            <w:tcMar>
-              <w:top w:w="50" w:type="dxa"/>
-              <w:bottom w:w="50" w:type="dxa"/>
-              <w:left w:w="80" w:type="dxa"/>
-              <w:right w:w="80" w:type="dxa"/>
-            </w:tcMar>
-          </w:tcPr>
-          <w:p>
-            <w:pPr>
-              <w:spacing w:after="0"/>
-            </w:pPr>
-            <w:r>
-              <w:rPr>
-                <w:rFonts w:ascii="Arial" w:hAnsi="Arial"/>
-                <w:color w:val="0F172A"/>
-                <w:sz w:val="19"/>
-              </w:rPr>
-              <w:t>Tuyên bố kết luận thực nghiệm, nêu 2 triết lý an ninh cốt lõi và mở đầu phiên hỏi đáp Q&amp;A.</w:t>
-            </w:r>
-          </w:p>
-        </w:tc>
-      </w:tr>
-      <w:tr>
-        <w:tc>
-          <w:tcPr>
-            <w:tcW w:type="dxa" w:w="2592"/>
-            <w:shd w:fill="F1F5F9"/>
-            <w:tcMar>
-              <w:top w:w="50" w:type="dxa"/>
-              <w:bottom w:w="50" w:type="dxa"/>
-              <w:left w:w="80" w:type="dxa"/>
-              <w:right w:w="80" w:type="dxa"/>
-            </w:tcMar>
-          </w:tcPr>
-          <w:p>
-            <w:pPr>
-              <w:spacing w:after="0"/>
-            </w:pPr>
-            <w:r>
-              <w:rPr>
-                <w:rFonts w:ascii="Arial" w:hAnsi="Arial"/>
-                <w:b/>
-                <w:color w:val="64748B"/>
-                <w:sz w:val="19"/>
-              </w:rPr>
-              <w:t>Gắn kết bài toán BTL:</w:t>
-            </w:r>
-          </w:p>
-        </w:tc>
-        <w:tc>
-          <w:tcPr>
-            <w:tcW w:type="dxa" w:w="7920"/>
-            <w:shd w:fill="F8FAFC"/>
-            <w:tcMar>
-              <w:top w:w="50" w:type="dxa"/>
-              <w:bottom w:w="50" w:type="dxa"/>
-              <w:left w:w="80" w:type="dxa"/>
-              <w:right w:w="80" w:type="dxa"/>
-            </w:tcMar>
-          </w:tcPr>
-          <w:p>
-            <w:pPr>
-              <w:spacing w:after="0"/>
-            </w:pPr>
-            <w:r>
-              <w:rPr>
-                <w:rFonts w:ascii="Arial" w:hAnsi="Arial"/>
-                <w:color w:val="0F172A"/>
-                <w:sz w:val="19"/>
-              </w:rPr>
-              <w:t>Hoàn tất trọn vẹn chuyên đề an toàn web, chuyển tiếp tự tin sang Đồ án BTL.</w:t>
+              <w:t>Nếu thầy hỏi: 'Trong 3 lỗi này lỗi nào nguy hiểm nhất?' ➔ Trả lời: 'Cả 3 đều nguy hiểm tùy ngữ cảnh, nhưng SQL Injection có điểm CVSS cao nhất (9.8 Critical) vì nó phá vỡ tầng CSDL và có thể chiếm toàn quyền hệ thống máy chủ ạ.'</w:t>
             </w:r>
           </w:p>
         </w:tc>
@@ -6218,8 +3460,23 @@
     </w:tbl>
     <w:p>
       <w:pPr>
-        <w:spacing w:after="80"/>
+        <w:spacing w:after="120"/>
       </w:pPr>
+    </w:p>
+    <w:p>
+      <w:pPr>
+        <w:pStyle w:val="Heading2"/>
+        <w:spacing w:before="240" w:after="80"/>
+      </w:pPr>
+      <w:r>
+        <w:rPr>
+          <w:rFonts w:ascii="Arial" w:hAnsi="Arial"/>
+          <w:b/>
+          <w:color w:val="1D4ED8"/>
+          <w:sz w:val="22"/>
+        </w:rPr>
+        <w:t>SLIDE 19: KẾT LUẬN &amp; CAM KẾT CHUẨN BẢO MẬT BTL (Phụ trách: Nguyễn Danh Học)</w:t>
+      </w:r>
     </w:p>
     <w:tbl>
       <w:tblPr>
@@ -6236,10 +3493,10 @@
             <w:tcW w:type="dxa" w:w="9360"/>
             <w:shd w:fill="EFF6FF"/>
             <w:tcMar>
-              <w:top w:w="140" w:type="dxa"/>
-              <w:bottom w:w="140" w:type="dxa"/>
-              <w:left w:w="200" w:type="dxa"/>
-              <w:right w:w="200" w:type="dxa"/>
+              <w:top w:w="120" w:type="dxa"/>
+              <w:bottom w:w="120" w:type="dxa"/>
+              <w:left w:w="180" w:type="dxa"/>
+              <w:right w:w="180" w:type="dxa"/>
             </w:tcMar>
             <w:tcBorders>
               <w:top w:val="none"/>
@@ -6250,25 +3507,25 @@
           </w:tcPr>
           <w:p>
             <w:pPr>
-              <w:spacing w:before="0" w:after="80" w:line="276" w:lineRule="auto"/>
+              <w:spacing w:before="0" w:after="40" w:line="276" w:lineRule="auto"/>
             </w:pPr>
             <w:r>
               <w:rPr>
                 <w:rFonts w:ascii="Arial" w:hAnsi="Arial"/>
                 <w:b/>
                 <w:color w:val="1D4ED8"/>
-                <w:sz w:val="21"/>
+                <w:sz w:val="20"/>
               </w:rPr>
-              <w:t>📌 Lời nói thuyết trình (Khuyến nghị 30-45 giây):</w:t>
+              <w:t>1. Lời nói tự nhiên (2–4 câu cốt lõi, không đọc slide):</w:t>
               <w:br/>
             </w:r>
             <w:r>
               <w:rPr>
                 <w:rFonts w:ascii="Arial" w:hAnsi="Arial"/>
                 <w:color w:val="0F172A"/>
-                <w:sz w:val="20"/>
+                <w:sz w:val="19"/>
               </w:rPr>
-              <w:t>"Qua quá trình nghiên cứu và thực nghiệm, nhóm WNC.G01 đã đạt được 3 kết quả: Một là tái lập thành công các kịch bản tấn công thực tế trên cả 3 bề mặt (Giao diện Web, Gói tin mạng DevTools và CSDL SQL Server 2025). Hai là kiểm chứng thành công các giải pháp phòng thủ chuẩn hóa. Và ba là đúc kết 2 nguyên tắc an ninh cốt lõi xuyên suốt đồ án BTL: 'Never trust user-controlled input' - Không bao giờ tin tưởng dữ liệu người dùng; và 'Separate data from executable instructions' - Luôn phân tách dữ liệu khỏi cú pháp lệnh thực thi. Toàn bộ giải pháp phòng vệ này đã được nhóm chúng em tích hợp thành Security View trong kiến trúc Đồ án BTL Website Tư Vấn Trực Tuyến. Nhóm WNC.G01 xin trân trọng cảm ơn ThS. Lê Hữu Dũng và các bạn đã lắng nghe. Chúng em rất mong nhận được nhận xét và câu hỏi của thầy ạ!"</w:t>
+              <w:t>"Qua thực nghiệm, nhóm WNC.G01 đã tái lập thành công lỗ hổng trên cả 3 bề mặt Web UI, DevTools và Database, đồng thời kiểm chứng hiệu quả phòng thủ triệt để. Nhóm đúc kết 2 nguyên tắc an ninh cốt lõi: Không bao giờ tin tưởng dữ liệu người dùng, và luôn phân tách dữ liệu khỏi cú pháp lệnh. Toàn bộ giải pháp này đã được tích hợp thành Security View trong đồ án BTL Website tư vấn trực tuyến. Nhóm xin trân trọng cảm ơn thầy và sẵn sàng bước vào phần Q&amp;A ạ!"</w:t>
             </w:r>
           </w:p>
         </w:tc>
@@ -6294,10 +3551,10 @@
             <w:tcW w:type="dxa" w:w="9360"/>
             <w:shd w:fill="ECFDF5"/>
             <w:tcMar>
-              <w:top w:w="140" w:type="dxa"/>
-              <w:bottom w:w="140" w:type="dxa"/>
-              <w:left w:w="200" w:type="dxa"/>
-              <w:right w:w="200" w:type="dxa"/>
+              <w:top w:w="120" w:type="dxa"/>
+              <w:bottom w:w="120" w:type="dxa"/>
+              <w:left w:w="180" w:type="dxa"/>
+              <w:right w:w="180" w:type="dxa"/>
             </w:tcMar>
             <w:tcBorders>
               <w:top w:val="none"/>
@@ -6308,23 +3565,23 @@
           </w:tcPr>
           <w:p>
             <w:pPr>
-              <w:spacing w:before="0" w:after="80" w:line="276" w:lineRule="auto"/>
+              <w:spacing w:before="0" w:after="40" w:line="276" w:lineRule="auto"/>
             </w:pPr>
             <w:r>
               <w:rPr>
                 <w:rFonts w:ascii="Arial" w:hAnsi="Arial"/>
                 <w:b/>
                 <w:color w:val="047857"/>
-                <w:sz w:val="21"/>
+                <w:sz w:val="20"/>
               </w:rPr>
-              <w:t>📌 Thao tác chỉ dẫn màn hình / Live Demo (Khi thầy yêu cầu):</w:t>
+              <w:t>2. Thao tác trỏ màn hình / Demo khi chiếu:</w:t>
               <w:br/>
             </w:r>
             <w:r>
               <w:rPr>
                 <w:rFonts w:ascii="Arial" w:hAnsi="Arial"/>
                 <w:color w:val="0F172A"/>
-                <w:sz w:val="20"/>
+                <w:sz w:val="19"/>
               </w:rPr>
               <w:t>Cả 3 thành viên đứng nghiêm túc, hướng về phía giảng viên và sẵn sàng chuyển sang phần trả lời câu hỏi.</w:t>
             </w:r>
@@ -6334,7 +3591,65 @@
     </w:tbl>
     <w:p>
       <w:pPr>
-        <w:spacing w:after="160"/>
+        <w:spacing w:after="40"/>
+      </w:pPr>
+    </w:p>
+    <w:tbl>
+      <w:tblPr>
+        <w:tblW w:type="auto" w:w="0"/>
+        <w:jc w:val="center"/>
+        <w:tblLook w:firstColumn="1" w:firstRow="1" w:lastColumn="0" w:lastRow="0" w:noHBand="0" w:noVBand="1" w:val="04A0"/>
+      </w:tblPr>
+      <w:tblGrid>
+        <w:gridCol w:w="9360"/>
+      </w:tblGrid>
+      <w:tr>
+        <w:tc>
+          <w:tcPr>
+            <w:tcW w:type="dxa" w:w="9360"/>
+            <w:shd w:fill="FFFBEB"/>
+            <w:tcMar>
+              <w:top w:w="120" w:type="dxa"/>
+              <w:bottom w:w="120" w:type="dxa"/>
+              <w:left w:w="180" w:type="dxa"/>
+              <w:right w:w="180" w:type="dxa"/>
+            </w:tcMar>
+            <w:tcBorders>
+              <w:top w:val="none"/>
+              <w:left w:val="single" w:sz="24" w:space="0" w:color="B45309"/>
+              <w:bottom w:val="none"/>
+              <w:right w:val="none"/>
+            </w:tcBorders>
+          </w:tcPr>
+          <w:p>
+            <w:pPr>
+              <w:spacing w:before="0" w:after="40" w:line="276" w:lineRule="auto"/>
+            </w:pPr>
+            <w:r>
+              <w:rPr>
+                <w:rFonts w:ascii="Arial" w:hAnsi="Arial"/>
+                <w:b/>
+                <w:color w:val="0F172A"/>
+                <w:sz w:val="20"/>
+              </w:rPr>
+              <w:t>3. Phản xạ khi thầy hỏi xoáy:</w:t>
+              <w:br/>
+            </w:r>
+            <w:r>
+              <w:rPr>
+                <w:rFonts w:ascii="Arial" w:hAnsi="Arial"/>
+                <w:color w:val="0F172A"/>
+                <w:sz w:val="19"/>
+              </w:rPr>
+              <w:t>Sẵn sàng cho phần hỏi đáp của thầy.</w:t>
+            </w:r>
+          </w:p>
+        </w:tc>
+      </w:tr>
+    </w:tbl>
+    <w:p>
+      <w:pPr>
+        <w:spacing w:after="120"/>
       </w:pPr>
     </w:p>
     <w:p>
@@ -6352,277 +3667,277 @@
           <w:rFonts w:ascii="Arial" w:hAnsi="Arial"/>
           <w:b/>
           <w:color w:val="1D4ED8"/>
-          <w:sz w:val="28"/>
+          <w:sz w:val="26"/>
         </w:rPr>
         <w:t>PHỤ LỤC: 10 CÂU HỎI VẤN ĐÁP PHẢN BIỆN DỰ KIẾN CỦA GIẢNG VIÊN &amp; ĐÁP ÁN MẪU</w:t>
       </w:r>
     </w:p>
     <w:p>
       <w:pPr>
-        <w:spacing w:before="160" w:after="40"/>
+        <w:spacing w:before="120" w:after="40"/>
       </w:pPr>
       <w:r>
         <w:rPr>
           <w:rFonts w:ascii="Arial" w:hAnsi="Arial"/>
           <w:b/>
           <w:color w:val="1D4ED8"/>
-          <w:sz w:val="21"/>
+          <w:sz w:val="20"/>
         </w:rPr>
         <w:t>❓ Câu 1 (Học): Tại sao Entity Framework Core LINQ lại chống được SQL Injection?</w:t>
       </w:r>
     </w:p>
     <w:p>
       <w:pPr>
-        <w:spacing w:before="0" w:after="120"/>
+        <w:spacing w:before="0" w:after="80"/>
       </w:pPr>
       <w:r>
         <w:rPr>
           <w:rFonts w:ascii="Arial" w:hAnsi="Arial"/>
           <w:color w:val="0F172A"/>
-          <w:sz w:val="20"/>
+          <w:sz w:val="19"/>
         </w:rPr>
-        <w:t>➔ Trả lời: Thưa thầy, khi sử dụng LINQ (như .Where() hay .FirstOrDefault()), EF Core không ghép chuỗi mà tự động dịch thành câu lệnh SQL có tham số hóa (sp_executesql @p0). SQL Server sẽ phân tích cú pháp và lập Execution Plan trước, sau đó mới truyền giá trị người dùng vào tham số @p0 dưới dạng literal (văn bản thuần). Do đó mọi ký tự như nháy đơn (') hay từ khóa OR đều không thể can thiệp vào logic truy vấn.</w:t>
+        <w:t>➔ Trả lời: Thưa thầy, khi sử dụng LINQ (như .Where() hay .FirstOrDefault()), EF Core không ghép chuỗi mà tự động dịch thành câu lệnh SQL có tham số hóa (sp_executesql @p0). SQL Server sẽ phân tích cú pháp và lập Execution Plan trước, sau đó mới truyền giá trị người dùng vào tham số @p0 dưới dạng literal (văn bản thuần). Do đó mọi ký tự điều khiển đều không thể can thiệp vào logic truy vấn.</w:t>
       </w:r>
     </w:p>
     <w:p>
       <w:pPr>
-        <w:spacing w:before="160" w:after="40"/>
+        <w:spacing w:before="120" w:after="40"/>
       </w:pPr>
       <w:r>
         <w:rPr>
           <w:rFonts w:ascii="Arial" w:hAnsi="Arial"/>
           <w:b/>
           <w:color w:val="1D4ED8"/>
-          <w:sz w:val="21"/>
+          <w:sz w:val="20"/>
         </w:rPr>
-        <w:t>❓ Câu 2 (Học): Nếu tôi bắt buộc phải dùng câu lệnh SQL thuần (Raw SQL) trong EF Core thì làm sao để an toàn?</w:t>
+        <w:t>❓ Câu 2 (Học): Nếu bắt buộc phải dùng câu lệnh SQL thuần (Raw SQL) trong EF Core thì làm sao để an toàn?</w:t>
       </w:r>
     </w:p>
     <w:p>
       <w:pPr>
-        <w:spacing w:before="0" w:after="120"/>
+        <w:spacing w:before="0" w:after="80"/>
       </w:pPr>
       <w:r>
         <w:rPr>
           <w:rFonts w:ascii="Arial" w:hAnsi="Arial"/>
           <w:color w:val="0F172A"/>
-          <w:sz w:val="20"/>
+          <w:sz w:val="19"/>
         </w:rPr>
-        <w:t>➔ Trả lời: Thưa thầy, chúng ta tuyệt đối không dùng FromSqlRaw với phép cộng chuỗi ($). Thay vào đó, EF Core cung cấp hàm FromSqlInterpolated() hoặc FromSqlRaw() kèm mảng tham số SqlParameter. Với FromSqlInterpolated, EF Core tự động nhận diện các biến truyền vào trong chuỗi $ và bọc chúng thành tham số @p0, đảm bảo an toàn 100% như dùng LINQ.</w:t>
+        <w:t>➔ Trả lời: Thưa thầy, chúng ta tuyệt đối không dùng phép nối chuỗi ($) trong FromSqlRaw. Thay vào đó, EF Core cung cấp hàm FromSqlInterpolated() hoặc FromSqlRaw() kèm mảng tham số SqlParameter. Với FromSqlInterpolated, EF Core tự động nhận diện các biến truyền vào trong chuỗi và bọc chúng thành tham số @p0, giúp truy vấn sử dụng cơ chế tham số hóa và tránh việc ghép dữ liệu trực tiếp vào SQL.</w:t>
       </w:r>
     </w:p>
     <w:p>
       <w:pPr>
-        <w:spacing w:before="160" w:after="40"/>
+        <w:spacing w:before="120" w:after="40"/>
       </w:pPr>
       <w:r>
         <w:rPr>
           <w:rFonts w:ascii="Arial" w:hAnsi="Arial"/>
           <w:b/>
           <w:color w:val="1D4ED8"/>
-          <w:sz w:val="21"/>
+          <w:sz w:val="20"/>
         </w:rPr>
         <w:t>❓ Câu 3 (Học): Password Hashing có ngăn chặn được SQL Injection không?</w:t>
       </w:r>
     </w:p>
     <w:p>
       <w:pPr>
-        <w:spacing w:before="0" w:after="120"/>
+        <w:spacing w:before="0" w:after="80"/>
       </w:pPr>
       <w:r>
         <w:rPr>
           <w:rFonts w:ascii="Arial" w:hAnsi="Arial"/>
           <w:color w:val="0F172A"/>
-          <w:sz w:val="20"/>
+          <w:sz w:val="19"/>
         </w:rPr>
-        <w:t>➔ Trả lời: Thưa thầy, hoàn toàn không ạ. Password Hashing là cơ chế bảo vệ mật khẩu (Defense-in-Depth) phòng trường hợp CSDL bị đánh cắp hoặc trích xuất ra ngoài thì hacker không đọc được mật khẩu gốc. Còn lỗi SQL Injection xảy ra ở mệnh đề logic WHERE, hacker bypass trực tiếp mà không cần khớp mật khẩu, nên để chặn SQLi bắt buộc phải dùng Parameterized Query.</w:t>
+        <w:t>➔ Trả lời: Thưa thầy, hoàn toàn không ạ. Password Hashing là cơ chế bảo vệ mật khẩu (Defense-in-Depth) phòng trường hợp CSDL bị đánh cắp hoặc trích xuất ra ngoài thì kẻ tấn công không đọc được mật khẩu gốc. Còn lỗi SQL Injection xảy ra ở mệnh đề logic WHERE, kẻ tấn công bypass trực tiếp mà không cần khớp mật khẩu, nên để chặn SQLi bắt buộc phải dùng Parameterized Query.</w:t>
       </w:r>
     </w:p>
     <w:p>
       <w:pPr>
-        <w:spacing w:before="160" w:after="40"/>
+        <w:spacing w:before="120" w:after="40"/>
       </w:pPr>
       <w:r>
         <w:rPr>
           <w:rFonts w:ascii="Arial" w:hAnsi="Arial"/>
           <w:b/>
           <w:color w:val="1D4ED8"/>
-          <w:sz w:val="21"/>
+          <w:sz w:val="20"/>
         </w:rPr>
         <w:t>❓ Câu 4 (Bình): Phân biệt Stored XSS với Reflected XSS và DOM-based XSS?</w:t>
       </w:r>
     </w:p>
     <w:p>
       <w:pPr>
-        <w:spacing w:before="0" w:after="120"/>
+        <w:spacing w:before="0" w:after="80"/>
       </w:pPr>
       <w:r>
         <w:rPr>
           <w:rFonts w:ascii="Arial" w:hAnsi="Arial"/>
           <w:color w:val="0F172A"/>
-          <w:sz w:val="20"/>
+          <w:sz w:val="19"/>
         </w:rPr>
-        <w:t>➔ Trả lời: Thưa thầy: Reflected XSS là mã độc nằm trong URL (query string) và chỉ chạy khi nạn nhân bấm vào link đó; DOM-based XSS là lỗi hoàn toàn ở mã JavaScript phía client tự đọc và ghi dữ liệu không an toàn vào DOM; còn Stored XSS là mã độc được lưu trữ vĩnh viễn trong CSDL của máy chủ, bất kỳ ai truy cập trang hiển thị dữ liệu đó đều tự động bị tấn công mà không cần bấm link lạ.</w:t>
+        <w:t>➔ Trả lời: Thưa thầy: Reflected XSS là mã độc nằm trong URL và chỉ chạy khi nạn nhân bấm vào link đó; DOM-based XSS là lỗi hoàn toàn ở mã JavaScript phía client tự đọc và ghi dữ liệu không an toàn vào DOM; còn Stored XSS là mã độc được lưu trữ trực tiếp trong CSDL của máy chủ, bất kỳ ai truy cập trang hiển thị dữ liệu đó đều tự động bị tấn công mà không cần bấm link lạ.</w:t>
       </w:r>
     </w:p>
     <w:p>
       <w:pPr>
-        <w:spacing w:before="160" w:after="40"/>
+        <w:spacing w:before="120" w:after="40"/>
       </w:pPr>
       <w:r>
         <w:rPr>
           <w:rFonts w:ascii="Arial" w:hAnsi="Arial"/>
           <w:b/>
           <w:color w:val="1D4ED8"/>
-          <w:sz w:val="21"/>
+          <w:sz w:val="20"/>
         </w:rPr>
-        <w:t>❓ Câu 5 (Bình): Nếu tôi viết hàm kiểm tra, cứ thấy chữ '&lt;script&gt;' là xóa đi thì có chặn được XSS không?</w:t>
+        <w:t>❓ Câu 5 (Bình): Nếu viết hàm kiểm tra, cứ thấy chữ '&lt;script&gt;' là xóa đi thì có chặn được XSS không?</w:t>
       </w:r>
     </w:p>
     <w:p>
       <w:pPr>
-        <w:spacing w:before="0" w:after="120"/>
+        <w:spacing w:before="0" w:after="80"/>
       </w:pPr>
       <w:r>
         <w:rPr>
           <w:rFonts w:ascii="Arial" w:hAnsi="Arial"/>
           <w:color w:val="0F172A"/>
-          <w:sz w:val="20"/>
+          <w:sz w:val="19"/>
         </w:rPr>
-        <w:t>➔ Trả lời: Thưa thầy là không an toàn ạ. Đây là cách tiếp cận Blacklist (danh sách đen) rất dễ bị bypass. Kẻ tấn công có thể chèn script qua các thẻ HTML khác có hỗ trợ Event Handler như &lt;img src=x onerror=alert(1)&gt;, &lt;svg onload=...&gt;, hoặc dùng kỹ thuật lồng thẻ như &lt;scr&lt;script&gt;ipt&gt;. Cách phòng thủ chuẩn nhất là Whitelist Sanitization hoặc Context-Aware HTML Encoding ở đầu ra.</w:t>
+        <w:t>➔ Trả lời: Thưa thầy là không an toàn ạ. Đây là cách tiếp cận Blacklist (danh sách đen) rất dễ bị vượt qua. Kẻ tấn công có thể chèn script qua các thẻ HTML khác có hỗ trợ Event Handler như &lt;img src=x onerror=alert(1)&gt;, &lt;svg onload=...&gt;, hoặc dùng kỹ thuật lồng thẻ. Cách phòng thủ chuẩn nhất là Whitelist Sanitization hoặc Context-Aware HTML Encoding ở đầu ra.</w:t>
       </w:r>
     </w:p>
     <w:p>
       <w:pPr>
-        <w:spacing w:before="160" w:after="40"/>
+        <w:spacing w:before="120" w:after="40"/>
       </w:pPr>
       <w:r>
         <w:rPr>
           <w:rFonts w:ascii="Arial" w:hAnsi="Arial"/>
           <w:b/>
           <w:color w:val="1D4ED8"/>
-          <w:sz w:val="21"/>
+          <w:sz w:val="20"/>
         </w:rPr>
         <w:t>❓ Câu 6 (Bình): Cờ HttpOnly trong Cookie hoạt động thế nào và tại sao nó quan trọng?</w:t>
       </w:r>
     </w:p>
     <w:p>
       <w:pPr>
-        <w:spacing w:before="0" w:after="120"/>
+        <w:spacing w:before="0" w:after="80"/>
       </w:pPr>
       <w:r>
         <w:rPr>
           <w:rFonts w:ascii="Arial" w:hAnsi="Arial"/>
           <w:color w:val="0F172A"/>
-          <w:sz w:val="20"/>
+          <w:sz w:val="19"/>
         </w:rPr>
         <w:t>➔ Trả lời: Thưa thầy, cờ HttpOnly là một chỉ thị yêu cầu trình duyệt cấm tuyệt đối mọi đoạn mã JavaScript (như document.cookie) truy cập vào cookie đó. Cookie chỉ được đính kèm tự động trong các HTTP Request gửi về máy chủ. Kể cả khi trang web xuất hiện lỗi XSS, kẻ tấn công cũng không thể đọc trộm được Session Cookie để chiếm đoạt phiên làm việc.</w:t>
       </w:r>
     </w:p>
     <w:p>
       <w:pPr>
-        <w:spacing w:before="160" w:after="40"/>
+        <w:spacing w:before="120" w:after="40"/>
       </w:pPr>
       <w:r>
         <w:rPr>
           <w:rFonts w:ascii="Arial" w:hAnsi="Arial"/>
           <w:b/>
           <w:color w:val="1D4ED8"/>
-          <w:sz w:val="21"/>
+          <w:sz w:val="20"/>
         </w:rPr>
         <w:t>❓ Câu 7 (Cường): CSRF khác gì so với XSS?</w:t>
       </w:r>
     </w:p>
     <w:p>
       <w:pPr>
-        <w:spacing w:before="0" w:after="120"/>
+        <w:spacing w:before="0" w:after="80"/>
       </w:pPr>
       <w:r>
         <w:rPr>
           <w:rFonts w:ascii="Arial" w:hAnsi="Arial"/>
           <w:color w:val="0F172A"/>
-          <w:sz w:val="20"/>
+          <w:sz w:val="19"/>
         </w:rPr>
         <w:t>➔ Trả lời: Thưa thầy: XSS là kẻ tấn công tiêm mã kịch bản độc hại để chạy TRỰC TIẾP trên trình duyệt của nạn nhân tại trang web mục tiêu; còn CSRF là kẻ tấn công tạo một trang web KHÁC (Cross-Site) để lừa trình duyệt của nạn nhân gửi request mượn quyền (kèm Cookie hợp lệ) sang trang web mục tiêu mà không cần chạy mã trên trang web mục tiêu.</w:t>
       </w:r>
     </w:p>
     <w:p>
       <w:pPr>
-        <w:spacing w:before="160" w:after="40"/>
+        <w:spacing w:before="120" w:after="40"/>
       </w:pPr>
       <w:r>
         <w:rPr>
           <w:rFonts w:ascii="Arial" w:hAnsi="Arial"/>
           <w:b/>
           <w:color w:val="1D4ED8"/>
-          <w:sz w:val="21"/>
+          <w:sz w:val="20"/>
         </w:rPr>
         <w:t>❓ Câu 8 (Cường): Tại sao trang web của hacker lại không đọc được Anti-Forgery Token của nạn nhân?</w:t>
       </w:r>
     </w:p>
     <w:p>
       <w:pPr>
-        <w:spacing w:before="0" w:after="120"/>
+        <w:spacing w:before="0" w:after="80"/>
       </w:pPr>
       <w:r>
         <w:rPr>
           <w:rFonts w:ascii="Arial" w:hAnsi="Arial"/>
           <w:color w:val="0F172A"/>
-          <w:sz w:val="20"/>
+          <w:sz w:val="19"/>
         </w:rPr>
         <w:t>➔ Trả lời: Thưa thầy, đó là nhờ Chính sách Cùng nguồn gốc (Same-Origin Policy - SOP) của trình duyệt. Trình duyệt ngăn cấm mã JavaScript ở tên miền A (như attacker-site.com) đọc nội dung DOM hoặc tài nguyên của tên miền B (như website tư vấn localhost:5076). Hacker chỉ có thể kích hoạt gửi request POST sang chứ không thể đọc trộm mã token ẩn trong form của nạn nhân.</w:t>
       </w:r>
     </w:p>
     <w:p>
       <w:pPr>
-        <w:spacing w:before="160" w:after="40"/>
+        <w:spacing w:before="120" w:after="40"/>
       </w:pPr>
       <w:r>
         <w:rPr>
           <w:rFonts w:ascii="Arial" w:hAnsi="Arial"/>
           <w:b/>
           <w:color w:val="1D4ED8"/>
-          <w:sz w:val="21"/>
+          <w:sz w:val="20"/>
         </w:rPr>
         <w:t>❓ Câu 9 (Cường): Thuộc tính SameSite của Cookie có thay thế hoàn toàn được Anti-Forgery Token không?</w:t>
       </w:r>
     </w:p>
     <w:p>
       <w:pPr>
-        <w:spacing w:before="0" w:after="120"/>
+        <w:spacing w:before="0" w:after="80"/>
       </w:pPr>
       <w:r>
         <w:rPr>
           <w:rFonts w:ascii="Arial" w:hAnsi="Arial"/>
           <w:color w:val="0F172A"/>
-          <w:sz w:val="20"/>
+          <w:sz w:val="19"/>
         </w:rPr>
-        <w:t>➔ Trả lời: Thưa thầy, SameSite=Strict hoặc Lax là một lớp phòng thủ rất tốt ở tầng trình duyệt để hạn chế gửi cookie cross-site. Tuy nhiên, nó không thể thay thế hoàn toàn Token vì vẫn có rủi ro từ các trình duyệt cũ không hỗ trợ SameSite, hoặc các request dạng top-level navigation ở chế độ Lax. Do đó, khuyến nghị bảo mật của OWASP là kết hợp cả hai: SameSite Cookie và Anti-Forgery Token.</w:t>
+        <w:t>➔ Trả lời: Thưa thầy, SameSite=Strict hoặc Lax là một lớp phòng thủ rất tốt ở tầng trình duyệt để hạn chế gửi cookie cross-site. Tuy nhiên, nó không thể thay thế hoàn toàn Token vì vẫn có rủi ro từ các trình duyệt cũ không hỗ trợ SameSite, hoặc các request dạng top-level navigation ở chế độ Lax. Do đó, việc kết hợp cả hai lớp bảo vệ mang lại độ an toàn cao nhất.</w:t>
       </w:r>
     </w:p>
     <w:p>
       <w:pPr>
-        <w:spacing w:before="160" w:after="40"/>
+        <w:spacing w:before="120" w:after="40"/>
       </w:pPr>
       <w:r>
         <w:rPr>
           <w:rFonts w:ascii="Arial" w:hAnsi="Arial"/>
           <w:b/>
           <w:color w:val="1D4ED8"/>
-          <w:sz w:val="21"/>
+          <w:sz w:val="20"/>
         </w:rPr>
         <w:t>❓ Câu 10 (Cả nhóm): Nhóm đã đưa các giải pháp an ninh này vào Đồ án BTL như thế nào?</w:t>
       </w:r>
     </w:p>
     <w:p>
       <w:pPr>
-        <w:spacing w:before="0" w:after="120"/>
+        <w:spacing w:before="0" w:after="80"/>
       </w:pPr>
       <w:r>
         <w:rPr>
           <w:rFonts w:ascii="Arial" w:hAnsi="Arial"/>
           <w:color w:val="0F172A"/>
-          <w:sz w:val="20"/>
+          <w:sz w:val="19"/>
         </w:rPr>
         <w:t>➔ Trả lời: Thưa thầy, toàn bộ các giải pháp này đã được tích hợp thành Security View trong đồ án: Toàn bộ truy vấn CSDL trong BTL dùng 100% LINQ qua EF Core Code-First; Form đăng nhập và đánh giá chuyên gia dùng Razor HTML Encoding mặc định và mã hóa Identity; còn toàn bộ Form chuyển tiền ví và gọi AJAX Fetch API đặt lịch hẹn đều bắt buộc xác thực qua Anti-Forgery Token.</w:t>
       </w:r>
